--- a/Описание_Планирование_спринта_PRO.docx
+++ b/Описание_Планирование_спринта_PRO.docx
@@ -2851,6 +2851,401 @@
         <w:t>Правило здорового плана: доля Must не должна превышать ~60% ёмкости спринта — иначе не остаётся буфера на риски и непредвиденные задачи.</w:t>
       </w:r>
     </w:p>
+    <w:p>
+      <w:pPr>
+        <w:pStyle w:val="Heading1"/>
+      </w:pPr>
+      <w:r>
+        <w:t>FAQ — частые вопросы (раздел «Справка»)</w:t>
+      </w:r>
+    </w:p>
+    <w:p>
+      <w:r>
+        <w:t>Назначение: ответы на типичные вопросы о работе с приложением. В приложении раздел «Справка → FAQ» показывает вопросы в виде раскрывающегося списка (аккордеон) с поиском и таблицей для редактирования; администратор и редактор могут добавлять и менять вопросы. Тот же список выгружается на лист FAQ в Excel.</w:t>
+      </w:r>
+    </w:p>
+    <w:p>
+      <w:pPr>
+        <w:pStyle w:val="Heading2"/>
+      </w:pPr>
+      <w:r>
+        <w:t>Начало работы</w:t>
+      </w:r>
+    </w:p>
+    <w:p>
+      <w:r>
+        <w:rPr>
+          <w:b/>
+        </w:rPr>
+        <w:t xml:space="preserve">В: </w:t>
+      </w:r>
+      <w:r>
+        <w:rPr>
+          <w:b/>
+        </w:rPr>
+        <w:t>С чего начать работу в приложении?</w:t>
+      </w:r>
+    </w:p>
+    <w:p>
+      <w:r>
+        <w:rPr>
+          <w:b/>
+        </w:rPr>
+        <w:t xml:space="preserve">О: </w:t>
+      </w:r>
+      <w:r>
+        <w:t>Заполните «Параметры» (даты старта, число спринтов, focus factor), затем «Команду» и «Бэклог». Остальное — дорожная карта, ёмкость, velocity, релизы и метрики — считается автоматически.</w:t>
+      </w:r>
+    </w:p>
+    <w:p>
+      <w:r>
+        <w:rPr>
+          <w:b/>
+        </w:rPr>
+        <w:t xml:space="preserve">В: </w:t>
+      </w:r>
+      <w:r>
+        <w:rPr>
+          <w:b/>
+        </w:rPr>
+        <w:t>Нужен ли интернет или сервер?</w:t>
+      </w:r>
+    </w:p>
+    <w:p>
+      <w:r>
+        <w:rPr>
+          <w:b/>
+        </w:rPr>
+        <w:t xml:space="preserve">О: </w:t>
+      </w:r>
+      <w:r>
+        <w:t>Нет. Приложение работает локально в браузере (localStorage). При поднятом backend состояние синхронизируется через /api/state.</w:t>
+      </w:r>
+    </w:p>
+    <w:p>
+      <w:r>
+        <w:rPr>
+          <w:b/>
+        </w:rPr>
+        <w:t xml:space="preserve">В: </w:t>
+      </w:r>
+      <w:r>
+        <w:rPr>
+          <w:b/>
+        </w:rPr>
+        <w:t>Как быстро найти нужный раздел или действие?</w:t>
+      </w:r>
+    </w:p>
+    <w:p>
+      <w:r>
+        <w:rPr>
+          <w:b/>
+        </w:rPr>
+        <w:t xml:space="preserve">О: </w:t>
+      </w:r>
+      <w:r>
+        <w:t>Нажмите Ctrl/⌘+K — командная палитра ищет по всем разделам и действиям.</w:t>
+      </w:r>
+    </w:p>
+    <w:p>
+      <w:pPr>
+        <w:pStyle w:val="Heading2"/>
+      </w:pPr>
+      <w:r>
+        <w:t>Планирование</w:t>
+      </w:r>
+    </w:p>
+    <w:p>
+      <w:r>
+        <w:rPr>
+          <w:b/>
+        </w:rPr>
+        <w:t xml:space="preserve">В: </w:t>
+      </w:r>
+      <w:r>
+        <w:rPr>
+          <w:b/>
+        </w:rPr>
+        <w:t>Как рассчитывается ёмкость спринта?</w:t>
+      </w:r>
+    </w:p>
+    <w:p>
+      <w:r>
+        <w:rPr>
+          <w:b/>
+        </w:rPr>
+        <w:t xml:space="preserve">О: </w:t>
+      </w:r>
+      <w:r>
+        <w:t>Из состава команды и её доступности, отсутствий, числа рабочих дней спринта (с учётом «Календаря») и focus factor.</w:t>
+      </w:r>
+    </w:p>
+    <w:p>
+      <w:r>
+        <w:rPr>
+          <w:b/>
+        </w:rPr>
+        <w:t xml:space="preserve">В: </w:t>
+      </w:r>
+      <w:r>
+        <w:rPr>
+          <w:b/>
+        </w:rPr>
+        <w:t>Что такое focus factor?</w:t>
+      </w:r>
+    </w:p>
+    <w:p>
+      <w:r>
+        <w:rPr>
+          <w:b/>
+        </w:rPr>
+        <w:t xml:space="preserve">О: </w:t>
+      </w:r>
+      <w:r>
+        <w:t>Доля рабочего времени, реально уходящая на задачи спринта (обычно 0.7–0.8).</w:t>
+      </w:r>
+    </w:p>
+    <w:p>
+      <w:r>
+        <w:rPr>
+          <w:b/>
+        </w:rPr>
+        <w:t xml:space="preserve">В: </w:t>
+      </w:r>
+      <w:r>
+        <w:rPr>
+          <w:b/>
+        </w:rPr>
+        <w:t>Чем отличаются RICE и MoSCoW?</w:t>
+      </w:r>
+    </w:p>
+    <w:p>
+      <w:r>
+        <w:rPr>
+          <w:b/>
+        </w:rPr>
+        <w:t xml:space="preserve">О: </w:t>
+      </w:r>
+      <w:r>
+        <w:t>RICE даёт числовой балл для ранжирования; MoSCoW распределяет фичи по категориям Must / Should / Could / Won't. Используются вместе.</w:t>
+      </w:r>
+    </w:p>
+    <w:p>
+      <w:pPr>
+        <w:pStyle w:val="Heading2"/>
+      </w:pPr>
+      <w:r>
+        <w:t>Данные и доступ</w:t>
+      </w:r>
+    </w:p>
+    <w:p>
+      <w:r>
+        <w:rPr>
+          <w:b/>
+        </w:rPr>
+        <w:t xml:space="preserve">В: </w:t>
+      </w:r>
+      <w:r>
+        <w:rPr>
+          <w:b/>
+        </w:rPr>
+        <w:t>Где хранятся мои данные?</w:t>
+      </w:r>
+    </w:p>
+    <w:p>
+      <w:r>
+        <w:rPr>
+          <w:b/>
+        </w:rPr>
+        <w:t xml:space="preserve">О: </w:t>
+      </w:r>
+      <w:r>
+        <w:t>Локально в браузере и, при настроенном сервере, в PostgreSQL через /api/state. Для резервной копии — экспорт JSON или Excel.</w:t>
+      </w:r>
+    </w:p>
+    <w:p>
+      <w:r>
+        <w:rPr>
+          <w:b/>
+        </w:rPr>
+        <w:t xml:space="preserve">В: </w:t>
+      </w:r>
+      <w:r>
+        <w:rPr>
+          <w:b/>
+        </w:rPr>
+        <w:t>Как перенести данные на другой компьютер?</w:t>
+      </w:r>
+    </w:p>
+    <w:p>
+      <w:r>
+        <w:rPr>
+          <w:b/>
+        </w:rPr>
+        <w:t xml:space="preserve">О: </w:t>
+      </w:r>
+      <w:r>
+        <w:t>Экспорт «JSON» на одном компьютере, «Импорт» — на другом (доступно администратору).</w:t>
+      </w:r>
+    </w:p>
+    <w:p>
+      <w:r>
+        <w:rPr>
+          <w:b/>
+        </w:rPr>
+        <w:t xml:space="preserve">В: </w:t>
+      </w:r>
+      <w:r>
+        <w:rPr>
+          <w:b/>
+        </w:rPr>
+        <w:t>Что делает кнопка «Сброс»?</w:t>
+      </w:r>
+    </w:p>
+    <w:p>
+      <w:r>
+        <w:rPr>
+          <w:b/>
+        </w:rPr>
+        <w:t xml:space="preserve">О: </w:t>
+      </w:r>
+      <w:r>
+        <w:t>Возвращает данные к исходному демо-набору. Необратимо, только для администратора — предварительно сделайте экспорт.</w:t>
+      </w:r>
+    </w:p>
+    <w:p>
+      <w:r>
+        <w:rPr>
+          <w:b/>
+        </w:rPr>
+        <w:t xml:space="preserve">В: </w:t>
+      </w:r>
+      <w:r>
+        <w:rPr>
+          <w:b/>
+        </w:rPr>
+        <w:t>Чем отличаются режимы Просмотр, Редактор и Администратор?</w:t>
+      </w:r>
+    </w:p>
+    <w:p>
+      <w:r>
+        <w:rPr>
+          <w:b/>
+        </w:rPr>
+        <w:t xml:space="preserve">О: </w:t>
+      </w:r>
+      <w:r>
+        <w:t>Просмотр — только чтение; Редактор правит данные (кроме «Параметров», «Сброса», «Импорта»); Администратор — полный доступ и коды доступа.</w:t>
+      </w:r>
+    </w:p>
+    <w:p>
+      <w:r>
+        <w:rPr>
+          <w:b/>
+        </w:rPr>
+        <w:t xml:space="preserve">В: </w:t>
+      </w:r>
+      <w:r>
+        <w:rPr>
+          <w:b/>
+        </w:rPr>
+        <w:t>Как сменить режим доступа?</w:t>
+      </w:r>
+    </w:p>
+    <w:p>
+      <w:r>
+        <w:rPr>
+          <w:b/>
+        </w:rPr>
+        <w:t xml:space="preserve">О: </w:t>
+      </w:r>
+      <w:r>
+        <w:t>Кнопка режима в шапке; переход в «Редактор»/«Администратор» — по коду, заданному администратором.</w:t>
+      </w:r>
+    </w:p>
+    <w:p>
+      <w:pPr>
+        <w:pStyle w:val="Heading2"/>
+      </w:pPr>
+      <w:r>
+        <w:t>Экспорт и интерфейс</w:t>
+      </w:r>
+    </w:p>
+    <w:p>
+      <w:r>
+        <w:rPr>
+          <w:b/>
+        </w:rPr>
+        <w:t xml:space="preserve">В: </w:t>
+      </w:r>
+      <w:r>
+        <w:rPr>
+          <w:b/>
+        </w:rPr>
+        <w:t>Как выгрузить план в Excel?</w:t>
+      </w:r>
+    </w:p>
+    <w:p>
+      <w:r>
+        <w:rPr>
+          <w:b/>
+        </w:rPr>
+        <w:t xml:space="preserve">О: </w:t>
+      </w:r>
+      <w:r>
+        <w:t>Кнопка «Excel» в шапке или Ctrl/⌘+K → «Экспорт в Excel». Файл включает все разделы, в том числе RICE, MoSCoW и FAQ.</w:t>
+      </w:r>
+    </w:p>
+    <w:p>
+      <w:r>
+        <w:rPr>
+          <w:b/>
+        </w:rPr>
+        <w:t xml:space="preserve">В: </w:t>
+      </w:r>
+      <w:r>
+        <w:rPr>
+          <w:b/>
+        </w:rPr>
+        <w:t>Есть ли описание и презентация приложения?</w:t>
+      </w:r>
+    </w:p>
+    <w:p>
+      <w:r>
+        <w:rPr>
+          <w:b/>
+        </w:rPr>
+        <w:t xml:space="preserve">О: </w:t>
+      </w:r>
+      <w:r>
+        <w:t>Да: «Описание…», «Иллюстрированное описание…» (docx) и презентация (pptx).</w:t>
+      </w:r>
+    </w:p>
+    <w:p>
+      <w:r>
+        <w:rPr>
+          <w:b/>
+        </w:rPr>
+        <w:t xml:space="preserve">В: </w:t>
+      </w:r>
+      <w:r>
+        <w:rPr>
+          <w:b/>
+        </w:rPr>
+        <w:t>Как свернуть боковое меню?</w:t>
+      </w:r>
+    </w:p>
+    <w:p>
+      <w:r>
+        <w:rPr>
+          <w:b/>
+        </w:rPr>
+        <w:t xml:space="preserve">О: </w:t>
+      </w:r>
+      <w:r>
+        <w:t>Кнопка-гамбургер (☰) в шапке сворачивает/разворачивает список разделов; на мобильном — открывает выдвижное меню.</w:t>
+      </w:r>
+    </w:p>
     <w:sectPr>
       <w:pgSz w:w="12240" w:h="15840"/>
       <w:pgMar w:top="1440" w:right="1800" w:bottom="1440" w:left="1800" w:header="720" w:footer="720" w:gutter="0"/>

--- a/Описание_Планирование_спринта_PRO.docx
+++ b/Описание_Планирование_спринта_PRO.docx
@@ -3246,6 +3246,156 @@
         <w:t>Кнопка-гамбургер (☰) в шапке сворачивает/разворачивает список разделов; на мобильном — открывает выдвижное меню.</w:t>
       </w:r>
     </w:p>
+    <w:p>
+      <w:pPr>
+        <w:pStyle w:val="Heading1"/>
+      </w:pPr>
+      <w:r>
+        <w:t>Авторизация и роли (серверная авторизация)</w:t>
+      </w:r>
+    </w:p>
+    <w:p>
+      <w:r>
+        <w:t>Назначение: настоящая серверная авторизация с разграничением прав. Вход выполняется по логину и паролю; роль пользователя определяет, что он может делать.</w:t>
+      </w:r>
+    </w:p>
+    <w:p>
+      <w:r>
+        <w:t>Роли и учётные записи хранятся в базе данных PostgreSQL. Пароли не хранятся в открытом виде — используется хэширование PBKDF2 с солью; сессии выдаются в виде токенов с ограниченным сроком.</w:t>
+      </w:r>
+    </w:p>
+    <w:tbl>
+      <w:tblPr>
+        <w:tblStyle w:val="LightGrid-Accent1"/>
+        <w:tblW w:type="auto" w:w="0"/>
+        <w:tblLook w:firstColumn="1" w:firstRow="1" w:lastColumn="0" w:lastRow="0" w:noHBand="0" w:noVBand="1" w:val="04A0"/>
+      </w:tblPr>
+      <w:tblGrid>
+        <w:gridCol w:w="4320"/>
+        <w:gridCol w:w="4320"/>
+      </w:tblGrid>
+      <w:tr>
+        <w:tc>
+          <w:tcPr>
+            <w:tcW w:type="dxa" w:w="4320"/>
+          </w:tcPr>
+          <w:p>
+            <w:r>
+              <w:t>Роль</w:t>
+            </w:r>
+          </w:p>
+        </w:tc>
+        <w:tc>
+          <w:tcPr>
+            <w:tcW w:type="dxa" w:w="4320"/>
+          </w:tcPr>
+          <w:p>
+            <w:r>
+              <w:t>Права</w:t>
+            </w:r>
+          </w:p>
+        </w:tc>
+      </w:tr>
+      <w:tr>
+        <w:tc>
+          <w:tcPr>
+            <w:tcW w:type="dxa" w:w="4320"/>
+          </w:tcPr>
+          <w:p>
+            <w:r>
+              <w:t>Просмотр (Viewer)</w:t>
+            </w:r>
+          </w:p>
+        </w:tc>
+        <w:tc>
+          <w:tcPr>
+            <w:tcW w:type="dxa" w:w="4320"/>
+          </w:tcPr>
+          <w:p>
+            <w:r>
+              <w:t>Только чтение: все разделы видны, редактирование недоступно.</w:t>
+            </w:r>
+          </w:p>
+        </w:tc>
+      </w:tr>
+      <w:tr>
+        <w:tc>
+          <w:tcPr>
+            <w:tcW w:type="dxa" w:w="4320"/>
+          </w:tcPr>
+          <w:p>
+            <w:r>
+              <w:t>Редактор (Editor)</w:t>
+            </w:r>
+          </w:p>
+        </w:tc>
+        <w:tc>
+          <w:tcPr>
+            <w:tcW w:type="dxa" w:w="4320"/>
+          </w:tcPr>
+          <w:p>
+            <w:r>
+              <w:t>Правка данных во всех разделах, кроме «Параметров», сброса и импорта.</w:t>
+            </w:r>
+          </w:p>
+        </w:tc>
+      </w:tr>
+      <w:tr>
+        <w:tc>
+          <w:tcPr>
+            <w:tcW w:type="dxa" w:w="4320"/>
+          </w:tcPr>
+          <w:p>
+            <w:r>
+              <w:t>Администратор (Admin)</w:t>
+            </w:r>
+          </w:p>
+        </w:tc>
+        <w:tc>
+          <w:tcPr>
+            <w:tcW w:type="dxa" w:w="4320"/>
+          </w:tcPr>
+          <w:p>
+            <w:r>
+              <w:t>Полный доступ, включая параметры и управление учётными записями.</w:t>
+            </w:r>
+          </w:p>
+        </w:tc>
+      </w:tr>
+    </w:tbl>
+    <w:p>
+      <w:r>
+        <w:t>Права проверяются на сервере (в Java) при каждом запросе: чтение доступно любому вошедшему пользователю, изменение данных — только Редактору или Администратору, управление пользователями — только Администратору. Администратор может добавлять учётные записи, менять роль и пароль, отключать и удалять пользователей.</w:t>
+      </w:r>
+    </w:p>
+    <w:p>
+      <w:r>
+        <w:t>Если сервер недоступен (приложение открыто как локальный файл), работает офлайн-режим: данные хранятся локально в браузере, роли переключаются по кодам доступа.</w:t>
+      </w:r>
+    </w:p>
+    <w:p>
+      <w:pPr>
+        <w:pStyle w:val="Heading1"/>
+      </w:pPr>
+      <w:r>
+        <w:t>Помощник (чат-бот)</w:t>
+      </w:r>
+    </w:p>
+    <w:p>
+      <w:r>
+        <w:t>Назначение: встроенный ассистент по приложению. Кнопка с иконкой чата в правом нижнем углу открывает панель «Помощник».</w:t>
+      </w:r>
+    </w:p>
+    <w:p>
+      <w:r>
+        <w:t>Помощник отвечает на вопросы по текущим данным проекта: средняя velocity, health-index, открытые баги, заблокированные зависимости, готовность DoD, Time to Market, состав команды, бюджет и прогноз завершения. Отдельно показывает сводку «что требует внимания».</w:t>
+      </w:r>
+    </w:p>
+    <w:p>
+      <w:r>
+        <w:t>Также помощник объясняет методологии (RICE, MoSCoW), ищет ответы в разделе FAQ и открывает нужный раздел приложения по запросу (например, «открой риски»). Работает офлайн, без обращения к внешним сервисам.</w:t>
+      </w:r>
+    </w:p>
     <w:sectPr>
       <w:pgSz w:w="12240" w:h="15840"/>
       <w:pgMar w:top="1440" w:right="1800" w:bottom="1440" w:left="1800" w:header="720" w:footer="720" w:gutter="0"/>

--- a/Описание_Планирование_спринта_PRO.docx
+++ b/Описание_Планирование_спринта_PRO.docx
@@ -3396,6 +3396,52 @@
         <w:t>Также помощник объясняет методологии (RICE, MoSCoW), ищет ответы в разделе FAQ и открывает нужный раздел приложения по запросу (например, «открой риски»). Работает офлайн, без обращения к внешним сервисам.</w:t>
       </w:r>
     </w:p>
+    <w:p>
+      <w:pPr>
+        <w:pStyle w:val="Heading1"/>
+      </w:pPr>
+      <w:r>
+        <w:t>Kanban-доска (раздел «Планирование»)</w:t>
+      </w:r>
+    </w:p>
+    <w:p>
+      <w:r>
+        <w:t>Назначение: визуальное управление задачами по статусам. Доска состоит из трёх колонок — «К выполнению», «В работе» и «Готово»; карточки берутся из «Бэклога». Есть фильтр по спринту.</w:t>
+      </w:r>
+    </w:p>
+    <w:p>
+      <w:r>
+        <w:t>Карточки перетаскиваются между колонками (drag &amp; drop); для сенсорных экранов на карточке есть кнопки перехода на шаг назад/вперёд. Перетаскивание доступно Редактору и Администратору; у Наблюдателя доска в режиме просмотра.</w:t>
+      </w:r>
+    </w:p>
+    <w:p>
+      <w:r>
+        <w:t>Связка с другими разделами: при перемещении карточки меняется статус задачи и логически проставляются даты — при переходе «В работе» ставится дата старта, при «Готово» — дата завершения, при возврате в «К выполнению» даты очищаются. Изменение синхронно отражается в «Бэклоге», «Дорожной карте» (процент выполнения), диаграмме Ганта, аналитике (velocity, cycle time, CFD), на дашборде и в релизах — так как все разделы считаются из единого списка задач.</w:t>
+      </w:r>
+    </w:p>
+    <w:p>
+      <w:pPr>
+        <w:pStyle w:val="Heading1"/>
+      </w:pPr>
+      <w:r>
+        <w:t>Журнал событий и логирование</w:t>
+      </w:r>
+    </w:p>
+    <w:p>
+      <w:r>
+        <w:t>Назначение: раздел «Журнал событий» доступен всем пользователям. Всем показывается «История изменений» — список версий приложения с датами и перечнем изменений.</w:t>
+      </w:r>
+    </w:p>
+    <w:p>
+      <w:r>
+        <w:t>Для администратора дополнительно доступен полный журнал всех событий с фильтрами по категории и пользователю: вход и выход, неудачные попытки входа, изменения данных, отказы в доступе, действия в интерфейсе (открытие разделов, экспорт, перемещение карточек на Kanban-доске и т.д.).</w:t>
+      </w:r>
+    </w:p>
+    <w:p>
+      <w:r>
+        <w:t>Технически все события пишутся на сервере (в Java, при каждом запросе) в отдельную базу данных PostgreSQL. Логирование изолировано от основной базы, выполняется асинхронно и отказоустойчиво: если база журнала недоступна, приложение продолжает работать без сбоев.</w:t>
+      </w:r>
+    </w:p>
     <w:sectPr>
       <w:pgSz w:w="12240" w:h="15840"/>
       <w:pgMar w:top="1440" w:right="1800" w:bottom="1440" w:left="1800" w:header="720" w:footer="720" w:gutter="0"/>

--- a/Описание_Планирование_спринта_PRO.docx
+++ b/Описание_Планирование_спринта_PRO.docx
@@ -3442,6 +3442,96 @@
         <w:t>Технически все события пишутся на сервере (в Java, при каждом запросе) в отдельную базу данных PostgreSQL. Логирование изолировано от основной базы, выполняется асинхронно и отказоустойчиво: если база журнала недоступна, приложение продолжает работать без сбоев.</w:t>
       </w:r>
     </w:p>
+    <w:p>
+      <w:pPr>
+        <w:pStyle w:val="Heading1"/>
+      </w:pPr>
+      <w:r>
+        <w:t>Дэйли (Daily Standup) — раздел «Церемонии»</w:t>
+      </w:r>
+    </w:p>
+    <w:p>
+      <w:r>
+        <w:t>Назначение: ежедневная короткая синхронизация команды. Каждый участник отвечает на три вопроса — что сделал вчера, что планирует сегодня и что мешает (блокеры).</w:t>
+      </w:r>
+    </w:p>
+    <w:p>
+      <w:r>
+        <w:t>В разделе фиксируются записи по дням и участникам (дата, спринт, «Вчера», «Сегодня», «Блокер»). KPI показывают число записей, дней, участников и озвученных блокеров. Блокеры удобно переводить в задачи «Бэклога» или во «Внешние зависимости».</w:t>
+      </w:r>
+    </w:p>
+    <w:p>
+      <w:pPr>
+        <w:pStyle w:val="Heading1"/>
+      </w:pPr>
+      <w:r>
+        <w:t>Груминг бэклога (Backlog Refinement) — раздел «Церемонии»</w:t>
+      </w:r>
+    </w:p>
+    <w:p>
+      <w:r>
+        <w:t>Назначение: регулярная подготовка бэклога к спринту. Элементы уточняются, декомпозируются, оцениваются и приоритизируются, чтобы к планированию они соответствовали Definition of Ready.</w:t>
+      </w:r>
+    </w:p>
+    <w:p>
+      <w:r>
+        <w:t>Таблица фиксирует дату, элемент бэклога, действие (оценка / декомпозиция / уточнение / приоритизация / отклонено), оценку в SP, готовность к спринту и ответственного. KPI: сколько разобрано, сколько готово к спринту, суммарная оценка и процент готовности.</w:t>
+      </w:r>
+    </w:p>
+    <w:p>
+      <w:pPr>
+        <w:pStyle w:val="Heading1"/>
+      </w:pPr>
+      <w:r>
+        <w:t>Демо спринта (Sprint Review) — раздел «Церемонии»</w:t>
+      </w:r>
+    </w:p>
+    <w:p>
+      <w:r>
+        <w:t>Назначение: обзор итогов спринта. Команда демонстрирует готовый инкремент заказчикам и стейкхолдерам, собирает обратную связь и решает, что принято, а что уходит на доработку.</w:t>
+      </w:r>
+    </w:p>
+    <w:p>
+      <w:r>
+        <w:t>Таблица содержит спринт, дату, что демонстрировали, докладчика, участников/заказчиков, обратную связь и итог (принято / на доработку / отклонено). KPI показывают число демо, принятых результатов и процент приёмки. Результаты влияют на приоритеты бэклога и планирование следующего спринта.</w:t>
+      </w:r>
+    </w:p>
+    <w:p>
+      <w:pPr>
+        <w:pStyle w:val="Heading1"/>
+      </w:pPr>
+      <w:r>
+        <w:t>График отпусков — раздел «Персонал»</w:t>
+      </w:r>
+    </w:p>
+    <w:p>
+      <w:r>
+        <w:t>Назначение: учёт отсутствий команды — отпуска, больничные, отгулы и командировки. Помогает планировать спринты и распределять задачи с учётом доступности людей.</w:t>
+      </w:r>
+    </w:p>
+    <w:p>
+      <w:r>
+        <w:t>Для каждой записи указываются участник, тип, даты «С» и «По», число дней, статус (запланирован / утверждён / завершён) и комментарий. KPI показывают, кто сейчас отсутствует, сколько отсутствий предстоит и суммарное число дней.</w:t>
+      </w:r>
+    </w:p>
+    <w:p>
+      <w:pPr>
+        <w:pStyle w:val="Heading1"/>
+      </w:pPr>
+      <w:r>
+        <w:t>Дни рождения — раздел «Персонал»</w:t>
+      </w:r>
+    </w:p>
+    <w:p>
+      <w:r>
+        <w:t>Назначение: список дней рождения участников команды с обратным отсчётом до ближайших дат.</w:t>
+      </w:r>
+    </w:p>
+    <w:p>
+      <w:r>
+        <w:t>Таблица содержит участника, дату рождения, роль и комментарий. KPI показывают ближайшего именинника и число дней рождения в текущем месяце; ниже — список ближайших дней рождения, отсортированный по числу дней до праздника.</w:t>
+      </w:r>
+    </w:p>
     <w:sectPr>
       <w:pgSz w:w="12240" w:h="15840"/>
       <w:pgMar w:top="1440" w:right="1800" w:bottom="1440" w:left="1800" w:header="720" w:footer="720" w:gutter="0"/>

--- a/Описание_Планирование_спринта_PRO.docx
+++ b/Описание_Планирование_спринта_PRO.docx
@@ -3532,6 +3532,117 @@
         <w:t>Таблица содержит участника, дату рождения, роль и комментарий. KPI показывают ближайшего именинника и число дней рождения в текущем месяце; ниже — список ближайших дней рождения, отсортированный по числу дней до праздника.</w:t>
       </w:r>
     </w:p>
+    <w:p>
+      <w:pPr>
+        <w:pStyle w:val="Heading1"/>
+      </w:pPr>
+      <w:r>
+        <w:t>Ретроспективы: игровые практики Agile — раздел «Церемонии»</w:t>
+      </w:r>
+    </w:p>
+    <w:p>
+      <w:r>
+        <w:t>Раздел «Ретроспективы» дополнен геймификацией и лучшими практиками Agile, повышающими вовлечённость команды и превращающими ретро в цикл проверяемых улучшений:</w:t>
+      </w:r>
+    </w:p>
+    <w:p>
+      <w:pPr>
+        <w:pStyle w:val="ListBullet"/>
+      </w:pPr>
+      <w:r>
+        <w:rPr>
+          <w:b/>
+        </w:rPr>
+        <w:t xml:space="preserve">Форматы ретро: </w:t>
+      </w:r>
+      <w:r>
+        <w:t>выбор методики (Start/Stop/Continue, Mad/Sad/Glad, 4L, Sailboat, Starfish, DAKI) для каждого пункта.</w:t>
+      </w:r>
+    </w:p>
+    <w:p>
+      <w:pPr>
+        <w:pStyle w:val="ListBullet"/>
+      </w:pPr>
+      <w:r>
+        <w:rPr>
+          <w:b/>
+        </w:rPr>
+        <w:t xml:space="preserve">Dot-voting (голоса): </w:t>
+      </w:r>
+      <w:r>
+        <w:t>голосование за пункты, чтобы выбрать 2–3 темы для action items (сортировка по колонке «Голоса»).</w:t>
+      </w:r>
+    </w:p>
+    <w:p>
+      <w:pPr>
+        <w:pStyle w:val="ListBullet"/>
+      </w:pPr>
+      <w:r>
+        <w:rPr>
+          <w:b/>
+        </w:rPr>
+        <w:t xml:space="preserve">Стрик по action items: </w:t>
+      </w:r>
+      <w:r>
+        <w:t>счётчик спринтов подряд со 100% закрытых action items — как достижение команды.</w:t>
+      </w:r>
+    </w:p>
+    <w:p>
+      <w:pPr>
+        <w:pStyle w:val="ListBullet"/>
+      </w:pPr>
+      <w:r>
+        <w:rPr>
+          <w:b/>
+        </w:rPr>
+        <w:t xml:space="preserve">Настроение команды: </w:t>
+      </w:r>
+      <w:r>
+        <w:t>оценка климата спринта (1–5) с линией тренда по спринтам.</w:t>
+      </w:r>
+    </w:p>
+    <w:p>
+      <w:pPr>
+        <w:pStyle w:val="ListBullet"/>
+      </w:pPr>
+      <w:r>
+        <w:rPr>
+          <w:b/>
+        </w:rPr>
+        <w:t xml:space="preserve">Kudos (благодарности): </w:t>
+      </w:r>
+      <w:r>
+        <w:t>публичное признание вклада коллег.</w:t>
+      </w:r>
+    </w:p>
+    <w:p>
+      <w:pPr>
+        <w:pStyle w:val="ListBullet"/>
+      </w:pPr>
+      <w:r>
+        <w:rPr>
+          <w:b/>
+        </w:rPr>
+        <w:t xml:space="preserve">Эксперименты: </w:t>
+      </w:r>
+      <w:r>
+        <w:t>улучшения как проверяемые гипотезы: «считаем, что… → сделаем… → измерим по…» с результатом и статусом.</w:t>
+      </w:r>
+    </w:p>
+    <w:p>
+      <w:pPr>
+        <w:pStyle w:val="ListBullet"/>
+      </w:pPr>
+      <w:r>
+        <w:rPr>
+          <w:b/>
+        </w:rPr>
+        <w:t xml:space="preserve">Team Radar: </w:t>
+      </w:r>
+      <w:r>
+        <w:t>радар-диаграмма самооценки команды по осям (коммуникация, качество, процесс, инструменты, нагрузка) — текущий и прошлый спринт.</w:t>
+      </w:r>
+    </w:p>
     <w:sectPr>
       <w:pgSz w:w="12240" w:h="15840"/>
       <w:pgMar w:top="1440" w:right="1800" w:bottom="1440" w:left="1800" w:header="720" w:footer="720" w:gutter="0"/>

--- a/Описание_Планирование_спринта_PRO.docx
+++ b/Описание_Планирование_спринта_PRO.docx
@@ -3643,6 +3643,19 @@
         <w:t>радар-диаграмма самооценки команды по осям (коммуникация, качество, процесс, инструменты, нагрузка) — текущий и прошлый спринт.</w:t>
       </w:r>
     </w:p>
+    <w:p>
+      <w:pPr>
+        <w:pStyle w:val="Heading1"/>
+      </w:pPr>
+      <w:r>
+        <w:t>Отчёт-презентация по спринту (PPTX)</w:t>
+      </w:r>
+    </w:p>
+    <w:p>
+      <w:r>
+        <w:t>Кнопка «📊 Отчёт» в шапке формирует отчёт-презентацию по текущему спринту в формате PowerPoint (.pptx): титульный слайд с целью спринта, слайд ключевых метрик (velocity, health-index, Time to Market, готовность DoD, баги/DRE, прогноз, бюджет) и слайды с графиками — ёмкость/план/velocity, процент выполнения, баги, Time to Market, настроение команды, MoSCoW и Team Radar. Графики берутся из актуальных данных приложения. Генерация выполняется в браузере; для загрузки модуля требуется доступ в интернет.</w:t>
+      </w:r>
+    </w:p>
     <w:sectPr>
       <w:pgSz w:w="12240" w:h="15840"/>
       <w:pgMar w:top="1440" w:right="1800" w:bottom="1440" w:left="1800" w:header="720" w:footer="720" w:gutter="0"/>

--- a/Описание_Планирование_спринта_PRO.docx
+++ b/Описание_Планирование_спринта_PRO.docx
@@ -3656,6 +3656,11 @@
         <w:t>Кнопка «📊 Отчёт» в шапке формирует отчёт-презентацию по текущему спринту в формате PowerPoint (.pptx): титульный слайд с целью спринта, слайд ключевых метрик (velocity, health-index, Time to Market, готовность DoD, баги/DRE, прогноз, бюджет) и слайды с графиками — ёмкость/план/velocity, процент выполнения, баги, Time to Market, настроение команды, MoSCoW и Team Radar. Графики берутся из актуальных данных приложения. Генерация выполняется в браузере; для загрузки модуля требуется доступ в интернет.</w:t>
       </w:r>
     </w:p>
+    <w:p>
+      <w:r>
+        <w:t>Обновление: при формировании отчёта можно выбрать спринт — конкретный (тогда добавляются его метрики и список задач) или «Весь проект» (сводный отчёт по всем спринтам).</w:t>
+      </w:r>
+    </w:p>
     <w:sectPr>
       <w:pgSz w:w="12240" w:h="15840"/>
       <w:pgMar w:top="1440" w:right="1800" w:bottom="1440" w:left="1800" w:header="720" w:footer="720" w:gutter="0"/>

--- a/Описание_Планирование_спринта_PRO.docx
+++ b/Описание_Планирование_спринта_PRO.docx
@@ -3661,6 +3661,11 @@
         <w:t>Обновление: при формировании отчёта можно выбрать спринт — конкретный (тогда добавляются его метрики и список задач) или «Весь проект» (сводный отчёт по всем спринтам).</w:t>
       </w:r>
     </w:p>
+    <w:p>
+      <w:r>
+        <w:t>Обновление груминга: задачи можно выбирать напрямую из «Бэклога» — над таблицей выберите задачу и нажмите «+ В груминг». Название, оценка и исполнитель подтягиваются автоматически, колонка «Задача» связывает запись с бэклогом, а уже разобранные задачи исключаются из списка.</w:t>
+      </w:r>
+    </w:p>
     <w:sectPr>
       <w:pgSz w:w="12240" w:h="15840"/>
       <w:pgMar w:top="1440" w:right="1800" w:bottom="1440" w:left="1800" w:header="720" w:footer="720" w:gutter="0"/>

--- a/Описание_Планирование_спринта_PRO.docx
+++ b/Описание_Планирование_спринта_PRO.docx
@@ -3666,6 +3666,11 @@
         <w:t>Обновление груминга: задачи можно выбирать напрямую из «Бэклога» — над таблицей выберите задачу и нажмите «+ В груминг». Название, оценка и исполнитель подтягиваются автоматически, колонка «Задача» связывает запись с бэклогом, а уже разобранные задачи исключаются из списка.</w:t>
       </w:r>
     </w:p>
+    <w:p>
+      <w:r>
+        <w:t>Обновление: связь с «Бэклогом» добавлена также в разделы RICE и MoSCoW — задачи выбираются напрямую из бэклога (кнопки «+ В RICE» / «+ В MoSCoW») с автозаполнением и колонкой-ссылкой «Задача»; уже добавленные задачи исключаются из списка.</w:t>
+      </w:r>
+    </w:p>
     <w:sectPr>
       <w:pgSz w:w="12240" w:h="15840"/>
       <w:pgMar w:top="1440" w:right="1800" w:bottom="1440" w:left="1800" w:header="720" w:footer="720" w:gutter="0"/>

--- a/Описание_Планирование_спринта_PRO.docx
+++ b/Описание_Планирование_спринта_PRO.docx
@@ -3671,6 +3671,103 @@
         <w:t>Обновление: связь с «Бэклогом» добавлена также в разделы RICE и MoSCoW — задачи выбираются напрямую из бэклога (кнопки «+ В RICE» / «+ В MoSCoW») с автозаполнением и колонкой-ссылкой «Задача»; уже добавленные задачи исключаются из списка.</w:t>
       </w:r>
     </w:p>
+    <w:p>
+      <w:pPr>
+        <w:pStyle w:val="Heading1"/>
+      </w:pPr>
+      <w:r>
+        <w:t>Автоматизация планирования (v1.19.0)</w:t>
+      </w:r>
+    </w:p>
+    <w:p>
+      <w:r>
+        <w:t>Приложение берёт на себя рутинные операции планирования — от наполнения спринта до контроля качества данных. Все автоматизации работают по существующим данным проекта, офлайн, и доступны редактору и администратору:</w:t>
+      </w:r>
+    </w:p>
+    <w:p>
+      <w:pPr>
+        <w:pStyle w:val="ListBullet"/>
+      </w:pPr>
+      <w:r>
+        <w:rPr>
+          <w:b/>
+        </w:rPr>
+        <w:t xml:space="preserve">Приоритизация бэклога: </w:t>
+      </w:r>
+      <w:r>
+        <w:t>сортировка по совокупному приоритету — сначала оценка RICE, затем класс MoSCoW (Must → Should → Could → Won't).</w:t>
+      </w:r>
+    </w:p>
+    <w:p>
+      <w:pPr>
+        <w:pStyle w:val="ListBullet"/>
+      </w:pPr>
+      <w:r>
+        <w:rPr>
+          <w:b/>
+        </w:rPr>
+        <w:t xml:space="preserve">Авто-набор спринта по ёмкости: </w:t>
+      </w:r>
+      <w:r>
+        <w:t>наполнение выбранного спринта задачами из бэклога в пределах ёмкости, с учётом приоритета, готовности по грумингу и зависимостей.</w:t>
+      </w:r>
+    </w:p>
+    <w:p>
+      <w:pPr>
+        <w:pStyle w:val="ListBullet"/>
+      </w:pPr>
+      <w:r>
+        <w:rPr>
+          <w:b/>
+        </w:rPr>
+        <w:t xml:space="preserve">Отпуска → ёмкость: </w:t>
+      </w:r>
+      <w:r>
+        <w:t>отпуска, больничные и отгулы автоматически уменьшают ёмкость спринта на пересечении с его сроками.</w:t>
+      </w:r>
+    </w:p>
+    <w:p>
+      <w:pPr>
+        <w:pStyle w:val="ListBullet"/>
+      </w:pPr>
+      <w:r>
+        <w:rPr>
+          <w:b/>
+        </w:rPr>
+        <w:t xml:space="preserve">Церемонии → задачи: </w:t>
+      </w:r>
+      <w:r>
+        <w:t>блокеры «Дэйли» → «Зависимости»; «на доработку» из «Демо» и action items «Ретро» → в «Бэклог» одной кнопкой, без дублей.</w:t>
+      </w:r>
+    </w:p>
+    <w:p>
+      <w:pPr>
+        <w:pStyle w:val="ListBullet"/>
+      </w:pPr>
+      <w:r>
+        <w:rPr>
+          <w:b/>
+        </w:rPr>
+        <w:t xml:space="preserve">Проверки данных: </w:t>
+      </w:r>
+      <w:r>
+        <w:t>встроенный линтер находит дубли ID, статусы без обязательных дат, задачи без оценки, осиротевшие ссылки и остатки формул от импорта — и исправляет их одной кнопкой «Исправить автоматически».</w:t>
+      </w:r>
+    </w:p>
+    <w:p>
+      <w:pPr>
+        <w:pStyle w:val="ListBullet"/>
+      </w:pPr>
+      <w:r>
+        <w:rPr>
+          <w:b/>
+        </w:rPr>
+        <w:t xml:space="preserve">Помощник-исполнитель: </w:t>
+      </w:r>
+      <w:r>
+        <w:t>чат-бот выполняет команды: «набери спринт N», «сортируй бэклог», «исправь данные», «создай задачу…», «перенеси T-05 в спринт 4».</w:t>
+      </w:r>
+    </w:p>
     <w:sectPr>
       <w:pgSz w:w="12240" w:h="15840"/>
       <w:pgMar w:top="1440" w:right="1800" w:bottom="1440" w:left="1800" w:header="720" w:footer="720" w:gutter="0"/>

--- a/Описание_Планирование_спринта_PRO.docx
+++ b/Описание_Планирование_спринта_PRO.docx
@@ -3768,6 +3768,103 @@
         <w:t>чат-бот выполняет команды: «набери спринт N», «сортируй бэклог», «исправь данные», «создай задачу…», «перенеси T-05 в спринт 4».</w:t>
       </w:r>
     </w:p>
+    <w:p>
+      <w:pPr>
+        <w:pStyle w:val="Heading1"/>
+      </w:pPr>
+      <w:r>
+        <w:t>Автоматизация: расширение (v1.20.0)</w:t>
+      </w:r>
+    </w:p>
+    <w:p>
+      <w:r>
+        <w:t>Автоматизация планирования дополнена сквозной приоритизацией, готовностью задач, контролем зависимостей и импортом из внешних систем:</w:t>
+      </w:r>
+    </w:p>
+    <w:p>
+      <w:pPr>
+        <w:pStyle w:val="ListBullet"/>
+      </w:pPr>
+      <w:r>
+        <w:rPr>
+          <w:b/>
+        </w:rPr>
+        <w:t xml:space="preserve">Приоритет в задаче: </w:t>
+      </w:r>
+      <w:r>
+        <w:t>при сортировке бэклога приоритет из RICE/MoSCoW проставляется прямо в задачу (колонка «Приоритет»), так что ранг виден без открытия отдельных разделов.</w:t>
+      </w:r>
+    </w:p>
+    <w:p>
+      <w:pPr>
+        <w:pStyle w:val="ListBullet"/>
+      </w:pPr>
+      <w:r>
+        <w:rPr>
+          <w:b/>
+        </w:rPr>
+        <w:t xml:space="preserve">Готовность задачи (DoR): </w:t>
+      </w:r>
+      <w:r>
+        <w:t>кнопка «Синхронизировать готовность» переносит признак «Готово к спринту» из груминга в задачу (флаг DoR) и подтягивает оценку; авто-набор учитывает этот флаг.</w:t>
+      </w:r>
+    </w:p>
+    <w:p>
+      <w:pPr>
+        <w:pStyle w:val="ListBullet"/>
+      </w:pPr>
+      <w:r>
+        <w:rPr>
+          <w:b/>
+        </w:rPr>
+        <w:t xml:space="preserve">Циклы и конфликты зависимостей: </w:t>
+      </w:r>
+      <w:r>
+        <w:t>приложение находит циклические зависимости и случаи, когда задача стоит в спринте раньше своей зависимости, и предупреждает баннером на Ганте, в «Зависимостях» и в «Проверках данных».</w:t>
+      </w:r>
+    </w:p>
+    <w:p>
+      <w:pPr>
+        <w:pStyle w:val="ListBullet"/>
+      </w:pPr>
+      <w:r>
+        <w:rPr>
+          <w:b/>
+        </w:rPr>
+        <w:t xml:space="preserve">Отчёт по завершению спринта: </w:t>
+      </w:r>
+      <w:r>
+        <w:t>когда все задачи спринта готовы, на дашборде появляется предложение сформировать отчёт по этому спринту (по событию, без внешнего планировщика).</w:t>
+      </w:r>
+    </w:p>
+    <w:p>
+      <w:pPr>
+        <w:pStyle w:val="ListBullet"/>
+      </w:pPr>
+      <w:r>
+        <w:rPr>
+          <w:b/>
+        </w:rPr>
+        <w:t xml:space="preserve">Импорт из CSV / Jira: </w:t>
+      </w:r>
+      <w:r>
+        <w:t>кнопка «CSV» импортирует задачи из CSV- или Jira-выгрузки в бэклог с авто-распознаванием столбцов (Summary, Issue key, Story Points, Assignee, Status, Sprint) и разделителя.</w:t>
+      </w:r>
+    </w:p>
+    <w:p>
+      <w:pPr>
+        <w:pStyle w:val="ListBullet"/>
+      </w:pPr>
+      <w:r>
+        <w:rPr>
+          <w:b/>
+        </w:rPr>
+        <w:t xml:space="preserve">Новые команды помощника: </w:t>
+      </w:r>
+      <w:r>
+        <w:t>«добавь в груминг все незаполненные» и «синхронизируй готовность» — в дополнение к набору спринта, сортировке, исправлению данных, созданию и переносу задач.</w:t>
+      </w:r>
+    </w:p>
     <w:sectPr>
       <w:pgSz w:w="12240" w:h="15840"/>
       <w:pgMar w:top="1440" w:right="1800" w:bottom="1440" w:left="1800" w:header="720" w:footer="720" w:gutter="0"/>

--- a/Описание_Планирование_спринта_PRO.docx
+++ b/Описание_Планирование_спринта_PRO.docx
@@ -3865,6 +3865,75 @@
         <w:t>«добавь в груминг все незаполненные» и «синхронизируй готовность» — в дополнение к набору спринта, сортировке, исправлению данных, созданию и переносу задач.</w:t>
       </w:r>
     </w:p>
+    <w:p>
+      <w:pPr>
+        <w:pStyle w:val="Heading1"/>
+      </w:pPr>
+      <w:r>
+        <w:t>Kanban-доски по направлениям и перенос OKR (v1.21.0)</w:t>
+      </w:r>
+    </w:p>
+    <w:p>
+      <w:r>
+        <w:t>Единая Kanban-доска разделена на несколько досок, переключаемых вкладками, а раздел «OKR» перенесён в группу «Планирование».</w:t>
+      </w:r>
+    </w:p>
+    <w:p>
+      <w:pPr>
+        <w:pStyle w:val="ListBullet"/>
+      </w:pPr>
+      <w:r>
+        <w:rPr>
+          <w:b/>
+        </w:rPr>
+        <w:t xml:space="preserve">Доски по направлениям: </w:t>
+      </w:r>
+      <w:r>
+        <w:t>«Все задачи», «Backend», «Frontend», «Тестировщики», «Аналитики» (фильтр по роли исполнителя) и «Релизная доска» (релизы по статусам Планируется / В работе / Готово / Задержка).</w:t>
+      </w:r>
+    </w:p>
+    <w:p>
+      <w:pPr>
+        <w:pStyle w:val="ListBullet"/>
+      </w:pPr>
+      <w:r>
+        <w:rPr>
+          <w:b/>
+        </w:rPr>
+        <w:t xml:space="preserve">Синхронизация сохранена: </w:t>
+      </w:r>
+      <w:r>
+        <w:t>перетаскивание карточки по-прежнему меняет статус и даты задачи и синхронно обновляет «Бэклог», «Дорожную карту», Гант и аналитику; фильтр по спринту работает на досках задач.</w:t>
+      </w:r>
+    </w:p>
+    <w:p>
+      <w:pPr>
+        <w:pStyle w:val="ListBullet"/>
+      </w:pPr>
+      <w:r>
+        <w:rPr>
+          <w:b/>
+        </w:rPr>
+        <w:t xml:space="preserve">Управление досками (администратор): </w:t>
+      </w:r>
+      <w:r>
+        <w:t>создание новых досок (по роли, по всем задачам или релизная), переименование и удаление досок, добавление и удаление колонок-статусов; собственные промежуточные статусы отображаются на всех досках, где встречаются, а «Готово» остаётся ключевым статусом для метрик.</w:t>
+      </w:r>
+    </w:p>
+    <w:p>
+      <w:pPr>
+        <w:pStyle w:val="ListBullet"/>
+      </w:pPr>
+      <w:r>
+        <w:rPr>
+          <w:b/>
+        </w:rPr>
+        <w:t xml:space="preserve">OKR в «Планировании»: </w:t>
+      </w:r>
+      <w:r>
+        <w:t>раздел целей квартала и ключевых результатов теперь находится в группе «Планирование» рядом с дашбордом, дорожной картой и приоритизацией.</w:t>
+      </w:r>
+    </w:p>
     <w:sectPr>
       <w:pgSz w:w="12240" w:h="15840"/>
       <w:pgMar w:top="1440" w:right="1800" w:bottom="1440" w:left="1800" w:header="720" w:footer="720" w:gutter="0"/>

--- a/Описание_Планирование_спринта_PRO.docx
+++ b/Описание_Планирование_спринта_PRO.docx
@@ -3934,6 +3934,75 @@
         <w:t>раздел целей квартала и ключевых результатов теперь находится в группе «Планирование» рядом с дашбордом, дорожной картой и приоритизацией.</w:t>
       </w:r>
     </w:p>
+    <w:p>
+      <w:pPr>
+        <w:pStyle w:val="Heading1"/>
+      </w:pPr>
+      <w:r>
+        <w:t>Состав релизов на релизной доске (v1.22.0)</w:t>
+      </w:r>
+    </w:p>
+    <w:p>
+      <w:r>
+        <w:t>Релизная доска и раздел «Релизы» связаны автоматически и показывают одну и ту же картину по каждому релизу.</w:t>
+      </w:r>
+    </w:p>
+    <w:p>
+      <w:pPr>
+        <w:pStyle w:val="ListBullet"/>
+      </w:pPr>
+      <w:r>
+        <w:rPr>
+          <w:b/>
+        </w:rPr>
+        <w:t xml:space="preserve">Состав на карточке: </w:t>
+      </w:r>
+      <w:r>
+        <w:t>на карточке релиза отображаются его стори, задачи и дефекты, попадающие в диапазон спринтов релиза (sfrom–sto), с количеством по категориям.</w:t>
+      </w:r>
+    </w:p>
+    <w:p>
+      <w:pPr>
+        <w:pStyle w:val="ListBullet"/>
+      </w:pPr>
+      <w:r>
+        <w:rPr>
+          <w:b/>
+        </w:rPr>
+        <w:t xml:space="preserve">Прогресс готовности: </w:t>
+      </w:r>
+      <w:r>
+        <w:t>прогресс-бар и показатель «готово SP / всего SP» с процентом — считаются по тем же задачам.</w:t>
+      </w:r>
+    </w:p>
+    <w:p>
+      <w:pPr>
+        <w:pStyle w:val="ListBullet"/>
+      </w:pPr>
+      <w:r>
+        <w:rPr>
+          <w:b/>
+        </w:rPr>
+        <w:t xml:space="preserve">Двусторонняя связь: </w:t>
+      </w:r>
+      <w:r>
+        <w:t>статус релиза меняется перетаскиванием карточки и синхронно отражается в разделе «Релизы»; состав и прогресс пересчитываются сразу при изменении задач или диапазона спринтов.</w:t>
+      </w:r>
+    </w:p>
+    <w:p>
+      <w:pPr>
+        <w:pStyle w:val="ListBullet"/>
+      </w:pPr>
+      <w:r>
+        <w:rPr>
+          <w:b/>
+        </w:rPr>
+        <w:t xml:space="preserve">Переходы и подсказка: </w:t>
+      </w:r>
+      <w:r>
+        <w:t>клик по элементу состава открывает «Бэклог» или «Баги»; когда все задачи релиза готовы, на карточке появляется подсказка «можно закрыть релиз».</w:t>
+      </w:r>
+    </w:p>
     <w:sectPr>
       <w:pgSz w:w="12240" w:h="15840"/>
       <w:pgMar w:top="1440" w:right="1800" w:bottom="1440" w:left="1800" w:header="720" w:footer="720" w:gutter="0"/>

--- a/Описание_Планирование_спринта_PRO.docx
+++ b/Описание_Планирование_спринта_PRO.docx
@@ -4003,6 +4003,89 @@
         <w:t>клик по элементу состава открывает «Бэклог» или «Баги»; когда все задачи релиза готовы, на карточке появляется подсказка «можно закрыть релиз».</w:t>
       </w:r>
     </w:p>
+    <w:p>
+      <w:pPr>
+        <w:pStyle w:val="Heading1"/>
+      </w:pPr>
+      <w:r>
+        <w:t>Ручное формирование релизов и контроль диапазонов (v1.23.0)</w:t>
+      </w:r>
+    </w:p>
+    <w:p>
+      <w:r>
+        <w:t>Помимо авто-расчёта состава релиза по диапазону спринтов добавлена явная привязка задач к релизу и проверки корректности диапазонов.</w:t>
+      </w:r>
+    </w:p>
+    <w:p>
+      <w:pPr>
+        <w:pStyle w:val="ListBullet"/>
+      </w:pPr>
+      <w:r>
+        <w:rPr>
+          <w:b/>
+        </w:rPr>
+        <w:t xml:space="preserve">Поле «Релиз» у задачи: </w:t>
+      </w:r>
+      <w:r>
+        <w:t>в «Бэклоге» появился столбец «Релиз» — можно явно указать релиз задачи. Явная привязка имеет приоритет над расчётом по спринтам.</w:t>
+      </w:r>
+    </w:p>
+    <w:p>
+      <w:pPr>
+        <w:pStyle w:val="ListBullet"/>
+      </w:pPr>
+      <w:r>
+        <w:rPr>
+          <w:b/>
+        </w:rPr>
+        <w:t xml:space="preserve">Доска «Состав релизов»: </w:t>
+      </w:r>
+      <w:r>
+        <w:t>новая доска в Kanban: колонки — релизы (плюс «Без релиза»). Перетаскивание задачи в колонку релиза включает её в релиз явно; «Без релиза» возвращает авто-привязку по спринту. Явно привязанные задачи помечаются значком 📌.</w:t>
+      </w:r>
+    </w:p>
+    <w:p>
+      <w:pPr>
+        <w:pStyle w:val="ListBullet"/>
+      </w:pPr>
+      <w:r>
+        <w:rPr>
+          <w:b/>
+        </w:rPr>
+        <w:t xml:space="preserve">Создание релиза на месте: </w:t>
+      </w:r>
+      <w:r>
+        <w:t>кнопка «＋ Релиз» на доске «Состав релизов» создаёт новый релиз, который затем наполняется перетаскиванием — полностью ручное формирование без диапазона спринтов.</w:t>
+      </w:r>
+    </w:p>
+    <w:p>
+      <w:pPr>
+        <w:pStyle w:val="ListBullet"/>
+      </w:pPr>
+      <w:r>
+        <w:rPr>
+          <w:b/>
+        </w:rPr>
+        <w:t xml:space="preserve">Доски для всех ролей: </w:t>
+      </w:r>
+      <w:r>
+        <w:t>добавлены доски «DevOps» и «Дизайнеры» — теперь у каждой роли из «Команды» есть своя доска, и ни одна задача не остаётся вне доски по роли.</w:t>
+      </w:r>
+    </w:p>
+    <w:p>
+      <w:pPr>
+        <w:pStyle w:val="ListBullet"/>
+      </w:pPr>
+      <w:r>
+        <w:rPr>
+          <w:b/>
+        </w:rPr>
+        <w:t xml:space="preserve">Контроль диапазонов релизов: </w:t>
+      </w:r>
+      <w:r>
+        <w:t>в «Проверках данных» появились пересечения и пропуски диапазонов спринтов релизов, некорректный диапазон (Спр. от &gt; Спр. до) и ссылки на несуществующий релиз.</w:t>
+      </w:r>
+    </w:p>
     <w:sectPr>
       <w:pgSz w:w="12240" w:h="15840"/>
       <w:pgMar w:top="1440" w:right="1800" w:bottom="1440" w:left="1800" w:header="720" w:footer="720" w:gutter="0"/>

--- a/Описание_Планирование_спринта_PRO.docx
+++ b/Описание_Планирование_спринта_PRO.docx
@@ -4086,6 +4086,61 @@
         <w:t>в «Проверках данных» появились пересечения и пропуски диапазонов спринтов релизов, некорректный диапазон (Спр. от &gt; Спр. до) и ссылки на несуществующий релиз.</w:t>
       </w:r>
     </w:p>
+    <w:p>
+      <w:pPr>
+        <w:pStyle w:val="Heading1"/>
+      </w:pPr>
+      <w:r>
+        <w:t>Связка «роль в Команде → доска Kanban» (v1.24.0)</w:t>
+      </w:r>
+    </w:p>
+    <w:p>
+      <w:r>
+        <w:t>Исправлено распределение задач по доскам направлений. Ранее задача попадала на доску роли по её собственному полю «Роль», которое могло быть пустым (например, после очистки формул от старого импорта), из-за чего доски Backend/Frontend/QA и др. оставались пустыми.</w:t>
+      </w:r>
+    </w:p>
+    <w:p>
+      <w:pPr>
+        <w:pStyle w:val="ListBullet"/>
+      </w:pPr>
+      <w:r>
+        <w:rPr>
+          <w:b/>
+        </w:rPr>
+        <w:t xml:space="preserve">Роль по исполнителю: </w:t>
+      </w:r>
+      <w:r>
+        <w:t>теперь задача попадает на доску по роли своего исполнителя из раздела «Команда». Роль на карточке также показывается по исполнителю, поэтому доски заполняются корректно даже при незаполненном поле «Роль» у задачи.</w:t>
+      </w:r>
+    </w:p>
+    <w:p>
+      <w:pPr>
+        <w:pStyle w:val="ListBullet"/>
+      </w:pPr>
+      <w:r>
+        <w:rPr>
+          <w:b/>
+        </w:rPr>
+        <w:t xml:space="preserve">Приоритет источника: </w:t>
+      </w:r>
+      <w:r>
+        <w:t>если исполнитель есть в «Команде» — используется его роль; иначе применяется поле «Роль» задачи как запасной вариант.</w:t>
+      </w:r>
+    </w:p>
+    <w:p>
+      <w:pPr>
+        <w:pStyle w:val="ListBullet"/>
+      </w:pPr>
+      <w:r>
+        <w:rPr>
+          <w:b/>
+        </w:rPr>
+        <w:t xml:space="preserve">Синхронизация роли: </w:t>
+      </w:r>
+      <w:r>
+        <w:t>в «Проверках данных» добавлена сверка роли задачи с ролью её исполнителя и авто-исправление (проставляет роль исполнителя в поле «Роль» задачи).</w:t>
+      </w:r>
+    </w:p>
     <w:sectPr>
       <w:pgSz w:w="12240" w:h="15840"/>
       <w:pgMar w:top="1440" w:right="1800" w:bottom="1440" w:left="1800" w:header="720" w:footer="720" w:gutter="0"/>

--- a/Описание_Планирование_спринта_PRO.docx
+++ b/Описание_Планирование_спринта_PRO.docx
@@ -4141,6 +4141,89 @@
         <w:t>в «Проверках данных» добавлена сверка роли задачи с ролью её исполнителя и авто-исправление (проставляет роль исполнителя в поле «Роль» задачи).</w:t>
       </w:r>
     </w:p>
+    <w:p>
+      <w:pPr>
+        <w:pStyle w:val="Heading1"/>
+      </w:pPr>
+      <w:r>
+        <w:t>Доска — интерактивный бесконечный холст (v1.26.0)</w:t>
+      </w:r>
+    </w:p>
+    <w:p>
+      <w:r>
+        <w:t>Добавлен раздел «Доска» — цифровой холст для совместной визуальной работы (аналог Miro): схемы, интеллект-карты, мозговые штурмы и конспекты встреч на бесконечном полотне.</w:t>
+      </w:r>
+    </w:p>
+    <w:p>
+      <w:pPr>
+        <w:pStyle w:val="ListBullet"/>
+      </w:pPr>
+      <w:r>
+        <w:rPr>
+          <w:b/>
+        </w:rPr>
+        <w:t xml:space="preserve">Элементы: </w:t>
+      </w:r>
+      <w:r>
+        <w:t>стикеры (с тегом автора и голосованием), текст, фигуры (прямоугольник, овал, ромб), стрелки-связи, карандаш, изображения и фреймы для группировки.</w:t>
+      </w:r>
+    </w:p>
+    <w:p>
+      <w:pPr>
+        <w:pStyle w:val="ListBullet"/>
+      </w:pPr>
+      <w:r>
+        <w:rPr>
+          <w:b/>
+        </w:rPr>
+        <w:t xml:space="preserve">Бесконечный холст: </w:t>
+      </w:r>
+      <w:r>
+        <w:t>панорама и масштаб без потери качества; «По размеру» вписывает всё содержимое.</w:t>
+      </w:r>
+    </w:p>
+    <w:p>
+      <w:pPr>
+        <w:pStyle w:val="ListBullet"/>
+      </w:pPr>
+      <w:r>
+        <w:rPr>
+          <w:b/>
+        </w:rPr>
+        <w:t xml:space="preserve">Работа с элементами: </w:t>
+      </w:r>
+      <w:r>
+        <w:t>выделение (в т. ч. группой), перемещение, изменение размера, правка текста двойным кликом, палитра цветов, удаление.</w:t>
+      </w:r>
+    </w:p>
+    <w:p>
+      <w:pPr>
+        <w:pStyle w:val="ListBullet"/>
+      </w:pPr>
+      <w:r>
+        <w:rPr>
+          <w:b/>
+        </w:rPr>
+        <w:t xml:space="preserve">Фасилитация: </w:t>
+      </w:r>
+      <w:r>
+        <w:t>таймер обратного отсчёта; голосование за стикеры (👍).</w:t>
+      </w:r>
+    </w:p>
+    <w:p>
+      <w:pPr>
+        <w:pStyle w:val="ListBullet"/>
+      </w:pPr>
+      <w:r>
+        <w:rPr>
+          <w:b/>
+        </w:rPr>
+        <w:t xml:space="preserve">Автосохранение и экспорт: </w:t>
+      </w:r>
+      <w:r>
+        <w:t>изменения сохраняются автоматически и входят в общий экспорт/импорт JSON; готовую доску можно выгрузить в PNG и PDF.</w:t>
+      </w:r>
+    </w:p>
     <w:sectPr>
       <w:pgSz w:w="12240" w:h="15840"/>
       <w:pgMar w:top="1440" w:right="1800" w:bottom="1440" w:left="1800" w:header="720" w:footer="720" w:gutter="0"/>

--- a/Описание_Планирование_спринта_PRO.docx
+++ b/Описание_Планирование_спринта_PRO.docx
@@ -4224,6 +4224,89 @@
         <w:t>изменения сохраняются автоматически и входят в общий экспорт/импорт JSON; готовую доску можно выгрузить в PNG и PDF.</w:t>
       </w:r>
     </w:p>
+    <w:p>
+      <w:pPr>
+        <w:pStyle w:val="Heading1"/>
+      </w:pPr>
+      <w:r>
+        <w:t>Доска: живая совместная работа, серверное хранение и интеграции (v1.27.0)</w:t>
+      </w:r>
+    </w:p>
+    <w:p>
+      <w:r>
+        <w:t>Раздел «Доска» получил возможности совместной работы уровня Miro и внешние интеграции.</w:t>
+      </w:r>
+    </w:p>
+    <w:p>
+      <w:pPr>
+        <w:pStyle w:val="ListBullet"/>
+      </w:pPr>
+      <w:r>
+        <w:rPr>
+          <w:b/>
+        </w:rPr>
+        <w:t xml:space="preserve">Живая совместная работа: </w:t>
+      </w:r>
+      <w:r>
+        <w:t>при работе с сервером изменения доски синхронизируются между всеми участниками в реальном времени по WebSocket; видны курсоры участников и индикатор присутствия «● вживую».</w:t>
+      </w:r>
+    </w:p>
+    <w:p>
+      <w:pPr>
+        <w:pStyle w:val="ListBullet"/>
+      </w:pPr>
+      <w:r>
+        <w:rPr>
+          <w:b/>
+        </w:rPr>
+        <w:t xml:space="preserve">Серверное хранение: </w:t>
+      </w:r>
+      <w:r>
+        <w:t>доска сохраняется в PostgreSQL (таблица board_doc, миграция V4) и является общей для всей команды; данные не теряются при отключении устройства.</w:t>
+      </w:r>
+    </w:p>
+    <w:p>
+      <w:pPr>
+        <w:pStyle w:val="ListBullet"/>
+      </w:pPr>
+      <w:r>
+        <w:rPr>
+          <w:b/>
+        </w:rPr>
+        <w:t xml:space="preserve">Интеграция со Slack: </w:t>
+      </w:r>
+      <w:r>
+        <w:t>кнопка «Slack» на доске отправляет её сводку в канал (через Incoming Webhook или бот-токен).</w:t>
+      </w:r>
+    </w:p>
+    <w:p>
+      <w:pPr>
+        <w:pStyle w:val="ListBullet"/>
+      </w:pPr>
+      <w:r>
+        <w:rPr>
+          <w:b/>
+        </w:rPr>
+        <w:t xml:space="preserve">Интеграция с Jira: </w:t>
+      </w:r>
+      <w:r>
+        <w:t>кнопка «Jira» создаёт задачу из выделенного элемента доски (Jira Cloud REST).</w:t>
+      </w:r>
+    </w:p>
+    <w:p>
+      <w:pPr>
+        <w:pStyle w:val="ListBullet"/>
+      </w:pPr>
+      <w:r>
+        <w:rPr>
+          <w:b/>
+        </w:rPr>
+        <w:t xml:space="preserve">Настройка: </w:t>
+      </w:r>
+      <w:r>
+        <w:t>интеграции и адрес WebSocket настраиваются на сервере переменными окружения и проксированием nginx (подробности — в руководстве администратора и инструкции по развёртыванию).</w:t>
+      </w:r>
+    </w:p>
     <w:sectPr>
       <w:pgSz w:w="12240" w:h="15840"/>
       <w:pgMar w:top="1440" w:right="1800" w:bottom="1440" w:left="1800" w:header="720" w:footer="720" w:gutter="0"/>

--- a/Описание_Планирование_спринта_PRO.docx
+++ b/Описание_Планирование_спринта_PRO.docx
@@ -4,26 +4,46 @@
   <w:body>
     <w:p>
       <w:pPr>
-        <w:pStyle w:val="Title"/>
+        <w:jc w:val="center"/>
       </w:pPr>
       <w:r>
         <w:rPr>
-          <w:color w:val="1F4E78"/>
+          <w:b/>
+          <w:color w:val="1B2A44"/>
+          <w:sz w:val="60"/>
         </w:rPr>
-        <w:t>Планирование_спринта_PRO.xlsx — описание листов</w:t>
+        <w:t>Планирование спринтов</w:t>
       </w:r>
     </w:p>
     <w:p>
+      <w:pPr>
+        <w:jc w:val="center"/>
+      </w:pPr>
       <w:r>
-        <w:t>Книга планирования по двухнедельным спринтам. 28 листов: планирование, исполнение, качество, команда, финансы, риски и прогнозы. Ниже — назначение каждого листа и что на нём.</w:t>
+        <w:rPr>
+          <w:color w:val="7A8AA0"/>
+          <w:sz w:val="32"/>
+        </w:rPr>
+        <w:t>Описание приложения</w:t>
       </w:r>
     </w:p>
     <w:p>
+      <w:pPr>
+        <w:jc w:val="center"/>
+      </w:pPr>
       <w:r>
         <w:rPr>
           <w:i/>
+          <w:color w:val="7A8AA0"/>
+          <w:sz w:val="20"/>
         </w:rPr>
-        <w:t>Жёлтые ячейки — ручной ввод, серые — формулы. Объёмы — в человеко-днях. F9 — пересчёт.</w:t>
+        <w:t>v1.33.0 · 16.09.2026</w:t>
+      </w:r>
+    </w:p>
+    <w:p/>
+    <w:p>
+      <w:r>
+        <w:t>Обзор возможностей веб-приложения «Планирование спринтов» — самостоятельного SPA (Java Spring Boot + Python FastAPI + PostgreSQL) для agile-планирования по двухнедельным спринтам. Ниже перечислены все разделы приложения с кратким описанием назначения.</w:t>
       </w:r>
     </w:p>
     <w:p>
@@ -31,32 +51,111 @@
         <w:pStyle w:val="Heading1"/>
       </w:pPr>
       <w:r>
-        <w:rPr>
-          <w:color w:val="1F4E78"/>
-        </w:rPr>
-        <w:t>1. Дашборды</w:t>
+        <w:t>Планирование</w:t>
+      </w:r>
+    </w:p>
+    <w:p>
+      <w:pPr>
+        <w:pStyle w:val="Heading2"/>
+      </w:pPr>
+      <w:r>
+        <w:t>Дашборд</w:t>
       </w:r>
     </w:p>
     <w:p>
       <w:r>
-        <w:rPr>
-          <w:b/>
-        </w:rPr>
-        <w:t xml:space="preserve">Назначение: </w:t>
+        <w:t>Сводка проекта одним взглядом: KPI с RAG-подсветкой (health, velocity, Time to Market, готовность DoD, баги, остаток), блок «Что требует внимания» (блокеры, перегруз, критичные баги), кликабельные карточки и графики трендов.</w:t>
       </w:r>
+    </w:p>
+    <w:p>
+      <w:pPr>
+        <w:pStyle w:val="Heading2"/>
+      </w:pPr>
       <w:r>
-        <w:t>Сводный лист со всеми диаграммами книги.</w:t>
+        <w:t>Доска (интерактивный холст)</w:t>
       </w:r>
     </w:p>
     <w:p>
       <w:r>
-        <w:rPr>
-          <w:b/>
-        </w:rPr>
-        <w:t xml:space="preserve">Что на листе: </w:t>
+        <w:t>Бесконечный цифровой холст для совместной визуальной работы (аналог Miro): стикеры с автором и голосованием, текст, фигуры, стрелки-связи, карандаш, изображения и фреймы. Живая совместная работа в реальном времени, курсоры участников, экспорт в PNG/PDF.</w:t>
       </w:r>
+    </w:p>
+    <w:p>
+      <w:pPr>
+        <w:pStyle w:val="Heading2"/>
+      </w:pPr>
       <w:r>
-        <w:t>Копии всех диаграмм (34) и схемы Исикавы со всех листов; данные тянутся с исходных листов. Быстрый визуальный обзор всего проекта.</w:t>
+        <w:t>Дорожная карта</w:t>
+      </w:r>
+    </w:p>
+    <w:p>
+      <w:r>
+        <w:t>Спринты рассчитываются автоматически: даты, рабочие дни, ёмкость, план, velocity и процент выполнения. Источники — «Параметры» и состав «Команды».</w:t>
+      </w:r>
+    </w:p>
+    <w:p>
+      <w:pPr>
+        <w:pStyle w:val="Heading2"/>
+      </w:pPr>
+      <w:r>
+        <w:t>Kanban-доска</w:t>
+      </w:r>
+    </w:p>
+    <w:p>
+      <w:r>
+        <w:t>Отдельные доски по направлениям (Backend, Frontend, Тестировщики, Аналитики) плюс «Все задачи» и «Релизная доска». Перетаскивание карточки меняет статус и даты; администратор создаёт доски и колонки-статусы.</w:t>
+      </w:r>
+    </w:p>
+    <w:p>
+      <w:pPr>
+        <w:pStyle w:val="Heading2"/>
+      </w:pPr>
+      <w:r>
+        <w:t>Кварталы</w:t>
+      </w:r>
+    </w:p>
+    <w:p>
+      <w:r>
+        <w:t>Агрегация по календарным кварталам: ёмкость, план, velocity, загрузка и процент выполнения, а также квартальный roadmap со спринтами на шкале дат.</w:t>
+      </w:r>
+    </w:p>
+    <w:p>
+      <w:pPr>
+        <w:pStyle w:val="Heading2"/>
+      </w:pPr>
+      <w:r>
+        <w:t>RICE — приоритизация</w:t>
+      </w:r>
+    </w:p>
+    <w:p>
+      <w:r>
+        <w:t>Оценка фич по формуле (Reach × Impact × Confidence) / Effort с авто-расчётом балла, ранга и приоритета. Фичи выбираются напрямую из «Бэклога».</w:t>
+      </w:r>
+    </w:p>
+    <w:p>
+      <w:pPr>
+        <w:pStyle w:val="Heading2"/>
+      </w:pPr>
+      <w:r>
+        <w:t>MoSCoW — приоритизация</w:t>
+      </w:r>
+    </w:p>
+    <w:p>
+      <w:r>
+        <w:t>Доска из четырёх колонок Must / Should / Could / Won’t с правилом баланса (доля Must ≤ ~60% ёмкости). Требования выбираются из «Бэклога».</w:t>
+      </w:r>
+    </w:p>
+    <w:p>
+      <w:pPr>
+        <w:pStyle w:val="Heading2"/>
+      </w:pPr>
+      <w:r>
+        <w:t>OKR — цели квартала</w:t>
+      </w:r>
+    </w:p>
+    <w:p>
+      <w:r>
+        <w:t>Цели квартала и прогресс ключевых результатов (Key Results). Раздел перенесён в «Планирование».</w:t>
       </w:r>
     </w:p>
     <w:p>
@@ -64,32 +163,72 @@
         <w:pStyle w:val="Heading1"/>
       </w:pPr>
       <w:r>
-        <w:rPr>
-          <w:color w:val="1F4E78"/>
-        </w:rPr>
-        <w:t>2. Дашборд</w:t>
+        <w:t>Работа</w:t>
+      </w:r>
+    </w:p>
+    <w:p>
+      <w:pPr>
+        <w:pStyle w:val="Heading2"/>
+      </w:pPr>
+      <w:r>
+        <w:t>Бэклог</w:t>
       </w:r>
     </w:p>
     <w:p>
       <w:r>
-        <w:rPr>
-          <w:b/>
-        </w:rPr>
-        <w:t xml:space="preserve">Назначение: </w:t>
+        <w:t>Источник данных для всех метрик: редактируемые задачи (тип, оценка, статус, спринт), приоритет (RICE/MoSCoW) и флаг готовности (DoR) прямо в задаче, поиск, сортировка, авто-набор спринта по ёмкости.</w:t>
       </w:r>
+    </w:p>
+    <w:p>
+      <w:pPr>
+        <w:pStyle w:val="Heading2"/>
+      </w:pPr>
       <w:r>
-        <w:t>Сводная страница KPI.</w:t>
+        <w:t>Диаграмма Ганта</w:t>
       </w:r>
     </w:p>
     <w:p>
       <w:r>
-        <w:rPr>
-          <w:b/>
-        </w:rPr>
-        <w:t xml:space="preserve">Что на листе: </w:t>
+        <w:t>Задачи на шкале дат по спринтам. Красная рамка — критический путь (CPM), ромбовидный маркер — внешняя зависимость от стрима; циклы и конфликты зависимостей помечаются.</w:t>
       </w:r>
+    </w:p>
+    <w:p>
+      <w:pPr>
+        <w:pStyle w:val="Heading2"/>
+      </w:pPr>
       <w:r>
-        <w:t>KPI со всех листов (цель, № спринта, трудомощность/трудоёмкость/загрузка/баланс, DoD, velocity, % выполнения, прогноз, точность оценок, баги, блокеры, cycle time, scope) + 2 диаграммы. RAG-подсветка по порогам.</w:t>
+        <w:t>Зависимости</w:t>
+      </w:r>
+    </w:p>
+    <w:p>
+      <w:r>
+        <w:t>Связи с другими стримами: направление, статус с RAG-подсветкой, риск и владелец; сводка по статусам и список для эскалации.</w:t>
+      </w:r>
+    </w:p>
+    <w:p>
+      <w:pPr>
+        <w:pStyle w:val="Heading2"/>
+      </w:pPr>
+      <w:r>
+        <w:t>Команда</w:t>
+      </w:r>
+    </w:p>
+    <w:p>
+      <w:r>
+        <w:t>Состав команды и доступность каждого участника — основа расчёта ёмкости каждого спринта. Роли: Backend, Frontend, QA, DevOps, Analyst, Designer.</w:t>
+      </w:r>
+    </w:p>
+    <w:p>
+      <w:pPr>
+        <w:pStyle w:val="Heading2"/>
+      </w:pPr>
+      <w:r>
+        <w:t>Star Map — компетенции команды</w:t>
+      </w:r>
+    </w:p>
+    <w:p>
+      <w:r>
+        <w:t>Карта компетенций участников по их ролям: радар-профиль каждого, матрица уровней (1–5) по направлениям с тепловой заливкой и редактируемая таблица навыков. Кнопка «Обновить компетенции по ролям» формирует набор навыков из ролей участников.</w:t>
       </w:r>
     </w:p>
     <w:p>
@@ -97,32 +236,46 @@
         <w:pStyle w:val="Heading1"/>
       </w:pPr>
       <w:r>
-        <w:rPr>
-          <w:color w:val="1F4E78"/>
-        </w:rPr>
-        <w:t>3. Параметры</w:t>
+        <w:t>Выпуск</w:t>
+      </w:r>
+    </w:p>
+    <w:p>
+      <w:pPr>
+        <w:pStyle w:val="Heading2"/>
+      </w:pPr>
+      <w:r>
+        <w:t>Релизы</w:t>
       </w:r>
     </w:p>
     <w:p>
       <w:r>
-        <w:rPr>
-          <w:b/>
-        </w:rPr>
-        <w:t xml:space="preserve">Назначение: </w:t>
+        <w:t>Версии по диапазону спринтов; состав считается из «Бэклога» и «Багов». Раскрытие строки показывает список стори, задач и дефектов со ссылками-переходами.</w:t>
       </w:r>
+    </w:p>
+    <w:p>
+      <w:pPr>
+        <w:pStyle w:val="Heading2"/>
+      </w:pPr>
       <w:r>
-        <w:t>Настройки книги.</w:t>
+        <w:t>Вехи</w:t>
       </w:r>
     </w:p>
     <w:p>
       <w:r>
-        <w:rPr>
-          <w:b/>
-        </w:rPr>
-        <w:t xml:space="preserve">Что на листе: </w:t>
+        <w:t>Контрольные точки с привязкой к спринтам и релизам и текущим статусом.</w:t>
       </w:r>
+    </w:p>
+    <w:p>
+      <w:pPr>
+        <w:pStyle w:val="Heading2"/>
+      </w:pPr>
       <w:r>
-        <w:t>Дата старта, длительность спринта, часы/день (справочно), Focus factor, дата отсчёта, № текущего спринта (авто), сводка, цель спринта, Definition of Done (чек-лист).</w:t>
+        <w:t>Технический долг</w:t>
+      </w:r>
+    </w:p>
+    <w:p>
+      <w:r>
+        <w:t>Реестр технического долга и тренд «создано / погашено» по спринтам.</w:t>
       </w:r>
     </w:p>
     <w:p>
@@ -130,32 +283,72 @@
         <w:pStyle w:val="Heading1"/>
       </w:pPr>
       <w:r>
-        <w:rPr>
-          <w:color w:val="1F4E78"/>
-        </w:rPr>
-        <w:t>4. Дорожная карта</w:t>
+        <w:t>Аналитика</w:t>
+      </w:r>
+    </w:p>
+    <w:p>
+      <w:pPr>
+        <w:pStyle w:val="Heading2"/>
+      </w:pPr>
+      <w:r>
+        <w:t>Аналитика</w:t>
       </w:r>
     </w:p>
     <w:p>
       <w:r>
-        <w:rPr>
-          <w:b/>
-        </w:rPr>
-        <w:t xml:space="preserve">Назначение: </w:t>
+        <w:t>Единый расчётный движок метрик: сгорание (burndown), burn-up, накопительная диаграмма потока (CFD) и контрольная карта cycle time.</w:t>
       </w:r>
+    </w:p>
+    <w:p>
+      <w:pPr>
+        <w:pStyle w:val="Heading2"/>
+      </w:pPr>
       <w:r>
-        <w:t>План по 11 двухнедельным спринтам.</w:t>
+        <w:t>Аналитика — распределение и прогнозы</w:t>
       </w:r>
     </w:p>
     <w:p>
       <w:r>
-        <w:rPr>
-          <w:b/>
-        </w:rPr>
-        <w:t xml:space="preserve">Что на листе: </w:t>
+        <w:t>Распределение задач, загрузка по ролям, ёмкость по кварталам, прогноз Монте-Карло, предсказуемость (CV), эффективность устранения дефектов (DRE) и качество.</w:t>
       </w:r>
+    </w:p>
+    <w:p>
+      <w:pPr>
+        <w:pStyle w:val="Heading2"/>
+      </w:pPr>
       <w:r>
-        <w:t>Даты, раб. дни (ЧИСТРАБДНИ), трудомощность, план, velocity, % выполнения, статус (авто); прогноз с коридором, Say/Do, фактическая загрузка/Focus factor, scope; столбец «Квартал»; три диаграммы.</w:t>
+        <w:t>Риски</w:t>
+      </w:r>
+    </w:p>
+    <w:p>
+      <w:r>
+        <w:t>Оценка рисков: балл = Вероятность × Влияние, уровень определяется автоматически; матрица рисков 5×5 с ранжированием.</w:t>
+      </w:r>
+    </w:p>
+    <w:p>
+      <w:pPr>
+        <w:pStyle w:val="Heading2"/>
+      </w:pPr>
+      <w:r>
+        <w:t>Диаграмма Исикавы</w:t>
+      </w:r>
+    </w:p>
+    <w:p>
+      <w:r>
+        <w:t>Анализ причин срыва сроков спринта в виде диаграммы «рыбий скелет».</w:t>
+      </w:r>
+    </w:p>
+    <w:p>
+      <w:pPr>
+        <w:pStyle w:val="Heading2"/>
+      </w:pPr>
+      <w:r>
+        <w:t>Баги</w:t>
+      </w:r>
+    </w:p>
+    <w:p>
+      <w:r>
+        <w:t>Реестр дефектов: серьёзность, статус, причина; данные питают метрику эффективности устранения дефектов (DRE).</w:t>
       </w:r>
     </w:p>
     <w:p>
@@ -163,32 +356,85 @@
         <w:pStyle w:val="Heading1"/>
       </w:pPr>
       <w:r>
-        <w:rPr>
-          <w:color w:val="1F4E78"/>
-        </w:rPr>
-        <w:t>5. Кварталы</w:t>
+        <w:t>Церемонии</w:t>
+      </w:r>
+    </w:p>
+    <w:p>
+      <w:pPr>
+        <w:pStyle w:val="Heading2"/>
+      </w:pPr>
+      <w:r>
+        <w:t>Дэйли (Daily Standup)</w:t>
       </w:r>
     </w:p>
     <w:p>
       <w:r>
-        <w:rPr>
-          <w:b/>
-        </w:rPr>
-        <w:t xml:space="preserve">Назначение: </w:t>
+        <w:t>Ежедневная синхронизация: что сделано вчера, план на сегодня и блокеры — по дням и участникам. Блокеры удобно переводить во «Внешние зависимости».</w:t>
       </w:r>
+    </w:p>
+    <w:p>
+      <w:pPr>
+        <w:pStyle w:val="Heading2"/>
+      </w:pPr>
       <w:r>
-        <w:t>Поквартальное планирование.</w:t>
+        <w:t>Груминг (Backlog Refinement)</w:t>
       </w:r>
     </w:p>
     <w:p>
       <w:r>
-        <w:rPr>
-          <w:b/>
-        </w:rPr>
-        <w:t xml:space="preserve">Что на листе: </w:t>
+        <w:t>Подготовка бэклога: оценка, декомпозиция, уточнение и приоритизация, синхронизация флага готовности (Definition of Ready) с задачами.</w:t>
       </w:r>
+    </w:p>
+    <w:p>
+      <w:pPr>
+        <w:pStyle w:val="Heading2"/>
+      </w:pPr>
       <w:r>
-        <w:t>Агрегация спринтов по кварталам (ёмкость, план, velocity, загрузка, % выполнения) + ключевые вехи/эпики + две диаграммы.</w:t>
+        <w:t>Демо спринта (Sprint Review)</w:t>
+      </w:r>
+    </w:p>
+    <w:p>
+      <w:r>
+        <w:t>Демонстрация инкремента заказчикам: что показывали, докладчик и участники, обратная связь и итог (принято / на доработку / отклонено).</w:t>
+      </w:r>
+    </w:p>
+    <w:p>
+      <w:pPr>
+        <w:pStyle w:val="Heading2"/>
+      </w:pPr>
+      <w:r>
+        <w:t>Ретроспективы</w:t>
+      </w:r>
+    </w:p>
+    <w:p>
+      <w:r>
+        <w:t>Игровые практики Agile: форматы (Start/Stop/Continue, Sailboat, 4L, Starfish, DAKI), dot-voting и стрик закрытия action items.</w:t>
+      </w:r>
+    </w:p>
+    <w:p>
+      <w:pPr>
+        <w:pStyle w:val="Heading2"/>
+      </w:pPr>
+      <w:r>
+        <w:t>Ретроспективы — настроение и Team Radar</w:t>
+      </w:r>
+    </w:p>
+    <w:p>
+      <w:r>
+        <w:t>Настроение команды по спринтам, Kudos (благодарности), эксперименты как проверяемые гипотезы и радар-диаграмма самооценки команды (Team Radar).</w:t>
+      </w:r>
+    </w:p>
+    <w:p>
+      <w:pPr>
+        <w:pStyle w:val="Heading2"/>
+      </w:pPr>
+      <w:r>
+        <w:t>Уровень Agile-зрелости</w:t>
+      </w:r>
+    </w:p>
+    <w:p>
+      <w:r>
+        <w:t>Самооценка зрелости процессов по трём фреймворкам — Scrum, Kanban и SAFe (вкладки). Для каждого: профиль-радар по измерениям, шкала уровней (Начальный…Оптимизирующий), оценка по критериям с прогрессом, слабое место и рекомендации к следующему уровню.</w:t>
       </w:r>
     </w:p>
     <w:p>
@@ -196,32 +442,33 @@
         <w:pStyle w:val="Heading1"/>
       </w:pPr>
       <w:r>
-        <w:rPr>
-          <w:color w:val="1F4E78"/>
-        </w:rPr>
-        <w:t>6. Квартальный roadmap</w:t>
+        <w:t>Персонал</w:t>
+      </w:r>
+    </w:p>
+    <w:p>
+      <w:pPr>
+        <w:pStyle w:val="Heading2"/>
+      </w:pPr>
+      <w:r>
+        <w:t>График отпусков</w:t>
       </w:r>
     </w:p>
     <w:p>
       <w:r>
-        <w:rPr>
-          <w:b/>
-        </w:rPr>
-        <w:t xml:space="preserve">Назначение: </w:t>
+        <w:t>Отпуска, больничные, отгулы и командировки — для учёта доступности команды.</w:t>
       </w:r>
+    </w:p>
+    <w:p>
+      <w:pPr>
+        <w:pStyle w:val="Heading2"/>
+      </w:pPr>
       <w:r>
-        <w:t>Roadmap-Гант спринтов по кварталам.</w:t>
+        <w:t>Дни рождения</w:t>
       </w:r>
     </w:p>
     <w:p>
       <w:r>
-        <w:rPr>
-          <w:b/>
-        </w:rPr>
-        <w:t xml:space="preserve">Что на листе: </w:t>
-      </w:r>
-      <w:r>
-        <w:t>Бары спринтов на шкале дат, цвет = квартал; таблица спринтов, легенда кварталов и таблица вех.</w:t>
+        <w:t>Даты рождения участников команды и ближайшие праздники с обратным отсчётом.</w:t>
       </w:r>
     </w:p>
     <w:p>
@@ -229,32 +476,72 @@
         <w:pStyle w:val="Heading1"/>
       </w:pPr>
       <w:r>
-        <w:rPr>
-          <w:color w:val="1F4E78"/>
-        </w:rPr>
-        <w:t>7. Релизы</w:t>
+        <w:t>Настройки</w:t>
+      </w:r>
+    </w:p>
+    <w:p>
+      <w:pPr>
+        <w:pStyle w:val="Heading2"/>
+      </w:pPr>
+      <w:r>
+        <w:t>Бюджет</w:t>
       </w:r>
     </w:p>
     <w:p>
       <w:r>
-        <w:rPr>
-          <w:b/>
-        </w:rPr>
-        <w:t xml:space="preserve">Назначение: </w:t>
+        <w:t>Стоимость по ёмкости команды и накопленный расход проекта.</w:t>
       </w:r>
+    </w:p>
+    <w:p>
+      <w:pPr>
+        <w:pStyle w:val="Heading2"/>
+      </w:pPr>
       <w:r>
-        <w:t>Версии релизов и их содержимое.</w:t>
+        <w:t>Календарь</w:t>
       </w:r>
     </w:p>
     <w:p>
       <w:r>
-        <w:rPr>
-          <w:b/>
-        </w:rPr>
-        <w:t xml:space="preserve">Что на листе: </w:t>
+        <w:t>Праздники и нерабочие дни; учитываются при расчёте рабочих дней и ёмкости спринтов.</w:t>
       </w:r>
+    </w:p>
+    <w:p>
+      <w:pPr>
+        <w:pStyle w:val="Heading2"/>
+      </w:pPr>
       <w:r>
-        <w:t>Релизы по диапазону спринтов (от/до), дата, статус и содержимое: Стори, Задач, Дефектов, Объём (из «Бэклога».Тип и «Багов»); привязка к вехам («Вех шт») + диаграмма содержимого.</w:t>
+        <w:t>Проверки данных</w:t>
+      </w:r>
+    </w:p>
+    <w:p>
+      <w:r>
+        <w:t>Автоматический контроль целостности данных с авто-исправлением типичных проблем, а также контроль пересечения и пропусков диапазонов спринтов, циклов и конфликтов зависимостей.</w:t>
+      </w:r>
+    </w:p>
+    <w:p>
+      <w:pPr>
+        <w:pStyle w:val="Heading2"/>
+      </w:pPr>
+      <w:r>
+        <w:t>EDA отчёт — разведочный анализ данных</w:t>
+      </w:r>
+    </w:p>
+    <w:p>
+      <w:r>
+        <w:t>Автоматический разведочный анализ (EDA) всех данных приложения: объём и полнота датасетов, сводная числовая статистика (мин/макс/среднее/медиана/σ), распределения категорий, кросс-таблица «спринт × статус», аномалии и качество данных; печать/PDF.</w:t>
+      </w:r>
+    </w:p>
+    <w:p>
+      <w:pPr>
+        <w:pStyle w:val="Heading2"/>
+      </w:pPr>
+      <w:r>
+        <w:t>Параметры</w:t>
+      </w:r>
+    </w:p>
+    <w:p>
+      <w:r>
+        <w:t>Базовые параметры: старт проекта, focus factor, критерии готовности (DoD).</w:t>
       </w:r>
     </w:p>
     <w:p>
@@ -262,32 +549,46 @@
         <w:pStyle w:val="Heading1"/>
       </w:pPr>
       <w:r>
-        <w:rPr>
-          <w:color w:val="1F4E78"/>
-        </w:rPr>
-        <w:t>8. Вехи</w:t>
+        <w:t>Справка</w:t>
+      </w:r>
+    </w:p>
+    <w:p>
+      <w:pPr>
+        <w:pStyle w:val="Heading2"/>
+      </w:pPr>
+      <w:r>
+        <w:t>FAQ — частые вопросы</w:t>
       </w:r>
     </w:p>
     <w:p>
       <w:r>
-        <w:rPr>
-          <w:b/>
-        </w:rPr>
-        <w:t xml:space="preserve">Назначение: </w:t>
+        <w:t>Аккордеон вопросов с поиском по категориям; редактируемая таблица наполняется администратором и редактором.</w:t>
       </w:r>
+    </w:p>
+    <w:p>
+      <w:pPr>
+        <w:pStyle w:val="Heading2"/>
+      </w:pPr>
       <w:r>
-        <w:t>Контрольные точки проекта.</w:t>
+        <w:t>Support</w:t>
       </w:r>
     </w:p>
     <w:p>
       <w:r>
-        <w:rPr>
-          <w:b/>
-        </w:rPr>
-        <w:t xml:space="preserve">Что на листе: </w:t>
+        <w:t>Центр загрузки документов по приложению (руководство пользователя, иллюстрированное описание, презентация, видео-обзор) и каналы поддержки. Руководство администратора здесь не размещается.</w:t>
       </w:r>
+    </w:p>
+    <w:p>
+      <w:pPr>
+        <w:pStyle w:val="Heading2"/>
+      </w:pPr>
       <w:r>
-        <w:t>Вехи с датами (из спринтов), статусами, ответственными и привязкой к релизу + диаграмма статусов.</w:t>
+        <w:t>Журнал событий</w:t>
+      </w:r>
+    </w:p>
+    <w:p>
+      <w:r>
+        <w:t>«История изменений» (версии приложения) видна всем; полный журнал всех событий сервера — администратору (отдельная база PostgreSQL).</w:t>
       </w:r>
     </w:p>
     <w:p>
@@ -295,2573 +596,7 @@
         <w:pStyle w:val="Heading1"/>
       </w:pPr>
       <w:r>
-        <w:rPr>
-          <w:color w:val="1F4E78"/>
-        </w:rPr>
-        <w:t>9. Технический долг</w:t>
-      </w:r>
-    </w:p>
-    <w:p>
-      <w:r>
-        <w:rPr>
-          <w:b/>
-        </w:rPr>
-        <w:t xml:space="preserve">Назначение: </w:t>
-      </w:r>
-      <w:r>
-        <w:t>Реестр техдолга и его динамика.</w:t>
-      </w:r>
-    </w:p>
-    <w:p>
-      <w:r>
-        <w:rPr>
-          <w:b/>
-        </w:rPr>
-        <w:t xml:space="preserve">Что на листе: </w:t>
-      </w:r>
-      <w:r>
-        <w:t>Область, тип, влияние, оценка, приоритет, спринт, статус, спринт создан/погашен; агрегации по типу и статусу; тренд создано/погашено/открыто (накопительно) + три диаграммы.</w:t>
-      </w:r>
-    </w:p>
-    <w:p>
-      <w:pPr>
-        <w:pStyle w:val="Heading1"/>
-      </w:pPr>
-      <w:r>
-        <w:rPr>
-          <w:color w:val="1F4E78"/>
-        </w:rPr>
-        <w:t>10. Ретроспективы</w:t>
-      </w:r>
-    </w:p>
-    <w:p>
-      <w:r>
-        <w:rPr>
-          <w:b/>
-        </w:rPr>
-        <w:t xml:space="preserve">Назначение: </w:t>
-      </w:r>
-      <w:r>
-        <w:t>Итоги спринтов и action items.</w:t>
-      </w:r>
-    </w:p>
-    <w:p>
-      <w:r>
-        <w:rPr>
-          <w:b/>
-        </w:rPr>
-        <w:t xml:space="preserve">Что на листе: </w:t>
-      </w:r>
-      <w:r>
-        <w:t>Что прошло хорошо / что улучшить, action items с ответственным, сроком и статусом; % закрытых.</w:t>
-      </w:r>
-    </w:p>
-    <w:p>
-      <w:pPr>
-        <w:pStyle w:val="Heading1"/>
-      </w:pPr>
-      <w:r>
-        <w:rPr>
-          <w:color w:val="1F4E78"/>
-        </w:rPr>
-        <w:t>11. Бюджет</w:t>
-      </w:r>
-    </w:p>
-    <w:p>
-      <w:r>
-        <w:rPr>
-          <w:b/>
-        </w:rPr>
-        <w:t xml:space="preserve">Назначение: </w:t>
-      </w:r>
-      <w:r>
-        <w:t>Бюджет и стоимость.</w:t>
-      </w:r>
-    </w:p>
-    <w:p>
-      <w:r>
-        <w:rPr>
-          <w:b/>
-        </w:rPr>
-        <w:t xml:space="preserve">Что на листе: </w:t>
-      </w:r>
-      <w:r>
-        <w:t>Ставка × капасити = стоимость спринта, накопленный расход, остаток бюджета, цена velocity-дня + график расхода.</w:t>
-      </w:r>
-    </w:p>
-    <w:p>
-      <w:pPr>
-        <w:pStyle w:val="Heading1"/>
-      </w:pPr>
-      <w:r>
-        <w:rPr>
-          <w:color w:val="1F4E78"/>
-        </w:rPr>
-        <w:t>12. OKR</w:t>
-      </w:r>
-    </w:p>
-    <w:p>
-      <w:r>
-        <w:rPr>
-          <w:b/>
-        </w:rPr>
-        <w:t xml:space="preserve">Назначение: </w:t>
-      </w:r>
-      <w:r>
-        <w:t>Цели квартала (OKR).</w:t>
-      </w:r>
-    </w:p>
-    <w:p>
-      <w:r>
-        <w:rPr>
-          <w:b/>
-        </w:rPr>
-        <w:t xml:space="preserve">Что на листе: </w:t>
-      </w:r>
-      <w:r>
-        <w:t>Objectives и Key Results с прогрессом (Текущее/Цель), статус (RAG) + диаграмма прогресса.</w:t>
-      </w:r>
-    </w:p>
-    <w:p>
-      <w:pPr>
-        <w:pStyle w:val="Heading1"/>
-      </w:pPr>
-      <w:r>
-        <w:rPr>
-          <w:color w:val="1F4E78"/>
-        </w:rPr>
-        <w:t>13. Ёмкость на горизонт</w:t>
-      </w:r>
-    </w:p>
-    <w:p>
-      <w:r>
-        <w:rPr>
-          <w:b/>
-        </w:rPr>
-        <w:t xml:space="preserve">Назначение: </w:t>
-      </w:r>
-      <w:r>
-        <w:t>Планирование ёмкости.</w:t>
-      </w:r>
-    </w:p>
-    <w:p>
-      <w:r>
-        <w:rPr>
-          <w:b/>
-        </w:rPr>
-        <w:t xml:space="preserve">Что на листе: </w:t>
-      </w:r>
-      <w:r>
-        <w:t>Ёмкость vs спрос по кварталам и ролям, баланс (дефицит/профицит), загрузка, «нужно +чел.» + диаграмма.</w:t>
-      </w:r>
-    </w:p>
-    <w:p>
-      <w:pPr>
-        <w:pStyle w:val="Heading1"/>
-      </w:pPr>
-      <w:r>
-        <w:rPr>
-          <w:color w:val="1F4E78"/>
-        </w:rPr>
-        <w:t>14. Гант</w:t>
-      </w:r>
-    </w:p>
-    <w:p>
-      <w:r>
-        <w:rPr>
-          <w:b/>
-        </w:rPr>
-        <w:t xml:space="preserve">Назначение: </w:t>
-      </w:r>
-      <w:r>
-        <w:t>Диаграмма Ганта по задачам.</w:t>
-      </w:r>
-    </w:p>
-    <w:p>
-      <w:r>
-        <w:rPr>
-          <w:b/>
-        </w:rPr>
-        <w:t xml:space="preserve">Что на листе: </w:t>
-      </w:r>
-      <w:r>
-        <w:t>Таблица (даты, зависимости, критич. путь) и бары на шкале дат; красная обводка — критический путь (CPM); карта зависимостей.</w:t>
-      </w:r>
-    </w:p>
-    <w:p>
-      <w:pPr>
-        <w:pStyle w:val="Heading1"/>
-      </w:pPr>
-      <w:r>
-        <w:rPr>
-          <w:color w:val="1F4E78"/>
-        </w:rPr>
-        <w:t>15. Капасити</w:t>
-      </w:r>
-    </w:p>
-    <w:p>
-      <w:r>
-        <w:rPr>
-          <w:b/>
-        </w:rPr>
-        <w:t xml:space="preserve">Назначение: </w:t>
-      </w:r>
-      <w:r>
-        <w:t>Ёмкость команды по спринтам.</w:t>
-      </w:r>
-    </w:p>
-    <w:p>
-      <w:r>
-        <w:rPr>
-          <w:b/>
-        </w:rPr>
-        <w:t xml:space="preserve">Что на листе: </w:t>
-      </w:r>
-      <w:r>
-        <w:t>По участнику × спринт: раб. дни, отсутствия, доступность, Focus → капасити (чел-дни); сводка по спринтам.</w:t>
-      </w:r>
-    </w:p>
-    <w:p>
-      <w:pPr>
-        <w:pStyle w:val="Heading1"/>
-      </w:pPr>
-      <w:r>
-        <w:rPr>
-          <w:color w:val="1F4E78"/>
-        </w:rPr>
-        <w:t>16. Календарь</w:t>
-      </w:r>
-    </w:p>
-    <w:p>
-      <w:r>
-        <w:rPr>
-          <w:b/>
-        </w:rPr>
-        <w:t xml:space="preserve">Назначение: </w:t>
-      </w:r>
-      <w:r>
-        <w:t>Производственный календарь.</w:t>
-      </w:r>
-    </w:p>
-    <w:p>
-      <w:r>
-        <w:rPr>
-          <w:b/>
-        </w:rPr>
-        <w:t xml:space="preserve">Что на листе: </w:t>
-      </w:r>
-      <w:r>
-        <w:t>Список праздников/выходных → рабочие дни спринтов (ЧИСТРАБДНИ).</w:t>
-      </w:r>
-    </w:p>
-    <w:p>
-      <w:pPr>
-        <w:pStyle w:val="Heading1"/>
-      </w:pPr>
-      <w:r>
-        <w:rPr>
-          <w:color w:val="1F4E78"/>
-        </w:rPr>
-        <w:t>17. Загрузка по ролям</w:t>
-      </w:r>
-    </w:p>
-    <w:p>
-      <w:r>
-        <w:rPr>
-          <w:b/>
-        </w:rPr>
-        <w:t xml:space="preserve">Назначение: </w:t>
-      </w:r>
-      <w:r>
-        <w:t>Спрос vs капасити по ролям.</w:t>
-      </w:r>
-    </w:p>
-    <w:p>
-      <w:r>
-        <w:rPr>
-          <w:b/>
-        </w:rPr>
-        <w:t xml:space="preserve">Что на листе: </w:t>
-      </w:r>
-      <w:r>
-        <w:t>Капасити, спрос (из «Бэклога»), загрузка, статус с подсветкой; матрица роли × спринты; диаграмма.</w:t>
-      </w:r>
-    </w:p>
-    <w:p>
-      <w:pPr>
-        <w:pStyle w:val="Heading1"/>
-      </w:pPr>
-      <w:r>
-        <w:rPr>
-          <w:color w:val="1F4E78"/>
-        </w:rPr>
-        <w:t>18. Бэклог</w:t>
-      </w:r>
-    </w:p>
-    <w:p>
-      <w:r>
-        <w:rPr>
-          <w:b/>
-        </w:rPr>
-        <w:t xml:space="preserve">Назначение: </w:t>
-      </w:r>
-      <w:r>
-        <w:t>Реестр задач — источник правды.</w:t>
-      </w:r>
-    </w:p>
-    <w:p>
-      <w:r>
-        <w:rPr>
-          <w:b/>
-        </w:rPr>
-        <w:t xml:space="preserve">Что на листе: </w:t>
-      </w:r>
-      <w:r>
-        <w:t>ID, задача, исполнитель, приоритет, оценка (чел-дни), статус, роль, тип (стори/задача/техдолг), спринт, факт, точность, блокер, даты, cycle/lead time, возраст WIP. Из него считаются план, velocity, спрос, релизы, Гант.</w:t>
-      </w:r>
-    </w:p>
-    <w:p>
-      <w:pPr>
-        <w:pStyle w:val="Heading1"/>
-      </w:pPr>
-      <w:r>
-        <w:rPr>
-          <w:color w:val="1F4E78"/>
-        </w:rPr>
-        <w:t>19. Сгорание</w:t>
-      </w:r>
-    </w:p>
-    <w:p>
-      <w:r>
-        <w:rPr>
-          <w:b/>
-        </w:rPr>
-        <w:t xml:space="preserve">Назначение: </w:t>
-      </w:r>
-      <w:r>
-        <w:t>Burndown и Burn-up.</w:t>
-      </w:r>
-    </w:p>
-    <w:p>
-      <w:r>
-        <w:rPr>
-          <w:b/>
-        </w:rPr>
-        <w:t xml:space="preserve">Что на листе: </w:t>
-      </w:r>
-      <w:r>
-        <w:t>Сгорание работы текущего спринта по дням (с точками) + burn-up (объём vs сделано) по спринтам.</w:t>
-      </w:r>
-    </w:p>
-    <w:p>
-      <w:pPr>
-        <w:pStyle w:val="Heading1"/>
-      </w:pPr>
-      <w:r>
-        <w:rPr>
-          <w:color w:val="1F4E78"/>
-        </w:rPr>
-        <w:t>20. Качество</w:t>
-      </w:r>
-    </w:p>
-    <w:p>
-      <w:r>
-        <w:rPr>
-          <w:b/>
-        </w:rPr>
-        <w:t xml:space="preserve">Назначение: </w:t>
-      </w:r>
-      <w:r>
-        <w:t>Метрики дефектов по спринтам.</w:t>
-      </w:r>
-    </w:p>
-    <w:p>
-      <w:r>
-        <w:rPr>
-          <w:b/>
-        </w:rPr>
-        <w:t xml:space="preserve">Что на листе: </w:t>
-      </w:r>
-      <w:r>
-        <w:t>Найдено/закрыто/открыто, время на баги, взвешенные по серьёзности, плотность дефектов, reopened + диаграмма.</w:t>
-      </w:r>
-    </w:p>
-    <w:p>
-      <w:pPr>
-        <w:pStyle w:val="Heading1"/>
-      </w:pPr>
-      <w:r>
-        <w:rPr>
-          <w:color w:val="1F4E78"/>
-        </w:rPr>
-        <w:t>21. Баги</w:t>
-      </w:r>
-    </w:p>
-    <w:p>
-      <w:r>
-        <w:rPr>
-          <w:b/>
-        </w:rPr>
-        <w:t xml:space="preserve">Назначение: </w:t>
-      </w:r>
-      <w:r>
-        <w:t>Реестр дефектов и аналитика.</w:t>
-      </w:r>
-    </w:p>
-    <w:p>
-      <w:r>
-        <w:rPr>
-          <w:b/>
-        </w:rPr>
-        <w:t xml:space="preserve">Что на листе: </w:t>
-      </w:r>
-      <w:r>
-        <w:t>Список багов (задача, спринт, серьёзность, статус, причина) + сводка по спринтам и три диаграммы (кол-во, % закрытых, круговая доля).</w:t>
-      </w:r>
-    </w:p>
-    <w:p>
-      <w:pPr>
-        <w:pStyle w:val="Heading1"/>
-      </w:pPr>
-      <w:r>
-        <w:rPr>
-          <w:color w:val="1F4E78"/>
-        </w:rPr>
-        <w:t>22. CFD</w:t>
-      </w:r>
-    </w:p>
-    <w:p>
-      <w:r>
-        <w:rPr>
-          <w:b/>
-        </w:rPr>
-        <w:t xml:space="preserve">Назначение: </w:t>
-      </w:r>
-      <w:r>
-        <w:t>Cumulative Flow Diagram.</w:t>
-      </w:r>
-    </w:p>
-    <w:p>
-      <w:r>
-        <w:rPr>
-          <w:b/>
-        </w:rPr>
-        <w:t xml:space="preserve">Что на листе: </w:t>
-      </w:r>
-      <w:r>
-        <w:t>Задачи по статусам (To Do/В работе/Готово) по дням + накопительная диаграмма; WIP-лимит.</w:t>
-      </w:r>
-    </w:p>
-    <w:p>
-      <w:pPr>
-        <w:pStyle w:val="Heading1"/>
-      </w:pPr>
-      <w:r>
-        <w:rPr>
-          <w:color w:val="1F4E78"/>
-        </w:rPr>
-        <w:t>23. Метрики и прогноз</w:t>
-      </w:r>
-    </w:p>
-    <w:p>
-      <w:r>
-        <w:rPr>
-          <w:b/>
-        </w:rPr>
-        <w:t xml:space="preserve">Назначение: </w:t>
-      </w:r>
-      <w:r>
-        <w:t>Аналитика и прогноз.</w:t>
-      </w:r>
-    </w:p>
-    <w:p>
-      <w:r>
-        <w:rPr>
-          <w:b/>
-        </w:rPr>
-        <w:t xml:space="preserve">Что на листе: </w:t>
-      </w:r>
-      <w:r>
-        <w:t>Предсказуемость (разброс/CV velocity), throughput, качество (DRE, reopened), вероятностный прогноз, health-index, Парето по причинам багов + пять диаграмм (velocity-тренд с линией тренда, throughput, Парето, радар ролей, burn-up).</w:t>
-      </w:r>
-    </w:p>
-    <w:p>
-      <w:pPr>
-        <w:pStyle w:val="Heading1"/>
-      </w:pPr>
-      <w:r>
-        <w:rPr>
-          <w:color w:val="1F4E78"/>
-        </w:rPr>
-        <w:t>24. Cycle time</w:t>
-      </w:r>
-    </w:p>
-    <w:p>
-      <w:r>
-        <w:rPr>
-          <w:b/>
-        </w:rPr>
-        <w:t xml:space="preserve">Назначение: </w:t>
-      </w:r>
-      <w:r>
-        <w:t>Контрольная карта Cycle time.</w:t>
-      </w:r>
-    </w:p>
-    <w:p>
-      <w:r>
-        <w:rPr>
-          <w:b/>
-        </w:rPr>
-        <w:t xml:space="preserve">Что на листе: </w:t>
-      </w:r>
-      <w:r>
-        <w:t>Cycle time задач с центральной линией и контрольными границами (±3σ).</w:t>
-      </w:r>
-    </w:p>
-    <w:p>
-      <w:pPr>
-        <w:pStyle w:val="Heading1"/>
-      </w:pPr>
-      <w:r>
-        <w:rPr>
-          <w:color w:val="1F4E78"/>
-        </w:rPr>
-        <w:t>25. Риски</w:t>
-      </w:r>
-    </w:p>
-    <w:p>
-      <w:r>
-        <w:rPr>
-          <w:b/>
-        </w:rPr>
-        <w:t xml:space="preserve">Назначение: </w:t>
-      </w:r>
-      <w:r>
-        <w:t>Реестр рисков.</w:t>
-      </w:r>
-    </w:p>
-    <w:p>
-      <w:r>
-        <w:rPr>
-          <w:b/>
-        </w:rPr>
-        <w:t xml:space="preserve">Что на листе: </w:t>
-      </w:r>
-      <w:r>
-        <w:t>Риск, вероятность × влияние = балл, уровень (авто), митигация, владелец, статус + матрица рисков (точечная диаграмма).</w:t>
-      </w:r>
-    </w:p>
-    <w:p>
-      <w:pPr>
-        <w:pStyle w:val="Heading1"/>
-      </w:pPr>
-      <w:r>
-        <w:rPr>
-          <w:color w:val="1F4E78"/>
-        </w:rPr>
-        <w:t>26. Матрица рисков</w:t>
-      </w:r>
-    </w:p>
-    <w:p>
-      <w:r>
-        <w:rPr>
-          <w:b/>
-        </w:rPr>
-        <w:t xml:space="preserve">Назначение: </w:t>
-      </w:r>
-      <w:r>
-        <w:t>Ранжирование, матрица, Исикава.</w:t>
-      </w:r>
-    </w:p>
-    <w:p>
-      <w:r>
-        <w:rPr>
-          <w:b/>
-        </w:rPr>
-        <w:t xml:space="preserve">Что на листе: </w:t>
-      </w:r>
-      <w:r>
-        <w:t>Ранжированный список рисков, матрица рисков 5×5 (цвет по баллу), диаграмма «Риски по баллу», диаграмма Исикавы.</w:t>
-      </w:r>
-    </w:p>
-    <w:p>
-      <w:pPr>
-        <w:pStyle w:val="Heading1"/>
-      </w:pPr>
-      <w:r>
-        <w:rPr>
-          <w:color w:val="1F4E78"/>
-        </w:rPr>
-        <w:t>27. Распределение</w:t>
-      </w:r>
-    </w:p>
-    <w:p>
-      <w:r>
-        <w:rPr>
-          <w:b/>
-        </w:rPr>
-        <w:t xml:space="preserve">Назначение: </w:t>
-      </w:r>
-      <w:r>
-        <w:t>Баланс нагрузки по людям.</w:t>
-      </w:r>
-    </w:p>
-    <w:p>
-      <w:r>
-        <w:rPr>
-          <w:b/>
-        </w:rPr>
-        <w:t xml:space="preserve">Что на листе: </w:t>
-      </w:r>
-      <w:r>
-        <w:t>Задачи/дни по исполнителям, персональная загрузка (задачи/капасити) с RAG, сводка по блокерам + диаграмма.</w:t>
-      </w:r>
-    </w:p>
-    <w:p>
-      <w:pPr>
-        <w:pStyle w:val="Heading1"/>
-      </w:pPr>
-      <w:r>
-        <w:rPr>
-          <w:color w:val="1F4E78"/>
-        </w:rPr>
-        <w:t>28. Time to Market</w:t>
-      </w:r>
-    </w:p>
-    <w:p>
-      <w:r>
-        <w:rPr>
-          <w:b/>
-        </w:rPr>
-        <w:t xml:space="preserve">Назначение: </w:t>
-      </w:r>
-      <w:r>
-        <w:t>Показатель Time to Market (TTM).</w:t>
-      </w:r>
-    </w:p>
-    <w:p>
-      <w:r>
-        <w:rPr>
-          <w:b/>
-        </w:rPr>
-        <w:t xml:space="preserve">Что на листе: </w:t>
-      </w:r>
-      <w:r>
-        <w:t>TTM = дата релиза − дата взятия задачи в работу. Средний TTM и цель (15 дней); диаграмма TTM по задачам с целевой линией 15 дней и линией тренда.</w:t>
-      </w:r>
-    </w:p>
-    <w:p>
-      <w:pPr>
-        <w:pStyle w:val="Heading1"/>
-      </w:pPr>
-      <w:r>
-        <w:rPr>
-          <w:color w:val="1F4E78"/>
-        </w:rPr>
-        <w:t>Приложение. Риски: ранжированный список и матрица</w:t>
-      </w:r>
-    </w:p>
-    <w:tbl>
-      <w:tblPr>
-        <w:tblStyle w:val="TableGrid"/>
-        <w:tblW w:type="auto" w:w="0"/>
-        <w:tblLook w:firstColumn="1" w:firstRow="1" w:lastColumn="0" w:lastRow="0" w:noHBand="0" w:noVBand="1" w:val="04A0"/>
-      </w:tblPr>
-      <w:tblGrid>
-        <w:gridCol w:w="1440"/>
-        <w:gridCol w:w="1440"/>
-        <w:gridCol w:w="1440"/>
-        <w:gridCol w:w="1440"/>
-        <w:gridCol w:w="1440"/>
-        <w:gridCol w:w="1440"/>
-      </w:tblGrid>
-      <w:tr>
-        <w:tc>
-          <w:tcPr>
-            <w:tcW w:type="dxa" w:w="1440"/>
-            <w:shd w:val="clear" w:color="auto" w:fill="1F4E78"/>
-          </w:tcPr>
-          <w:p>
-            <w:pPr>
-              <w:jc w:val="center"/>
-            </w:pPr>
-            <w:r>
-              <w:rPr>
-                <w:color w:val="FFFFFF"/>
-              </w:rPr>
-            </w:r>
-            <w:r>
-              <w:rPr>
-                <w:rFonts w:ascii="Arial" w:hAnsi="Arial"/>
-                <w:b/>
-                <w:sz w:val="20"/>
-              </w:rPr>
-              <w:t>#</w:t>
-            </w:r>
-          </w:p>
-        </w:tc>
-        <w:tc>
-          <w:tcPr>
-            <w:tcW w:type="dxa" w:w="1440"/>
-            <w:shd w:val="clear" w:color="auto" w:fill="1F4E78"/>
-          </w:tcPr>
-          <w:p>
-            <w:pPr>
-              <w:jc w:val="center"/>
-            </w:pPr>
-            <w:r>
-              <w:rPr>
-                <w:color w:val="FFFFFF"/>
-              </w:rPr>
-            </w:r>
-            <w:r>
-              <w:rPr>
-                <w:rFonts w:ascii="Arial" w:hAnsi="Arial"/>
-                <w:b/>
-                <w:sz w:val="20"/>
-              </w:rPr>
-              <w:t>Риск</w:t>
-            </w:r>
-          </w:p>
-        </w:tc>
-        <w:tc>
-          <w:tcPr>
-            <w:tcW w:type="dxa" w:w="1440"/>
-            <w:shd w:val="clear" w:color="auto" w:fill="1F4E78"/>
-          </w:tcPr>
-          <w:p>
-            <w:pPr>
-              <w:jc w:val="center"/>
-            </w:pPr>
-            <w:r>
-              <w:rPr>
-                <w:color w:val="FFFFFF"/>
-              </w:rPr>
-            </w:r>
-            <w:r>
-              <w:rPr>
-                <w:rFonts w:ascii="Arial" w:hAnsi="Arial"/>
-                <w:b/>
-                <w:sz w:val="20"/>
-              </w:rPr>
-              <w:t>Вер.</w:t>
-            </w:r>
-          </w:p>
-        </w:tc>
-        <w:tc>
-          <w:tcPr>
-            <w:tcW w:type="dxa" w:w="1440"/>
-            <w:shd w:val="clear" w:color="auto" w:fill="1F4E78"/>
-          </w:tcPr>
-          <w:p>
-            <w:pPr>
-              <w:jc w:val="center"/>
-            </w:pPr>
-            <w:r>
-              <w:rPr>
-                <w:color w:val="FFFFFF"/>
-              </w:rPr>
-            </w:r>
-            <w:r>
-              <w:rPr>
-                <w:rFonts w:ascii="Arial" w:hAnsi="Arial"/>
-                <w:b/>
-                <w:sz w:val="20"/>
-              </w:rPr>
-              <w:t>Влиян.</w:t>
-            </w:r>
-          </w:p>
-        </w:tc>
-        <w:tc>
-          <w:tcPr>
-            <w:tcW w:type="dxa" w:w="1440"/>
-            <w:shd w:val="clear" w:color="auto" w:fill="1F4E78"/>
-          </w:tcPr>
-          <w:p>
-            <w:pPr>
-              <w:jc w:val="center"/>
-            </w:pPr>
-            <w:r>
-              <w:rPr>
-                <w:color w:val="FFFFFF"/>
-              </w:rPr>
-            </w:r>
-            <w:r>
-              <w:rPr>
-                <w:rFonts w:ascii="Arial" w:hAnsi="Arial"/>
-                <w:b/>
-                <w:sz w:val="20"/>
-              </w:rPr>
-              <w:t>Балл</w:t>
-            </w:r>
-          </w:p>
-        </w:tc>
-        <w:tc>
-          <w:tcPr>
-            <w:tcW w:type="dxa" w:w="1440"/>
-            <w:shd w:val="clear" w:color="auto" w:fill="1F4E78"/>
-          </w:tcPr>
-          <w:p>
-            <w:pPr>
-              <w:jc w:val="center"/>
-            </w:pPr>
-            <w:r>
-              <w:rPr>
-                <w:color w:val="FFFFFF"/>
-              </w:rPr>
-            </w:r>
-            <w:r>
-              <w:rPr>
-                <w:rFonts w:ascii="Arial" w:hAnsi="Arial"/>
-                <w:b/>
-                <w:sz w:val="20"/>
-              </w:rPr>
-              <w:t>Уровень</w:t>
-            </w:r>
-          </w:p>
-        </w:tc>
-      </w:tr>
-      <w:tr>
-        <w:tc>
-          <w:tcPr>
-            <w:tcW w:type="dxa" w:w="1440"/>
-          </w:tcPr>
-          <w:p>
-            <w:pPr>
-              <w:jc w:val="center"/>
-            </w:pPr>
-            <w:r/>
-            <w:r>
-              <w:rPr>
-                <w:rFonts w:ascii="Arial" w:hAnsi="Arial"/>
-                <w:b/>
-                <w:sz w:val="20"/>
-              </w:rPr>
-              <w:t>1</w:t>
-            </w:r>
-          </w:p>
-        </w:tc>
-        <w:tc>
-          <w:tcPr>
-            <w:tcW w:type="dxa" w:w="1440"/>
-          </w:tcPr>
-          <w:p>
-            <w:r/>
-            <w:r>
-              <w:rPr>
-                <w:rFonts w:ascii="Arial" w:hAnsi="Arial"/>
-                <w:b w:val="0"/>
-                <w:sz w:val="20"/>
-              </w:rPr>
-              <w:t>Зависимость от внешнего API оплаты</w:t>
-            </w:r>
-          </w:p>
-        </w:tc>
-        <w:tc>
-          <w:tcPr>
-            <w:tcW w:type="dxa" w:w="1440"/>
-          </w:tcPr>
-          <w:p>
-            <w:pPr>
-              <w:jc w:val="center"/>
-            </w:pPr>
-            <w:r/>
-            <w:r>
-              <w:rPr>
-                <w:rFonts w:ascii="Arial" w:hAnsi="Arial"/>
-                <w:b w:val="0"/>
-                <w:sz w:val="20"/>
-              </w:rPr>
-              <w:t>4</w:t>
-            </w:r>
-          </w:p>
-        </w:tc>
-        <w:tc>
-          <w:tcPr>
-            <w:tcW w:type="dxa" w:w="1440"/>
-          </w:tcPr>
-          <w:p>
-            <w:pPr>
-              <w:jc w:val="center"/>
-            </w:pPr>
-            <w:r/>
-            <w:r>
-              <w:rPr>
-                <w:rFonts w:ascii="Arial" w:hAnsi="Arial"/>
-                <w:b w:val="0"/>
-                <w:sz w:val="20"/>
-              </w:rPr>
-              <w:t>5</w:t>
-            </w:r>
-          </w:p>
-        </w:tc>
-        <w:tc>
-          <w:tcPr>
-            <w:tcW w:type="dxa" w:w="1440"/>
-            <w:shd w:val="clear" w:color="auto" w:fill="FFC7CE"/>
-          </w:tcPr>
-          <w:p>
-            <w:pPr>
-              <w:jc w:val="center"/>
-            </w:pPr>
-            <w:r/>
-            <w:r>
-              <w:rPr>
-                <w:rFonts w:ascii="Arial" w:hAnsi="Arial"/>
-                <w:b/>
-                <w:sz w:val="20"/>
-              </w:rPr>
-              <w:t>20</w:t>
-            </w:r>
-          </w:p>
-        </w:tc>
-        <w:tc>
-          <w:tcPr>
-            <w:tcW w:type="dxa" w:w="1440"/>
-            <w:shd w:val="clear" w:color="auto" w:fill="FFC7CE"/>
-          </w:tcPr>
-          <w:p>
-            <w:pPr>
-              <w:jc w:val="center"/>
-            </w:pPr>
-            <w:r/>
-            <w:r>
-              <w:rPr>
-                <w:rFonts w:ascii="Arial" w:hAnsi="Arial"/>
-                <w:b w:val="0"/>
-                <w:sz w:val="20"/>
-              </w:rPr>
-              <w:t>Высокий</w:t>
-            </w:r>
-          </w:p>
-        </w:tc>
-      </w:tr>
-      <w:tr>
-        <w:tc>
-          <w:tcPr>
-            <w:tcW w:type="dxa" w:w="1440"/>
-          </w:tcPr>
-          <w:p>
-            <w:pPr>
-              <w:jc w:val="center"/>
-            </w:pPr>
-            <w:r/>
-            <w:r>
-              <w:rPr>
-                <w:rFonts w:ascii="Arial" w:hAnsi="Arial"/>
-                <w:b/>
-                <w:sz w:val="20"/>
-              </w:rPr>
-              <w:t>2</w:t>
-            </w:r>
-          </w:p>
-        </w:tc>
-        <w:tc>
-          <w:tcPr>
-            <w:tcW w:type="dxa" w:w="1440"/>
-          </w:tcPr>
-          <w:p>
-            <w:r/>
-            <w:r>
-              <w:rPr>
-                <w:rFonts w:ascii="Arial" w:hAnsi="Arial"/>
-                <w:b w:val="0"/>
-                <w:sz w:val="20"/>
-              </w:rPr>
-              <w:t>Отпуска в декабре (Спринт 11)</w:t>
-            </w:r>
-          </w:p>
-        </w:tc>
-        <w:tc>
-          <w:tcPr>
-            <w:tcW w:type="dxa" w:w="1440"/>
-          </w:tcPr>
-          <w:p>
-            <w:pPr>
-              <w:jc w:val="center"/>
-            </w:pPr>
-            <w:r/>
-            <w:r>
-              <w:rPr>
-                <w:rFonts w:ascii="Arial" w:hAnsi="Arial"/>
-                <w:b w:val="0"/>
-                <w:sz w:val="20"/>
-              </w:rPr>
-              <w:t>5</w:t>
-            </w:r>
-          </w:p>
-        </w:tc>
-        <w:tc>
-          <w:tcPr>
-            <w:tcW w:type="dxa" w:w="1440"/>
-          </w:tcPr>
-          <w:p>
-            <w:pPr>
-              <w:jc w:val="center"/>
-            </w:pPr>
-            <w:r/>
-            <w:r>
-              <w:rPr>
-                <w:rFonts w:ascii="Arial" w:hAnsi="Arial"/>
-                <w:b w:val="0"/>
-                <w:sz w:val="20"/>
-              </w:rPr>
-              <w:t>3</w:t>
-            </w:r>
-          </w:p>
-        </w:tc>
-        <w:tc>
-          <w:tcPr>
-            <w:tcW w:type="dxa" w:w="1440"/>
-            <w:shd w:val="clear" w:color="auto" w:fill="FFC7CE"/>
-          </w:tcPr>
-          <w:p>
-            <w:pPr>
-              <w:jc w:val="center"/>
-            </w:pPr>
-            <w:r/>
-            <w:r>
-              <w:rPr>
-                <w:rFonts w:ascii="Arial" w:hAnsi="Arial"/>
-                <w:b/>
-                <w:sz w:val="20"/>
-              </w:rPr>
-              <w:t>15</w:t>
-            </w:r>
-          </w:p>
-        </w:tc>
-        <w:tc>
-          <w:tcPr>
-            <w:tcW w:type="dxa" w:w="1440"/>
-            <w:shd w:val="clear" w:color="auto" w:fill="FFC7CE"/>
-          </w:tcPr>
-          <w:p>
-            <w:pPr>
-              <w:jc w:val="center"/>
-            </w:pPr>
-            <w:r/>
-            <w:r>
-              <w:rPr>
-                <w:rFonts w:ascii="Arial" w:hAnsi="Arial"/>
-                <w:b w:val="0"/>
-                <w:sz w:val="20"/>
-              </w:rPr>
-              <w:t>Высокий</w:t>
-            </w:r>
-          </w:p>
-        </w:tc>
-      </w:tr>
-      <w:tr>
-        <w:tc>
-          <w:tcPr>
-            <w:tcW w:type="dxa" w:w="1440"/>
-          </w:tcPr>
-          <w:p>
-            <w:pPr>
-              <w:jc w:val="center"/>
-            </w:pPr>
-            <w:r/>
-            <w:r>
-              <w:rPr>
-                <w:rFonts w:ascii="Arial" w:hAnsi="Arial"/>
-                <w:b/>
-                <w:sz w:val="20"/>
-              </w:rPr>
-              <w:t>3</w:t>
-            </w:r>
-          </w:p>
-        </w:tc>
-        <w:tc>
-          <w:tcPr>
-            <w:tcW w:type="dxa" w:w="1440"/>
-          </w:tcPr>
-          <w:p>
-            <w:r/>
-            <w:r>
-              <w:rPr>
-                <w:rFonts w:ascii="Arial" w:hAnsi="Arial"/>
-                <w:b w:val="0"/>
-                <w:sz w:val="20"/>
-              </w:rPr>
-              <w:t>Недооценка интеграции</w:t>
-            </w:r>
-          </w:p>
-        </w:tc>
-        <w:tc>
-          <w:tcPr>
-            <w:tcW w:type="dxa" w:w="1440"/>
-          </w:tcPr>
-          <w:p>
-            <w:pPr>
-              <w:jc w:val="center"/>
-            </w:pPr>
-            <w:r/>
-            <w:r>
-              <w:rPr>
-                <w:rFonts w:ascii="Arial" w:hAnsi="Arial"/>
-                <w:b w:val="0"/>
-                <w:sz w:val="20"/>
-              </w:rPr>
-              <w:t>3</w:t>
-            </w:r>
-          </w:p>
-        </w:tc>
-        <w:tc>
-          <w:tcPr>
-            <w:tcW w:type="dxa" w:w="1440"/>
-          </w:tcPr>
-          <w:p>
-            <w:pPr>
-              <w:jc w:val="center"/>
-            </w:pPr>
-            <w:r/>
-            <w:r>
-              <w:rPr>
-                <w:rFonts w:ascii="Arial" w:hAnsi="Arial"/>
-                <w:b w:val="0"/>
-                <w:sz w:val="20"/>
-              </w:rPr>
-              <w:t>4</w:t>
-            </w:r>
-          </w:p>
-        </w:tc>
-        <w:tc>
-          <w:tcPr>
-            <w:tcW w:type="dxa" w:w="1440"/>
-            <w:shd w:val="clear" w:color="auto" w:fill="FFEB9C"/>
-          </w:tcPr>
-          <w:p>
-            <w:pPr>
-              <w:jc w:val="center"/>
-            </w:pPr>
-            <w:r/>
-            <w:r>
-              <w:rPr>
-                <w:rFonts w:ascii="Arial" w:hAnsi="Arial"/>
-                <w:b/>
-                <w:sz w:val="20"/>
-              </w:rPr>
-              <w:t>12</w:t>
-            </w:r>
-          </w:p>
-        </w:tc>
-        <w:tc>
-          <w:tcPr>
-            <w:tcW w:type="dxa" w:w="1440"/>
-            <w:shd w:val="clear" w:color="auto" w:fill="FFEB9C"/>
-          </w:tcPr>
-          <w:p>
-            <w:pPr>
-              <w:jc w:val="center"/>
-            </w:pPr>
-            <w:r/>
-            <w:r>
-              <w:rPr>
-                <w:rFonts w:ascii="Arial" w:hAnsi="Arial"/>
-                <w:b w:val="0"/>
-                <w:sz w:val="20"/>
-              </w:rPr>
-              <w:t>Средний</w:t>
-            </w:r>
-          </w:p>
-        </w:tc>
-      </w:tr>
-      <w:tr>
-        <w:tc>
-          <w:tcPr>
-            <w:tcW w:type="dxa" w:w="1440"/>
-          </w:tcPr>
-          <w:p>
-            <w:pPr>
-              <w:jc w:val="center"/>
-            </w:pPr>
-            <w:r/>
-            <w:r>
-              <w:rPr>
-                <w:rFonts w:ascii="Arial" w:hAnsi="Arial"/>
-                <w:b/>
-                <w:sz w:val="20"/>
-              </w:rPr>
-              <w:t>4</w:t>
-            </w:r>
-          </w:p>
-        </w:tc>
-        <w:tc>
-          <w:tcPr>
-            <w:tcW w:type="dxa" w:w="1440"/>
-          </w:tcPr>
-          <w:p>
-            <w:r/>
-            <w:r>
-              <w:rPr>
-                <w:rFonts w:ascii="Arial" w:hAnsi="Arial"/>
-                <w:b w:val="0"/>
-                <w:sz w:val="20"/>
-              </w:rPr>
-              <w:t>Текучесть в QA</w:t>
-            </w:r>
-          </w:p>
-        </w:tc>
-        <w:tc>
-          <w:tcPr>
-            <w:tcW w:type="dxa" w:w="1440"/>
-          </w:tcPr>
-          <w:p>
-            <w:pPr>
-              <w:jc w:val="center"/>
-            </w:pPr>
-            <w:r/>
-            <w:r>
-              <w:rPr>
-                <w:rFonts w:ascii="Arial" w:hAnsi="Arial"/>
-                <w:b w:val="0"/>
-                <w:sz w:val="20"/>
-              </w:rPr>
-              <w:t>2</w:t>
-            </w:r>
-          </w:p>
-        </w:tc>
-        <w:tc>
-          <w:tcPr>
-            <w:tcW w:type="dxa" w:w="1440"/>
-          </w:tcPr>
-          <w:p>
-            <w:pPr>
-              <w:jc w:val="center"/>
-            </w:pPr>
-            <w:r/>
-            <w:r>
-              <w:rPr>
-                <w:rFonts w:ascii="Arial" w:hAnsi="Arial"/>
-                <w:b w:val="0"/>
-                <w:sz w:val="20"/>
-              </w:rPr>
-              <w:t>4</w:t>
-            </w:r>
-          </w:p>
-        </w:tc>
-        <w:tc>
-          <w:tcPr>
-            <w:tcW w:type="dxa" w:w="1440"/>
-            <w:shd w:val="clear" w:color="auto" w:fill="FFEB9C"/>
-          </w:tcPr>
-          <w:p>
-            <w:pPr>
-              <w:jc w:val="center"/>
-            </w:pPr>
-            <w:r/>
-            <w:r>
-              <w:rPr>
-                <w:rFonts w:ascii="Arial" w:hAnsi="Arial"/>
-                <w:b/>
-                <w:sz w:val="20"/>
-              </w:rPr>
-              <w:t>8</w:t>
-            </w:r>
-          </w:p>
-        </w:tc>
-        <w:tc>
-          <w:tcPr>
-            <w:tcW w:type="dxa" w:w="1440"/>
-            <w:shd w:val="clear" w:color="auto" w:fill="FFEB9C"/>
-          </w:tcPr>
-          <w:p>
-            <w:pPr>
-              <w:jc w:val="center"/>
-            </w:pPr>
-            <w:r/>
-            <w:r>
-              <w:rPr>
-                <w:rFonts w:ascii="Arial" w:hAnsi="Arial"/>
-                <w:b w:val="0"/>
-                <w:sz w:val="20"/>
-              </w:rPr>
-              <w:t>Средний</w:t>
-            </w:r>
-          </w:p>
-        </w:tc>
-      </w:tr>
-    </w:tbl>
-    <w:p/>
-    <w:tbl>
-      <w:tblPr>
-        <w:tblStyle w:val="TableGrid"/>
-        <w:tblW w:type="auto" w:w="0"/>
-        <w:tblLook w:firstColumn="1" w:firstRow="1" w:lastColumn="0" w:lastRow="0" w:noHBand="0" w:noVBand="1" w:val="04A0"/>
-      </w:tblPr>
-      <w:tblGrid>
-        <w:gridCol w:w="1440"/>
-        <w:gridCol w:w="1440"/>
-        <w:gridCol w:w="1440"/>
-        <w:gridCol w:w="1440"/>
-        <w:gridCol w:w="1440"/>
-        <w:gridCol w:w="1440"/>
-      </w:tblGrid>
-      <w:tr>
-        <w:tc>
-          <w:tcPr>
-            <w:tcW w:type="dxa" w:w="1440"/>
-            <w:shd w:val="clear" w:color="auto" w:fill="D9E1F2"/>
-          </w:tcPr>
-          <w:p>
-            <w:pPr>
-              <w:jc w:val="center"/>
-            </w:pPr>
-            <w:r/>
-            <w:r>
-              <w:rPr>
-                <w:rFonts w:ascii="Arial" w:hAnsi="Arial"/>
-                <w:b/>
-                <w:sz w:val="16"/>
-              </w:rPr>
-              <w:t>Влияние \ Вероятн.</w:t>
-            </w:r>
-          </w:p>
-        </w:tc>
-        <w:tc>
-          <w:tcPr>
-            <w:tcW w:type="dxa" w:w="1440"/>
-            <w:shd w:val="clear" w:color="auto" w:fill="D9E1F2"/>
-          </w:tcPr>
-          <w:p>
-            <w:pPr>
-              <w:jc w:val="center"/>
-            </w:pPr>
-            <w:r/>
-            <w:r>
-              <w:rPr>
-                <w:rFonts w:ascii="Arial" w:hAnsi="Arial"/>
-                <w:b/>
-                <w:sz w:val="20"/>
-              </w:rPr>
-              <w:t>1</w:t>
-            </w:r>
-          </w:p>
-        </w:tc>
-        <w:tc>
-          <w:tcPr>
-            <w:tcW w:type="dxa" w:w="1440"/>
-            <w:shd w:val="clear" w:color="auto" w:fill="D9E1F2"/>
-          </w:tcPr>
-          <w:p>
-            <w:pPr>
-              <w:jc w:val="center"/>
-            </w:pPr>
-            <w:r/>
-            <w:r>
-              <w:rPr>
-                <w:rFonts w:ascii="Arial" w:hAnsi="Arial"/>
-                <w:b/>
-                <w:sz w:val="20"/>
-              </w:rPr>
-              <w:t>2</w:t>
-            </w:r>
-          </w:p>
-        </w:tc>
-        <w:tc>
-          <w:tcPr>
-            <w:tcW w:type="dxa" w:w="1440"/>
-            <w:shd w:val="clear" w:color="auto" w:fill="D9E1F2"/>
-          </w:tcPr>
-          <w:p>
-            <w:pPr>
-              <w:jc w:val="center"/>
-            </w:pPr>
-            <w:r/>
-            <w:r>
-              <w:rPr>
-                <w:rFonts w:ascii="Arial" w:hAnsi="Arial"/>
-                <w:b/>
-                <w:sz w:val="20"/>
-              </w:rPr>
-              <w:t>3</w:t>
-            </w:r>
-          </w:p>
-        </w:tc>
-        <w:tc>
-          <w:tcPr>
-            <w:tcW w:type="dxa" w:w="1440"/>
-            <w:shd w:val="clear" w:color="auto" w:fill="D9E1F2"/>
-          </w:tcPr>
-          <w:p>
-            <w:pPr>
-              <w:jc w:val="center"/>
-            </w:pPr>
-            <w:r/>
-            <w:r>
-              <w:rPr>
-                <w:rFonts w:ascii="Arial" w:hAnsi="Arial"/>
-                <w:b/>
-                <w:sz w:val="20"/>
-              </w:rPr>
-              <w:t>4</w:t>
-            </w:r>
-          </w:p>
-        </w:tc>
-        <w:tc>
-          <w:tcPr>
-            <w:tcW w:type="dxa" w:w="1440"/>
-            <w:shd w:val="clear" w:color="auto" w:fill="D9E1F2"/>
-          </w:tcPr>
-          <w:p>
-            <w:pPr>
-              <w:jc w:val="center"/>
-            </w:pPr>
-            <w:r/>
-            <w:r>
-              <w:rPr>
-                <w:rFonts w:ascii="Arial" w:hAnsi="Arial"/>
-                <w:b/>
-                <w:sz w:val="20"/>
-              </w:rPr>
-              <w:t>5</w:t>
-            </w:r>
-          </w:p>
-        </w:tc>
-      </w:tr>
-      <w:tr>
-        <w:tc>
-          <w:tcPr>
-            <w:tcW w:type="dxa" w:w="1440"/>
-            <w:shd w:val="clear" w:color="auto" w:fill="D9E1F2"/>
-          </w:tcPr>
-          <w:p>
-            <w:pPr>
-              <w:jc w:val="center"/>
-            </w:pPr>
-            <w:r/>
-            <w:r>
-              <w:rPr>
-                <w:rFonts w:ascii="Arial" w:hAnsi="Arial"/>
-                <w:b/>
-                <w:sz w:val="20"/>
-              </w:rPr>
-              <w:t>5</w:t>
-            </w:r>
-          </w:p>
-        </w:tc>
-        <w:tc>
-          <w:tcPr>
-            <w:tcW w:type="dxa" w:w="1440"/>
-            <w:shd w:val="clear" w:color="auto" w:fill="C6EFCE"/>
-          </w:tcPr>
-          <w:p>
-            <w:pPr>
-              <w:jc w:val="center"/>
-            </w:pPr>
-            <w:r/>
-            <w:r>
-              <w:rPr>
-                <w:rFonts w:ascii="Arial" w:hAnsi="Arial"/>
-                <w:b/>
-                <w:sz w:val="20"/>
-              </w:rPr>
-            </w:r>
-          </w:p>
-        </w:tc>
-        <w:tc>
-          <w:tcPr>
-            <w:tcW w:type="dxa" w:w="1440"/>
-            <w:shd w:val="clear" w:color="auto" w:fill="FFEB9C"/>
-          </w:tcPr>
-          <w:p>
-            <w:pPr>
-              <w:jc w:val="center"/>
-            </w:pPr>
-            <w:r/>
-            <w:r>
-              <w:rPr>
-                <w:rFonts w:ascii="Arial" w:hAnsi="Arial"/>
-                <w:b/>
-                <w:sz w:val="20"/>
-              </w:rPr>
-            </w:r>
-          </w:p>
-        </w:tc>
-        <w:tc>
-          <w:tcPr>
-            <w:tcW w:type="dxa" w:w="1440"/>
-            <w:shd w:val="clear" w:color="auto" w:fill="FFC7CE"/>
-          </w:tcPr>
-          <w:p>
-            <w:pPr>
-              <w:jc w:val="center"/>
-            </w:pPr>
-            <w:r/>
-            <w:r>
-              <w:rPr>
-                <w:rFonts w:ascii="Arial" w:hAnsi="Arial"/>
-                <w:b/>
-                <w:sz w:val="20"/>
-              </w:rPr>
-            </w:r>
-          </w:p>
-        </w:tc>
-        <w:tc>
-          <w:tcPr>
-            <w:tcW w:type="dxa" w:w="1440"/>
-            <w:shd w:val="clear" w:color="auto" w:fill="FFC7CE"/>
-          </w:tcPr>
-          <w:p>
-            <w:pPr>
-              <w:jc w:val="center"/>
-            </w:pPr>
-            <w:r/>
-            <w:r>
-              <w:rPr>
-                <w:rFonts w:ascii="Arial" w:hAnsi="Arial"/>
-                <w:b/>
-                <w:sz w:val="20"/>
-              </w:rPr>
-              <w:t>1</w:t>
-            </w:r>
-          </w:p>
-        </w:tc>
-        <w:tc>
-          <w:tcPr>
-            <w:tcW w:type="dxa" w:w="1440"/>
-            <w:shd w:val="clear" w:color="auto" w:fill="FFC7CE"/>
-          </w:tcPr>
-          <w:p>
-            <w:pPr>
-              <w:jc w:val="center"/>
-            </w:pPr>
-            <w:r/>
-            <w:r>
-              <w:rPr>
-                <w:rFonts w:ascii="Arial" w:hAnsi="Arial"/>
-                <w:b/>
-                <w:sz w:val="20"/>
-              </w:rPr>
-            </w:r>
-          </w:p>
-        </w:tc>
-      </w:tr>
-      <w:tr>
-        <w:tc>
-          <w:tcPr>
-            <w:tcW w:type="dxa" w:w="1440"/>
-            <w:shd w:val="clear" w:color="auto" w:fill="D9E1F2"/>
-          </w:tcPr>
-          <w:p>
-            <w:pPr>
-              <w:jc w:val="center"/>
-            </w:pPr>
-            <w:r/>
-            <w:r>
-              <w:rPr>
-                <w:rFonts w:ascii="Arial" w:hAnsi="Arial"/>
-                <w:b/>
-                <w:sz w:val="20"/>
-              </w:rPr>
-              <w:t>4</w:t>
-            </w:r>
-          </w:p>
-        </w:tc>
-        <w:tc>
-          <w:tcPr>
-            <w:tcW w:type="dxa" w:w="1440"/>
-            <w:shd w:val="clear" w:color="auto" w:fill="C6EFCE"/>
-          </w:tcPr>
-          <w:p>
-            <w:pPr>
-              <w:jc w:val="center"/>
-            </w:pPr>
-            <w:r/>
-            <w:r>
-              <w:rPr>
-                <w:rFonts w:ascii="Arial" w:hAnsi="Arial"/>
-                <w:b/>
-                <w:sz w:val="20"/>
-              </w:rPr>
-            </w:r>
-          </w:p>
-        </w:tc>
-        <w:tc>
-          <w:tcPr>
-            <w:tcW w:type="dxa" w:w="1440"/>
-            <w:shd w:val="clear" w:color="auto" w:fill="FFEB9C"/>
-          </w:tcPr>
-          <w:p>
-            <w:pPr>
-              <w:jc w:val="center"/>
-            </w:pPr>
-            <w:r/>
-            <w:r>
-              <w:rPr>
-                <w:rFonts w:ascii="Arial" w:hAnsi="Arial"/>
-                <w:b/>
-                <w:sz w:val="20"/>
-              </w:rPr>
-              <w:t>4</w:t>
-            </w:r>
-          </w:p>
-        </w:tc>
-        <w:tc>
-          <w:tcPr>
-            <w:tcW w:type="dxa" w:w="1440"/>
-            <w:shd w:val="clear" w:color="auto" w:fill="FFEB9C"/>
-          </w:tcPr>
-          <w:p>
-            <w:pPr>
-              <w:jc w:val="center"/>
-            </w:pPr>
-            <w:r/>
-            <w:r>
-              <w:rPr>
-                <w:rFonts w:ascii="Arial" w:hAnsi="Arial"/>
-                <w:b/>
-                <w:sz w:val="20"/>
-              </w:rPr>
-              <w:t>3</w:t>
-            </w:r>
-          </w:p>
-        </w:tc>
-        <w:tc>
-          <w:tcPr>
-            <w:tcW w:type="dxa" w:w="1440"/>
-            <w:shd w:val="clear" w:color="auto" w:fill="FFC7CE"/>
-          </w:tcPr>
-          <w:p>
-            <w:pPr>
-              <w:jc w:val="center"/>
-            </w:pPr>
-            <w:r/>
-            <w:r>
-              <w:rPr>
-                <w:rFonts w:ascii="Arial" w:hAnsi="Arial"/>
-                <w:b/>
-                <w:sz w:val="20"/>
-              </w:rPr>
-            </w:r>
-          </w:p>
-        </w:tc>
-        <w:tc>
-          <w:tcPr>
-            <w:tcW w:type="dxa" w:w="1440"/>
-            <w:shd w:val="clear" w:color="auto" w:fill="FFC7CE"/>
-          </w:tcPr>
-          <w:p>
-            <w:pPr>
-              <w:jc w:val="center"/>
-            </w:pPr>
-            <w:r/>
-            <w:r>
-              <w:rPr>
-                <w:rFonts w:ascii="Arial" w:hAnsi="Arial"/>
-                <w:b/>
-                <w:sz w:val="20"/>
-              </w:rPr>
-            </w:r>
-          </w:p>
-        </w:tc>
-      </w:tr>
-      <w:tr>
-        <w:tc>
-          <w:tcPr>
-            <w:tcW w:type="dxa" w:w="1440"/>
-            <w:shd w:val="clear" w:color="auto" w:fill="D9E1F2"/>
-          </w:tcPr>
-          <w:p>
-            <w:pPr>
-              <w:jc w:val="center"/>
-            </w:pPr>
-            <w:r/>
-            <w:r>
-              <w:rPr>
-                <w:rFonts w:ascii="Arial" w:hAnsi="Arial"/>
-                <w:b/>
-                <w:sz w:val="20"/>
-              </w:rPr>
-              <w:t>3</w:t>
-            </w:r>
-          </w:p>
-        </w:tc>
-        <w:tc>
-          <w:tcPr>
-            <w:tcW w:type="dxa" w:w="1440"/>
-            <w:shd w:val="clear" w:color="auto" w:fill="C6EFCE"/>
-          </w:tcPr>
-          <w:p>
-            <w:pPr>
-              <w:jc w:val="center"/>
-            </w:pPr>
-            <w:r/>
-            <w:r>
-              <w:rPr>
-                <w:rFonts w:ascii="Arial" w:hAnsi="Arial"/>
-                <w:b/>
-                <w:sz w:val="20"/>
-              </w:rPr>
-            </w:r>
-          </w:p>
-        </w:tc>
-        <w:tc>
-          <w:tcPr>
-            <w:tcW w:type="dxa" w:w="1440"/>
-            <w:shd w:val="clear" w:color="auto" w:fill="C6EFCE"/>
-          </w:tcPr>
-          <w:p>
-            <w:pPr>
-              <w:jc w:val="center"/>
-            </w:pPr>
-            <w:r/>
-            <w:r>
-              <w:rPr>
-                <w:rFonts w:ascii="Arial" w:hAnsi="Arial"/>
-                <w:b/>
-                <w:sz w:val="20"/>
-              </w:rPr>
-            </w:r>
-          </w:p>
-        </w:tc>
-        <w:tc>
-          <w:tcPr>
-            <w:tcW w:type="dxa" w:w="1440"/>
-            <w:shd w:val="clear" w:color="auto" w:fill="FFEB9C"/>
-          </w:tcPr>
-          <w:p>
-            <w:pPr>
-              <w:jc w:val="center"/>
-            </w:pPr>
-            <w:r/>
-            <w:r>
-              <w:rPr>
-                <w:rFonts w:ascii="Arial" w:hAnsi="Arial"/>
-                <w:b/>
-                <w:sz w:val="20"/>
-              </w:rPr>
-            </w:r>
-          </w:p>
-        </w:tc>
-        <w:tc>
-          <w:tcPr>
-            <w:tcW w:type="dxa" w:w="1440"/>
-            <w:shd w:val="clear" w:color="auto" w:fill="FFEB9C"/>
-          </w:tcPr>
-          <w:p>
-            <w:pPr>
-              <w:jc w:val="center"/>
-            </w:pPr>
-            <w:r/>
-            <w:r>
-              <w:rPr>
-                <w:rFonts w:ascii="Arial" w:hAnsi="Arial"/>
-                <w:b/>
-                <w:sz w:val="20"/>
-              </w:rPr>
-            </w:r>
-          </w:p>
-        </w:tc>
-        <w:tc>
-          <w:tcPr>
-            <w:tcW w:type="dxa" w:w="1440"/>
-            <w:shd w:val="clear" w:color="auto" w:fill="FFC7CE"/>
-          </w:tcPr>
-          <w:p>
-            <w:pPr>
-              <w:jc w:val="center"/>
-            </w:pPr>
-            <w:r/>
-            <w:r>
-              <w:rPr>
-                <w:rFonts w:ascii="Arial" w:hAnsi="Arial"/>
-                <w:b/>
-                <w:sz w:val="20"/>
-              </w:rPr>
-              <w:t>2</w:t>
-            </w:r>
-          </w:p>
-        </w:tc>
-      </w:tr>
-      <w:tr>
-        <w:tc>
-          <w:tcPr>
-            <w:tcW w:type="dxa" w:w="1440"/>
-            <w:shd w:val="clear" w:color="auto" w:fill="D9E1F2"/>
-          </w:tcPr>
-          <w:p>
-            <w:pPr>
-              <w:jc w:val="center"/>
-            </w:pPr>
-            <w:r/>
-            <w:r>
-              <w:rPr>
-                <w:rFonts w:ascii="Arial" w:hAnsi="Arial"/>
-                <w:b/>
-                <w:sz w:val="20"/>
-              </w:rPr>
-              <w:t>2</w:t>
-            </w:r>
-          </w:p>
-        </w:tc>
-        <w:tc>
-          <w:tcPr>
-            <w:tcW w:type="dxa" w:w="1440"/>
-            <w:shd w:val="clear" w:color="auto" w:fill="C6EFCE"/>
-          </w:tcPr>
-          <w:p>
-            <w:pPr>
-              <w:jc w:val="center"/>
-            </w:pPr>
-            <w:r/>
-            <w:r>
-              <w:rPr>
-                <w:rFonts w:ascii="Arial" w:hAnsi="Arial"/>
-                <w:b/>
-                <w:sz w:val="20"/>
-              </w:rPr>
-            </w:r>
-          </w:p>
-        </w:tc>
-        <w:tc>
-          <w:tcPr>
-            <w:tcW w:type="dxa" w:w="1440"/>
-            <w:shd w:val="clear" w:color="auto" w:fill="C6EFCE"/>
-          </w:tcPr>
-          <w:p>
-            <w:pPr>
-              <w:jc w:val="center"/>
-            </w:pPr>
-            <w:r/>
-            <w:r>
-              <w:rPr>
-                <w:rFonts w:ascii="Arial" w:hAnsi="Arial"/>
-                <w:b/>
-                <w:sz w:val="20"/>
-              </w:rPr>
-            </w:r>
-          </w:p>
-        </w:tc>
-        <w:tc>
-          <w:tcPr>
-            <w:tcW w:type="dxa" w:w="1440"/>
-            <w:shd w:val="clear" w:color="auto" w:fill="C6EFCE"/>
-          </w:tcPr>
-          <w:p>
-            <w:pPr>
-              <w:jc w:val="center"/>
-            </w:pPr>
-            <w:r/>
-            <w:r>
-              <w:rPr>
-                <w:rFonts w:ascii="Arial" w:hAnsi="Arial"/>
-                <w:b/>
-                <w:sz w:val="20"/>
-              </w:rPr>
-            </w:r>
-          </w:p>
-        </w:tc>
-        <w:tc>
-          <w:tcPr>
-            <w:tcW w:type="dxa" w:w="1440"/>
-            <w:shd w:val="clear" w:color="auto" w:fill="FFEB9C"/>
-          </w:tcPr>
-          <w:p>
-            <w:pPr>
-              <w:jc w:val="center"/>
-            </w:pPr>
-            <w:r/>
-            <w:r>
-              <w:rPr>
-                <w:rFonts w:ascii="Arial" w:hAnsi="Arial"/>
-                <w:b/>
-                <w:sz w:val="20"/>
-              </w:rPr>
-            </w:r>
-          </w:p>
-        </w:tc>
-        <w:tc>
-          <w:tcPr>
-            <w:tcW w:type="dxa" w:w="1440"/>
-            <w:shd w:val="clear" w:color="auto" w:fill="FFEB9C"/>
-          </w:tcPr>
-          <w:p>
-            <w:pPr>
-              <w:jc w:val="center"/>
-            </w:pPr>
-            <w:r/>
-            <w:r>
-              <w:rPr>
-                <w:rFonts w:ascii="Arial" w:hAnsi="Arial"/>
-                <w:b/>
-                <w:sz w:val="20"/>
-              </w:rPr>
-            </w:r>
-          </w:p>
-        </w:tc>
-      </w:tr>
-      <w:tr>
-        <w:tc>
-          <w:tcPr>
-            <w:tcW w:type="dxa" w:w="1440"/>
-            <w:shd w:val="clear" w:color="auto" w:fill="D9E1F2"/>
-          </w:tcPr>
-          <w:p>
-            <w:pPr>
-              <w:jc w:val="center"/>
-            </w:pPr>
-            <w:r/>
-            <w:r>
-              <w:rPr>
-                <w:rFonts w:ascii="Arial" w:hAnsi="Arial"/>
-                <w:b/>
-                <w:sz w:val="20"/>
-              </w:rPr>
-              <w:t>1</w:t>
-            </w:r>
-          </w:p>
-        </w:tc>
-        <w:tc>
-          <w:tcPr>
-            <w:tcW w:type="dxa" w:w="1440"/>
-            <w:shd w:val="clear" w:color="auto" w:fill="C6EFCE"/>
-          </w:tcPr>
-          <w:p>
-            <w:pPr>
-              <w:jc w:val="center"/>
-            </w:pPr>
-            <w:r/>
-            <w:r>
-              <w:rPr>
-                <w:rFonts w:ascii="Arial" w:hAnsi="Arial"/>
-                <w:b/>
-                <w:sz w:val="20"/>
-              </w:rPr>
-            </w:r>
-          </w:p>
-        </w:tc>
-        <w:tc>
-          <w:tcPr>
-            <w:tcW w:type="dxa" w:w="1440"/>
-            <w:shd w:val="clear" w:color="auto" w:fill="C6EFCE"/>
-          </w:tcPr>
-          <w:p>
-            <w:pPr>
-              <w:jc w:val="center"/>
-            </w:pPr>
-            <w:r/>
-            <w:r>
-              <w:rPr>
-                <w:rFonts w:ascii="Arial" w:hAnsi="Arial"/>
-                <w:b/>
-                <w:sz w:val="20"/>
-              </w:rPr>
-            </w:r>
-          </w:p>
-        </w:tc>
-        <w:tc>
-          <w:tcPr>
-            <w:tcW w:type="dxa" w:w="1440"/>
-            <w:shd w:val="clear" w:color="auto" w:fill="C6EFCE"/>
-          </w:tcPr>
-          <w:p>
-            <w:pPr>
-              <w:jc w:val="center"/>
-            </w:pPr>
-            <w:r/>
-            <w:r>
-              <w:rPr>
-                <w:rFonts w:ascii="Arial" w:hAnsi="Arial"/>
-                <w:b/>
-                <w:sz w:val="20"/>
-              </w:rPr>
-            </w:r>
-          </w:p>
-        </w:tc>
-        <w:tc>
-          <w:tcPr>
-            <w:tcW w:type="dxa" w:w="1440"/>
-            <w:shd w:val="clear" w:color="auto" w:fill="C6EFCE"/>
-          </w:tcPr>
-          <w:p>
-            <w:pPr>
-              <w:jc w:val="center"/>
-            </w:pPr>
-            <w:r/>
-            <w:r>
-              <w:rPr>
-                <w:rFonts w:ascii="Arial" w:hAnsi="Arial"/>
-                <w:b/>
-                <w:sz w:val="20"/>
-              </w:rPr>
-            </w:r>
-          </w:p>
-        </w:tc>
-        <w:tc>
-          <w:tcPr>
-            <w:tcW w:type="dxa" w:w="1440"/>
-            <w:shd w:val="clear" w:color="auto" w:fill="C6EFCE"/>
-          </w:tcPr>
-          <w:p>
-            <w:pPr>
-              <w:jc w:val="center"/>
-            </w:pPr>
-            <w:r/>
-            <w:r>
-              <w:rPr>
-                <w:rFonts w:ascii="Arial" w:hAnsi="Arial"/>
-                <w:b/>
-                <w:sz w:val="20"/>
-              </w:rPr>
-            </w:r>
-          </w:p>
-        </w:tc>
-      </w:tr>
-    </w:tbl>
-    <w:p>
-      <w:pPr>
-        <w:pStyle w:val="Heading1"/>
-      </w:pPr>
-      <w:r>
-        <w:t>RICE — оценка приоритетов фич (лист RICE)</w:t>
-      </w:r>
-    </w:p>
-    <w:p>
-      <w:r>
-        <w:t>Назначение: приоритизация фич и инициатив по методологии RICE.</w:t>
-      </w:r>
-    </w:p>
-    <w:p>
-      <w:r>
-        <w:t>Что на листе: таблица фич с полями Reach, Impact, Confidence, Effort; авто-расчёт RICE score, ранга и приоритета (RAG-подсветка); диаграмма RICE по фичам.</w:t>
-      </w:r>
-    </w:p>
-    <w:p>
-      <w:r>
-        <w:t>Формула: RICE = (Reach × Impact × Confidence) / Effort.</w:t>
-      </w:r>
-    </w:p>
-    <w:tbl>
-      <w:tblPr>
-        <w:tblStyle w:val="LightGrid-Accent1"/>
-        <w:tblW w:type="auto" w:w="0"/>
-        <w:tblLook w:firstColumn="1" w:firstRow="1" w:lastColumn="0" w:lastRow="0" w:noHBand="0" w:noVBand="1" w:val="04A0"/>
-      </w:tblPr>
-      <w:tblGrid>
-        <w:gridCol w:w="4320"/>
-        <w:gridCol w:w="4320"/>
-      </w:tblGrid>
-      <w:tr>
-        <w:tc>
-          <w:tcPr>
-            <w:tcW w:type="dxa" w:w="4320"/>
-          </w:tcPr>
-          <w:p>
-            <w:r>
-              <w:t>Параметр</w:t>
-            </w:r>
-          </w:p>
-        </w:tc>
-        <w:tc>
-          <w:tcPr>
-            <w:tcW w:type="dxa" w:w="4320"/>
-          </w:tcPr>
-          <w:p>
-            <w:r>
-              <w:t>Описание</w:t>
-            </w:r>
-          </w:p>
-        </w:tc>
-      </w:tr>
-      <w:tr>
-        <w:tc>
-          <w:tcPr>
-            <w:tcW w:type="dxa" w:w="4320"/>
-          </w:tcPr>
-          <w:p>
-            <w:r>
-              <w:t>Reach</w:t>
-            </w:r>
-          </w:p>
-        </w:tc>
-        <w:tc>
-          <w:tcPr>
-            <w:tcW w:type="dxa" w:w="4320"/>
-          </w:tcPr>
-          <w:p>
-            <w:r>
-              <w:t>Охват — сколько пользователей затронет фича за квартал.</w:t>
-            </w:r>
-          </w:p>
-        </w:tc>
-      </w:tr>
-      <w:tr>
-        <w:tc>
-          <w:tcPr>
-            <w:tcW w:type="dxa" w:w="4320"/>
-          </w:tcPr>
-          <w:p>
-            <w:r>
-              <w:t>Impact</w:t>
-            </w:r>
-          </w:p>
-        </w:tc>
-        <w:tc>
-          <w:tcPr>
-            <w:tcW w:type="dxa" w:w="4320"/>
-          </w:tcPr>
-          <w:p>
-            <w:r>
-              <w:t>Влияние на пользователя: 3 — массивное, 2 — высокое, 1 — среднее, 0.5 — низкое, 0.25 — минимальное.</w:t>
-            </w:r>
-          </w:p>
-        </w:tc>
-      </w:tr>
-      <w:tr>
-        <w:tc>
-          <w:tcPr>
-            <w:tcW w:type="dxa" w:w="4320"/>
-          </w:tcPr>
-          <w:p>
-            <w:r>
-              <w:t>Confidence</w:t>
-            </w:r>
-          </w:p>
-        </w:tc>
-        <w:tc>
-          <w:tcPr>
-            <w:tcW w:type="dxa" w:w="4320"/>
-          </w:tcPr>
-          <w:p>
-            <w:r>
-              <w:t>Уверенность в оценке: 100% — высокая, 80% — средняя, 50% — низкая.</w:t>
-            </w:r>
-          </w:p>
-        </w:tc>
-      </w:tr>
-      <w:tr>
-        <w:tc>
-          <w:tcPr>
-            <w:tcW w:type="dxa" w:w="4320"/>
-          </w:tcPr>
-          <w:p>
-            <w:r>
-              <w:t>Effort</w:t>
-            </w:r>
-          </w:p>
-        </w:tc>
-        <w:tc>
-          <w:tcPr>
-            <w:tcW w:type="dxa" w:w="4320"/>
-          </w:tcPr>
-          <w:p>
-            <w:r>
-              <w:t>Трудозатраты команды на фичу, человеко-дни.</w:t>
-            </w:r>
-          </w:p>
-        </w:tc>
-      </w:tr>
-      <w:tr>
-        <w:tc>
-          <w:tcPr>
-            <w:tcW w:type="dxa" w:w="4320"/>
-          </w:tcPr>
-          <w:p>
-            <w:r>
-              <w:t>RICE score</w:t>
-            </w:r>
-          </w:p>
-        </w:tc>
-        <w:tc>
-          <w:tcPr>
-            <w:tcW w:type="dxa" w:w="4320"/>
-          </w:tcPr>
-          <w:p>
-            <w:r>
-              <w:t>(Reach × Impact × Confidence) / Effort — итоговый балл; чем выше, тем приоритетнее.</w:t>
-            </w:r>
-          </w:p>
-        </w:tc>
-      </w:tr>
-      <w:tr>
-        <w:tc>
-          <w:tcPr>
-            <w:tcW w:type="dxa" w:w="4320"/>
-          </w:tcPr>
-          <w:p>
-            <w:r>
-              <w:t>Приоритет</w:t>
-            </w:r>
-          </w:p>
-        </w:tc>
-        <w:tc>
-          <w:tcPr>
-            <w:tcW w:type="dxa" w:w="4320"/>
-          </w:tcPr>
-          <w:p>
-            <w:r>
-              <w:t>Высокий ≥ 60% максимального балла, Средний ≥ 30%, иначе Низкий.</w:t>
-            </w:r>
-          </w:p>
-        </w:tc>
-      </w:tr>
-    </w:tbl>
-    <w:p>
-      <w:pPr>
-        <w:pStyle w:val="Heading1"/>
-      </w:pPr>
-      <w:r>
-        <w:t>Зависимости от других стримов (лист Зависимости)</w:t>
-      </w:r>
-    </w:p>
-    <w:p>
-      <w:r>
-        <w:t>Назначение: учёт межстримовых зависимостей задач, историй и фич — от чего мы зависим у смежных команд и что зависит от нас.</w:t>
-      </w:r>
-    </w:p>
-    <w:p>
-      <w:r>
-        <w:t>Что на листе: таблица зависимостей (элемент, тип, внешний стрим, направление, описание, спринт, статус с RAG-подсветкой, владелец, риск); сводка и диаграмма по статусам. На листе «Гант» добавлена колонка-флаг ◆ для задач с внешней зависимостью; в приложении зависимости отображаются маркерами ◆ прямо на диаграмме Ганта (цвет — статус).</w:t>
-      </w:r>
-    </w:p>
-    <w:tbl>
-      <w:tblPr>
-        <w:tblStyle w:val="LightGrid-Accent1"/>
-        <w:tblW w:type="auto" w:w="0"/>
-        <w:tblLook w:firstColumn="1" w:firstRow="1" w:lastColumn="0" w:lastRow="0" w:noHBand="0" w:noVBand="1" w:val="04A0"/>
-      </w:tblPr>
-      <w:tblGrid>
-        <w:gridCol w:w="4320"/>
-        <w:gridCol w:w="4320"/>
-      </w:tblGrid>
-      <w:tr>
-        <w:tc>
-          <w:tcPr>
-            <w:tcW w:type="dxa" w:w="4320"/>
-          </w:tcPr>
-          <w:p>
-            <w:r>
-              <w:t>Поле</w:t>
-            </w:r>
-          </w:p>
-        </w:tc>
-        <w:tc>
-          <w:tcPr>
-            <w:tcW w:type="dxa" w:w="4320"/>
-          </w:tcPr>
-          <w:p>
-            <w:r>
-              <w:t>Описание</w:t>
-            </w:r>
-          </w:p>
-        </w:tc>
-      </w:tr>
-      <w:tr>
-        <w:tc>
-          <w:tcPr>
-            <w:tcW w:type="dxa" w:w="4320"/>
-          </w:tcPr>
-          <w:p>
-            <w:r>
-              <w:t>Элемент</w:t>
-            </w:r>
-          </w:p>
-        </w:tc>
-        <w:tc>
-          <w:tcPr>
-            <w:tcW w:type="dxa" w:w="4320"/>
-          </w:tcPr>
-          <w:p>
-            <w:r>
-              <w:t>Наша задача, история или фича, у которой есть внешняя зависимость.</w:t>
-            </w:r>
-          </w:p>
-        </w:tc>
-      </w:tr>
-      <w:tr>
-        <w:tc>
-          <w:tcPr>
-            <w:tcW w:type="dxa" w:w="4320"/>
-          </w:tcPr>
-          <w:p>
-            <w:r>
-              <w:t>Тип</w:t>
-            </w:r>
-          </w:p>
-        </w:tc>
-        <w:tc>
-          <w:tcPr>
-            <w:tcW w:type="dxa" w:w="4320"/>
-          </w:tcPr>
-          <w:p>
-            <w:r>
-              <w:t>История · Задача · Фича · Эпик.</w:t>
-            </w:r>
-          </w:p>
-        </w:tc>
-      </w:tr>
-      <w:tr>
-        <w:tc>
-          <w:tcPr>
-            <w:tcW w:type="dxa" w:w="4320"/>
-          </w:tcPr>
-          <w:p>
-            <w:r>
-              <w:t>Задача (Гант)</w:t>
-            </w:r>
-          </w:p>
-        </w:tc>
-        <w:tc>
-          <w:tcPr>
-            <w:tcW w:type="dxa" w:w="4320"/>
-          </w:tcPr>
-          <w:p>
-            <w:r>
-              <w:t>Ссылка на задачу бэклога — по ней ставится маркер ◆ на диаграмме Ганта.</w:t>
-            </w:r>
-          </w:p>
-        </w:tc>
-      </w:tr>
-      <w:tr>
-        <w:tc>
-          <w:tcPr>
-            <w:tcW w:type="dxa" w:w="4320"/>
-          </w:tcPr>
-          <w:p>
-            <w:r>
-              <w:t>Внешний стрим</w:t>
-            </w:r>
-          </w:p>
-        </w:tc>
-        <w:tc>
-          <w:tcPr>
-            <w:tcW w:type="dxa" w:w="4320"/>
-          </w:tcPr>
-          <w:p>
-            <w:r>
-              <w:t>Смежная команда/стрим, с которым связана зависимость.</w:t>
-            </w:r>
-          </w:p>
-        </w:tc>
-      </w:tr>
-      <w:tr>
-        <w:tc>
-          <w:tcPr>
-            <w:tcW w:type="dxa" w:w="4320"/>
-          </w:tcPr>
-          <w:p>
-            <w:r>
-              <w:t>Направление</w:t>
-            </w:r>
-          </w:p>
-        </w:tc>
-        <w:tc>
-          <w:tcPr>
-            <w:tcW w:type="dxa" w:w="4320"/>
-          </w:tcPr>
-          <w:p>
-            <w:r>
-              <w:t>«Мы зависим» (входящая) или «Зависят от нас» (исходящая).</w:t>
-            </w:r>
-          </w:p>
-        </w:tc>
-      </w:tr>
-      <w:tr>
-        <w:tc>
-          <w:tcPr>
-            <w:tcW w:type="dxa" w:w="4320"/>
-          </w:tcPr>
-          <w:p>
-            <w:r>
-              <w:t>Статус</w:t>
-            </w:r>
-          </w:p>
-        </w:tc>
-        <w:tc>
-          <w:tcPr>
-            <w:tcW w:type="dxa" w:w="4320"/>
-          </w:tcPr>
-          <w:p>
-            <w:r>
-              <w:t>Ожидается · Подтверждено · Получено · Заблокировано · Просрочено (RAG-подсветка).</w:t>
-            </w:r>
-          </w:p>
-        </w:tc>
-      </w:tr>
-      <w:tr>
-        <w:tc>
-          <w:tcPr>
-            <w:tcW w:type="dxa" w:w="4320"/>
-          </w:tcPr>
-          <w:p>
-            <w:r>
-              <w:t>Риск</w:t>
-            </w:r>
-          </w:p>
-        </w:tc>
-        <w:tc>
-          <w:tcPr>
-            <w:tcW w:type="dxa" w:w="4320"/>
-          </w:tcPr>
-          <w:p>
-            <w:r>
-              <w:t>High · Medium · Low.</w:t>
-            </w:r>
-          </w:p>
-        </w:tc>
-      </w:tr>
-    </w:tbl>
-    <w:p>
-      <w:pPr>
-        <w:pStyle w:val="Heading1"/>
-      </w:pPr>
-      <w:r>
-        <w:t>MoSCoW — приоритизация требований (лист MoSCoW)</w:t>
-      </w:r>
-    </w:p>
-    <w:p>
-      <w:r>
-        <w:t>Назначение: приоритизация фич и требований по методологии MoSCoW — что войдёт в релиз и в каком порядке.</w:t>
-      </w:r>
-    </w:p>
-    <w:p>
-      <w:r>
-        <w:t>Что на листе: таблица требований с категорией (выпадающий список Must / Should / Could / Won't), авто-подстановка русского приоритета, RAG-подсветка по категориям, сводка количества по категориям и диаграмма.</w:t>
-      </w:r>
-    </w:p>
-    <w:p>
-      <w:r>
-        <w:t>В приложении раздел «Планирование → MoSCoW» показывает те же данные в виде доски из четырёх колонок с карточками, счётчиками и KPI по каждой категории.</w:t>
-      </w:r>
-    </w:p>
-    <w:tbl>
-      <w:tblPr>
-        <w:tblStyle w:val="LightGrid-Accent1"/>
-        <w:tblW w:type="auto" w:w="0"/>
-        <w:tblLook w:firstColumn="1" w:firstRow="1" w:lastColumn="0" w:lastRow="0" w:noHBand="0" w:noVBand="1" w:val="04A0"/>
-      </w:tblPr>
-      <w:tblGrid>
-        <w:gridCol w:w="4320"/>
-        <w:gridCol w:w="4320"/>
-      </w:tblGrid>
-      <w:tr>
-        <w:tc>
-          <w:tcPr>
-            <w:tcW w:type="dxa" w:w="4320"/>
-          </w:tcPr>
-          <w:p>
-            <w:r>
-              <w:t>Категория</w:t>
-            </w:r>
-          </w:p>
-        </w:tc>
-        <w:tc>
-          <w:tcPr>
-            <w:tcW w:type="dxa" w:w="4320"/>
-          </w:tcPr>
-          <w:p>
-            <w:r>
-              <w:t>Описание</w:t>
-            </w:r>
-          </w:p>
-        </w:tc>
-      </w:tr>
-      <w:tr>
-        <w:tc>
-          <w:tcPr>
-            <w:tcW w:type="dxa" w:w="4320"/>
-          </w:tcPr>
-          <w:p>
-            <w:r>
-              <w:t>Must have — обязательно</w:t>
-            </w:r>
-          </w:p>
-        </w:tc>
-        <w:tc>
-          <w:tcPr>
-            <w:tcW w:type="dxa" w:w="4320"/>
-          </w:tcPr>
-          <w:p>
-            <w:r>
-              <w:t>Критично для релиза: без этого продукт не запускается. Например, оформление заказа и оплата.</w:t>
-            </w:r>
-          </w:p>
-        </w:tc>
-      </w:tr>
-      <w:tr>
-        <w:tc>
-          <w:tcPr>
-            <w:tcW w:type="dxa" w:w="4320"/>
-          </w:tcPr>
-          <w:p>
-            <w:r>
-              <w:t>Should have — желательно</w:t>
-            </w:r>
-          </w:p>
-        </w:tc>
-        <w:tc>
-          <w:tcPr>
-            <w:tcW w:type="dxa" w:w="4320"/>
-          </w:tcPr>
-          <w:p>
-            <w:r>
-              <w:t>Важно и болезненно без него, но релиз технически возможен. Например, промокоды и уведомления.</w:t>
-            </w:r>
-          </w:p>
-        </w:tc>
-      </w:tr>
-      <w:tr>
-        <w:tc>
-          <w:tcPr>
-            <w:tcW w:type="dxa" w:w="4320"/>
-          </w:tcPr>
-          <w:p>
-            <w:r>
-              <w:t>Could have — возможно</w:t>
-            </w:r>
-          </w:p>
-        </w:tc>
-        <w:tc>
-          <w:tcPr>
-            <w:tcW w:type="dxa" w:w="4320"/>
-          </w:tcPr>
-          <w:p>
-            <w:r>
-              <w:t>Желательно; реализуем при наличии времени и ресурсов. Например, рекомендации и экспорт отчётов.</w:t>
-            </w:r>
-          </w:p>
-        </w:tc>
-      </w:tr>
-      <w:tr>
-        <w:tc>
-          <w:tcPr>
-            <w:tcW w:type="dxa" w:w="4320"/>
-          </w:tcPr>
-          <w:p>
-            <w:r>
-              <w:t>Won't have — не в этот раз</w:t>
-            </w:r>
-          </w:p>
-        </w:tc>
-        <w:tc>
-          <w:tcPr>
-            <w:tcW w:type="dxa" w:w="4320"/>
-          </w:tcPr>
-          <w:p>
-            <w:r>
-              <w:t>Сознательно отложено: вне scope текущего релиза. Например, программа лояльности и офлайн-режим.</w:t>
-            </w:r>
-          </w:p>
-        </w:tc>
-      </w:tr>
-    </w:tbl>
-    <w:p>
-      <w:r>
-        <w:t>Правило здорового плана: доля Must не должна превышать ~60% ёмкости спринта — иначе не остаётся буфера на риски и непредвиденные задачи.</w:t>
-      </w:r>
-    </w:p>
-    <w:p>
-      <w:pPr>
-        <w:pStyle w:val="Heading1"/>
-      </w:pPr>
-      <w:r>
-        <w:t>FAQ — частые вопросы (раздел «Справка»)</w:t>
-      </w:r>
-    </w:p>
-    <w:p>
-      <w:r>
-        <w:t>Назначение: ответы на типичные вопросы о работе с приложением. В приложении раздел «Справка → FAQ» показывает вопросы в виде раскрывающегося списка (аккордеон) с поиском и таблицей для редактирования; администратор и редактор могут добавлять и менять вопросы. Тот же список выгружается на лист FAQ в Excel.</w:t>
+        <w:t>Доступ, помощник и отчёт</w:t>
       </w:r>
     </w:p>
     <w:p>
@@ -2869,82 +604,12 @@
         <w:pStyle w:val="Heading2"/>
       </w:pPr>
       <w:r>
-        <w:t>Начало работы</w:t>
+        <w:t>Вход по логину и паролю</w:t>
       </w:r>
     </w:p>
     <w:p>
       <w:r>
-        <w:rPr>
-          <w:b/>
-        </w:rPr>
-        <w:t xml:space="preserve">В: </w:t>
-      </w:r>
-      <w:r>
-        <w:rPr>
-          <w:b/>
-        </w:rPr>
-        <w:t>С чего начать работу в приложении?</w:t>
-      </w:r>
-    </w:p>
-    <w:p>
-      <w:r>
-        <w:rPr>
-          <w:b/>
-        </w:rPr>
-        <w:t xml:space="preserve">О: </w:t>
-      </w:r>
-      <w:r>
-        <w:t>Заполните «Параметры» (даты старта, число спринтов, focus factor), затем «Команду» и «Бэклог». Остальное — дорожная карта, ёмкость, velocity, релизы и метрики — считается автоматически.</w:t>
-      </w:r>
-    </w:p>
-    <w:p>
-      <w:r>
-        <w:rPr>
-          <w:b/>
-        </w:rPr>
-        <w:t xml:space="preserve">В: </w:t>
-      </w:r>
-      <w:r>
-        <w:rPr>
-          <w:b/>
-        </w:rPr>
-        <w:t>Нужен ли интернет или сервер?</w:t>
-      </w:r>
-    </w:p>
-    <w:p>
-      <w:r>
-        <w:rPr>
-          <w:b/>
-        </w:rPr>
-        <w:t xml:space="preserve">О: </w:t>
-      </w:r>
-      <w:r>
-        <w:t>Нет. Приложение работает локально в браузере (localStorage). При поднятом backend состояние синхронизируется через /api/state.</w:t>
-      </w:r>
-    </w:p>
-    <w:p>
-      <w:r>
-        <w:rPr>
-          <w:b/>
-        </w:rPr>
-        <w:t xml:space="preserve">В: </w:t>
-      </w:r>
-      <w:r>
-        <w:rPr>
-          <w:b/>
-        </w:rPr>
-        <w:t>Как быстро найти нужный раздел или действие?</w:t>
-      </w:r>
-    </w:p>
-    <w:p>
-      <w:r>
-        <w:rPr>
-          <w:b/>
-        </w:rPr>
-        <w:t xml:space="preserve">О: </w:t>
-      </w:r>
-      <w:r>
-        <w:t>Нажмите Ctrl/⌘+K — командная палитра ищет по всем разделам и действиям.</w:t>
+        <w:t>Серверная авторизация: вход по логину и паролю, роли хранятся в PostgreSQL (PBKDF2-хэши, bearer-сессии).</w:t>
       </w:r>
     </w:p>
     <w:p>
@@ -2952,82 +617,12 @@
         <w:pStyle w:val="Heading2"/>
       </w:pPr>
       <w:r>
-        <w:t>Планирование</w:t>
+        <w:t>Управление пользователями и ролями</w:t>
       </w:r>
     </w:p>
     <w:p>
       <w:r>
-        <w:rPr>
-          <w:b/>
-        </w:rPr>
-        <w:t xml:space="preserve">В: </w:t>
-      </w:r>
-      <w:r>
-        <w:rPr>
-          <w:b/>
-        </w:rPr>
-        <w:t>Как рассчитывается ёмкость спринта?</w:t>
-      </w:r>
-    </w:p>
-    <w:p>
-      <w:r>
-        <w:rPr>
-          <w:b/>
-        </w:rPr>
-        <w:t xml:space="preserve">О: </w:t>
-      </w:r>
-      <w:r>
-        <w:t>Из состава команды и её доступности, отсутствий, числа рабочих дней спринта (с учётом «Календаря») и focus factor.</w:t>
-      </w:r>
-    </w:p>
-    <w:p>
-      <w:r>
-        <w:rPr>
-          <w:b/>
-        </w:rPr>
-        <w:t xml:space="preserve">В: </w:t>
-      </w:r>
-      <w:r>
-        <w:rPr>
-          <w:b/>
-        </w:rPr>
-        <w:t>Что такое focus factor?</w:t>
-      </w:r>
-    </w:p>
-    <w:p>
-      <w:r>
-        <w:rPr>
-          <w:b/>
-        </w:rPr>
-        <w:t xml:space="preserve">О: </w:t>
-      </w:r>
-      <w:r>
-        <w:t>Доля рабочего времени, реально уходящая на задачи спринта (обычно 0.7–0.8).</w:t>
-      </w:r>
-    </w:p>
-    <w:p>
-      <w:r>
-        <w:rPr>
-          <w:b/>
-        </w:rPr>
-        <w:t xml:space="preserve">В: </w:t>
-      </w:r>
-      <w:r>
-        <w:rPr>
-          <w:b/>
-        </w:rPr>
-        <w:t>Чем отличаются RICE и MoSCoW?</w:t>
-      </w:r>
-    </w:p>
-    <w:p>
-      <w:r>
-        <w:rPr>
-          <w:b/>
-        </w:rPr>
-        <w:t xml:space="preserve">О: </w:t>
-      </w:r>
-      <w:r>
-        <w:t>RICE даёт числовой балл для ранжирования; MoSCoW распределяет фичи по категориям Must / Should / Could / Won't. Используются вместе.</w:t>
+        <w:t>Администратор управляет учётными записями: добавление, смена роли и пароля, отключение и удаление.</w:t>
       </w:r>
     </w:p>
     <w:p>
@@ -3035,132 +630,12 @@
         <w:pStyle w:val="Heading2"/>
       </w:pPr>
       <w:r>
-        <w:t>Данные и доступ</w:t>
+        <w:t>Помощник (чат-бот)</w:t>
       </w:r>
     </w:p>
     <w:p>
       <w:r>
-        <w:rPr>
-          <w:b/>
-        </w:rPr>
-        <w:t xml:space="preserve">В: </w:t>
-      </w:r>
-      <w:r>
-        <w:rPr>
-          <w:b/>
-        </w:rPr>
-        <w:t>Где хранятся мои данные?</w:t>
-      </w:r>
-    </w:p>
-    <w:p>
-      <w:r>
-        <w:rPr>
-          <w:b/>
-        </w:rPr>
-        <w:t xml:space="preserve">О: </w:t>
-      </w:r>
-      <w:r>
-        <w:t>Локально в браузере и, при настроенном сервере, в PostgreSQL через /api/state. Для резервной копии — экспорт JSON или Excel.</w:t>
-      </w:r>
-    </w:p>
-    <w:p>
-      <w:r>
-        <w:rPr>
-          <w:b/>
-        </w:rPr>
-        <w:t xml:space="preserve">В: </w:t>
-      </w:r>
-      <w:r>
-        <w:rPr>
-          <w:b/>
-        </w:rPr>
-        <w:t>Как перенести данные на другой компьютер?</w:t>
-      </w:r>
-    </w:p>
-    <w:p>
-      <w:r>
-        <w:rPr>
-          <w:b/>
-        </w:rPr>
-        <w:t xml:space="preserve">О: </w:t>
-      </w:r>
-      <w:r>
-        <w:t>Экспорт «JSON» на одном компьютере, «Импорт» — на другом (доступно администратору).</w:t>
-      </w:r>
-    </w:p>
-    <w:p>
-      <w:r>
-        <w:rPr>
-          <w:b/>
-        </w:rPr>
-        <w:t xml:space="preserve">В: </w:t>
-      </w:r>
-      <w:r>
-        <w:rPr>
-          <w:b/>
-        </w:rPr>
-        <w:t>Что делает кнопка «Сброс»?</w:t>
-      </w:r>
-    </w:p>
-    <w:p>
-      <w:r>
-        <w:rPr>
-          <w:b/>
-        </w:rPr>
-        <w:t xml:space="preserve">О: </w:t>
-      </w:r>
-      <w:r>
-        <w:t>Возвращает данные к исходному демо-набору. Необратимо, только для администратора — предварительно сделайте экспорт.</w:t>
-      </w:r>
-    </w:p>
-    <w:p>
-      <w:r>
-        <w:rPr>
-          <w:b/>
-        </w:rPr>
-        <w:t xml:space="preserve">В: </w:t>
-      </w:r>
-      <w:r>
-        <w:rPr>
-          <w:b/>
-        </w:rPr>
-        <w:t>Чем отличаются режимы Просмотр, Редактор и Администратор?</w:t>
-      </w:r>
-    </w:p>
-    <w:p>
-      <w:r>
-        <w:rPr>
-          <w:b/>
-        </w:rPr>
-        <w:t xml:space="preserve">О: </w:t>
-      </w:r>
-      <w:r>
-        <w:t>Просмотр — только чтение; Редактор правит данные (кроме «Параметров», «Сброса», «Импорта»); Администратор — полный доступ и коды доступа.</w:t>
-      </w:r>
-    </w:p>
-    <w:p>
-      <w:r>
-        <w:rPr>
-          <w:b/>
-        </w:rPr>
-        <w:t xml:space="preserve">В: </w:t>
-      </w:r>
-      <w:r>
-        <w:rPr>
-          <w:b/>
-        </w:rPr>
-        <w:t>Как сменить режим доступа?</w:t>
-      </w:r>
-    </w:p>
-    <w:p>
-      <w:r>
-        <w:rPr>
-          <w:b/>
-        </w:rPr>
-        <w:t xml:space="preserve">О: </w:t>
-      </w:r>
-      <w:r>
-        <w:t>Кнопка режима в шапке; переход в «Редактор»/«Администратор» — по коду, заданному администратором.</w:t>
+        <w:t>Встроенный ассистент по данным проекта: velocity, health, баги, зависимости, бюджет; открывает разделы и выполняет команды, работает офлайн.</w:t>
       </w:r>
     </w:p>
     <w:p>
@@ -3168,1143 +643,38 @@
         <w:pStyle w:val="Heading2"/>
       </w:pPr>
       <w:r>
-        <w:t>Экспорт и интерфейс</w:t>
+        <w:t>Отчёт-презентация по спринту</w:t>
       </w:r>
     </w:p>
     <w:p>
       <w:r>
-        <w:rPr>
-          <w:b/>
-        </w:rPr>
-        <w:t xml:space="preserve">В: </w:t>
+        <w:t>Кнопка «Отчёт» формирует презентацию (PPTX) по выбранному спринту или всему проекту с ключевыми метриками и всеми диаграммами приложения: аналитика (сгорание, CFD, cycle time, распределение, загрузка), дефекты, техдолг, OKR, RICE, Гант, Исикава и матрица рисков.</w:t>
       </w:r>
+    </w:p>
+    <w:p>
+      <w:pPr>
+        <w:pStyle w:val="Heading2"/>
+      </w:pPr>
       <w:r>
-        <w:rPr>
-          <w:b/>
-        </w:rPr>
-        <w:t>Как выгрузить план в Excel?</w:t>
+        <w:t>Релизная доска: состав и прогресс</w:t>
       </w:r>
     </w:p>
     <w:p>
       <w:r>
-        <w:rPr>
-          <w:b/>
-        </w:rPr>
-        <w:t xml:space="preserve">О: </w:t>
+        <w:t>Двусторонняя связь с разделом «Релизы»: на карточке релиза — его состав и прогресс-бар готовности; статус меняется перетаскиванием.</w:t>
       </w:r>
+    </w:p>
+    <w:p>
+      <w:pPr>
+        <w:pStyle w:val="Heading2"/>
+      </w:pPr>
       <w:r>
-        <w:t>Кнопка «Excel» в шапке или Ctrl/⌘+K → «Экспорт в Excel». Файл включает все разделы, в том числе RICE, MoSCoW и FAQ.</w:t>
+        <w:t>Состав релизов: ручное формирование</w:t>
       </w:r>
     </w:p>
     <w:p>
       <w:r>
-        <w:rPr>
-          <w:b/>
-        </w:rPr>
-        <w:t xml:space="preserve">В: </w:t>
-      </w:r>
-      <w:r>
-        <w:rPr>
-          <w:b/>
-        </w:rPr>
-        <w:t>Есть ли описание и презентация приложения?</w:t>
-      </w:r>
-    </w:p>
-    <w:p>
-      <w:r>
-        <w:rPr>
-          <w:b/>
-        </w:rPr>
-        <w:t xml:space="preserve">О: </w:t>
-      </w:r>
-      <w:r>
-        <w:t>Да: «Описание…», «Иллюстрированное описание…» (docx) и презентация (pptx).</w:t>
-      </w:r>
-    </w:p>
-    <w:p>
-      <w:r>
-        <w:rPr>
-          <w:b/>
-        </w:rPr>
-        <w:t xml:space="preserve">В: </w:t>
-      </w:r>
-      <w:r>
-        <w:rPr>
-          <w:b/>
-        </w:rPr>
-        <w:t>Как свернуть боковое меню?</w:t>
-      </w:r>
-    </w:p>
-    <w:p>
-      <w:r>
-        <w:rPr>
-          <w:b/>
-        </w:rPr>
-        <w:t xml:space="preserve">О: </w:t>
-      </w:r>
-      <w:r>
-        <w:t>Кнопка-гамбургер (☰) в шапке сворачивает/разворачивает список разделов; на мобильном — открывает выдвижное меню.</w:t>
-      </w:r>
-    </w:p>
-    <w:p>
-      <w:pPr>
-        <w:pStyle w:val="Heading1"/>
-      </w:pPr>
-      <w:r>
-        <w:t>Авторизация и роли (серверная авторизация)</w:t>
-      </w:r>
-    </w:p>
-    <w:p>
-      <w:r>
-        <w:t>Назначение: настоящая серверная авторизация с разграничением прав. Вход выполняется по логину и паролю; роль пользователя определяет, что он может делать.</w:t>
-      </w:r>
-    </w:p>
-    <w:p>
-      <w:r>
-        <w:t>Роли и учётные записи хранятся в базе данных PostgreSQL. Пароли не хранятся в открытом виде — используется хэширование PBKDF2 с солью; сессии выдаются в виде токенов с ограниченным сроком.</w:t>
-      </w:r>
-    </w:p>
-    <w:tbl>
-      <w:tblPr>
-        <w:tblStyle w:val="LightGrid-Accent1"/>
-        <w:tblW w:type="auto" w:w="0"/>
-        <w:tblLook w:firstColumn="1" w:firstRow="1" w:lastColumn="0" w:lastRow="0" w:noHBand="0" w:noVBand="1" w:val="04A0"/>
-      </w:tblPr>
-      <w:tblGrid>
-        <w:gridCol w:w="4320"/>
-        <w:gridCol w:w="4320"/>
-      </w:tblGrid>
-      <w:tr>
-        <w:tc>
-          <w:tcPr>
-            <w:tcW w:type="dxa" w:w="4320"/>
-          </w:tcPr>
-          <w:p>
-            <w:r>
-              <w:t>Роль</w:t>
-            </w:r>
-          </w:p>
-        </w:tc>
-        <w:tc>
-          <w:tcPr>
-            <w:tcW w:type="dxa" w:w="4320"/>
-          </w:tcPr>
-          <w:p>
-            <w:r>
-              <w:t>Права</w:t>
-            </w:r>
-          </w:p>
-        </w:tc>
-      </w:tr>
-      <w:tr>
-        <w:tc>
-          <w:tcPr>
-            <w:tcW w:type="dxa" w:w="4320"/>
-          </w:tcPr>
-          <w:p>
-            <w:r>
-              <w:t>Просмотр (Viewer)</w:t>
-            </w:r>
-          </w:p>
-        </w:tc>
-        <w:tc>
-          <w:tcPr>
-            <w:tcW w:type="dxa" w:w="4320"/>
-          </w:tcPr>
-          <w:p>
-            <w:r>
-              <w:t>Только чтение: все разделы видны, редактирование недоступно.</w:t>
-            </w:r>
-          </w:p>
-        </w:tc>
-      </w:tr>
-      <w:tr>
-        <w:tc>
-          <w:tcPr>
-            <w:tcW w:type="dxa" w:w="4320"/>
-          </w:tcPr>
-          <w:p>
-            <w:r>
-              <w:t>Редактор (Editor)</w:t>
-            </w:r>
-          </w:p>
-        </w:tc>
-        <w:tc>
-          <w:tcPr>
-            <w:tcW w:type="dxa" w:w="4320"/>
-          </w:tcPr>
-          <w:p>
-            <w:r>
-              <w:t>Правка данных во всех разделах, кроме «Параметров», сброса и импорта.</w:t>
-            </w:r>
-          </w:p>
-        </w:tc>
-      </w:tr>
-      <w:tr>
-        <w:tc>
-          <w:tcPr>
-            <w:tcW w:type="dxa" w:w="4320"/>
-          </w:tcPr>
-          <w:p>
-            <w:r>
-              <w:t>Администратор (Admin)</w:t>
-            </w:r>
-          </w:p>
-        </w:tc>
-        <w:tc>
-          <w:tcPr>
-            <w:tcW w:type="dxa" w:w="4320"/>
-          </w:tcPr>
-          <w:p>
-            <w:r>
-              <w:t>Полный доступ, включая параметры и управление учётными записями.</w:t>
-            </w:r>
-          </w:p>
-        </w:tc>
-      </w:tr>
-    </w:tbl>
-    <w:p>
-      <w:r>
-        <w:t>Права проверяются на сервере (в Java) при каждом запросе: чтение доступно любому вошедшему пользователю, изменение данных — только Редактору или Администратору, управление пользователями — только Администратору. Администратор может добавлять учётные записи, менять роль и пароль, отключать и удалять пользователей.</w:t>
-      </w:r>
-    </w:p>
-    <w:p>
-      <w:r>
-        <w:t>Если сервер недоступен (приложение открыто как локальный файл), работает офлайн-режим: данные хранятся локально в браузере, роли переключаются по кодам доступа.</w:t>
-      </w:r>
-    </w:p>
-    <w:p>
-      <w:pPr>
-        <w:pStyle w:val="Heading1"/>
-      </w:pPr>
-      <w:r>
-        <w:t>Помощник (чат-бот)</w:t>
-      </w:r>
-    </w:p>
-    <w:p>
-      <w:r>
-        <w:t>Назначение: встроенный ассистент по приложению. Кнопка с иконкой чата в правом нижнем углу открывает панель «Помощник».</w:t>
-      </w:r>
-    </w:p>
-    <w:p>
-      <w:r>
-        <w:t>Помощник отвечает на вопросы по текущим данным проекта: средняя velocity, health-index, открытые баги, заблокированные зависимости, готовность DoD, Time to Market, состав команды, бюджет и прогноз завершения. Отдельно показывает сводку «что требует внимания».</w:t>
-      </w:r>
-    </w:p>
-    <w:p>
-      <w:r>
-        <w:t>Также помощник объясняет методологии (RICE, MoSCoW), ищет ответы в разделе FAQ и открывает нужный раздел приложения по запросу (например, «открой риски»). Работает офлайн, без обращения к внешним сервисам.</w:t>
-      </w:r>
-    </w:p>
-    <w:p>
-      <w:pPr>
-        <w:pStyle w:val="Heading1"/>
-      </w:pPr>
-      <w:r>
-        <w:t>Kanban-доска (раздел «Планирование»)</w:t>
-      </w:r>
-    </w:p>
-    <w:p>
-      <w:r>
-        <w:t>Назначение: визуальное управление задачами по статусам. Доска состоит из трёх колонок — «К выполнению», «В работе» и «Готово»; карточки берутся из «Бэклога». Есть фильтр по спринту.</w:t>
-      </w:r>
-    </w:p>
-    <w:p>
-      <w:r>
-        <w:t>Карточки перетаскиваются между колонками (drag &amp; drop); для сенсорных экранов на карточке есть кнопки перехода на шаг назад/вперёд. Перетаскивание доступно Редактору и Администратору; у Наблюдателя доска в режиме просмотра.</w:t>
-      </w:r>
-    </w:p>
-    <w:p>
-      <w:r>
-        <w:t>Связка с другими разделами: при перемещении карточки меняется статус задачи и логически проставляются даты — при переходе «В работе» ставится дата старта, при «Готово» — дата завершения, при возврате в «К выполнению» даты очищаются. Изменение синхронно отражается в «Бэклоге», «Дорожной карте» (процент выполнения), диаграмме Ганта, аналитике (velocity, cycle time, CFD), на дашборде и в релизах — так как все разделы считаются из единого списка задач.</w:t>
-      </w:r>
-    </w:p>
-    <w:p>
-      <w:pPr>
-        <w:pStyle w:val="Heading1"/>
-      </w:pPr>
-      <w:r>
-        <w:t>Журнал событий и логирование</w:t>
-      </w:r>
-    </w:p>
-    <w:p>
-      <w:r>
-        <w:t>Назначение: раздел «Журнал событий» доступен всем пользователям. Всем показывается «История изменений» — список версий приложения с датами и перечнем изменений.</w:t>
-      </w:r>
-    </w:p>
-    <w:p>
-      <w:r>
-        <w:t>Для администратора дополнительно доступен полный журнал всех событий с фильтрами по категории и пользователю: вход и выход, неудачные попытки входа, изменения данных, отказы в доступе, действия в интерфейсе (открытие разделов, экспорт, перемещение карточек на Kanban-доске и т.д.).</w:t>
-      </w:r>
-    </w:p>
-    <w:p>
-      <w:r>
-        <w:t>Технически все события пишутся на сервере (в Java, при каждом запросе) в отдельную базу данных PostgreSQL. Логирование изолировано от основной базы, выполняется асинхронно и отказоустойчиво: если база журнала недоступна, приложение продолжает работать без сбоев.</w:t>
-      </w:r>
-    </w:p>
-    <w:p>
-      <w:pPr>
-        <w:pStyle w:val="Heading1"/>
-      </w:pPr>
-      <w:r>
-        <w:t>Дэйли (Daily Standup) — раздел «Церемонии»</w:t>
-      </w:r>
-    </w:p>
-    <w:p>
-      <w:r>
-        <w:t>Назначение: ежедневная короткая синхронизация команды. Каждый участник отвечает на три вопроса — что сделал вчера, что планирует сегодня и что мешает (блокеры).</w:t>
-      </w:r>
-    </w:p>
-    <w:p>
-      <w:r>
-        <w:t>В разделе фиксируются записи по дням и участникам (дата, спринт, «Вчера», «Сегодня», «Блокер»). KPI показывают число записей, дней, участников и озвученных блокеров. Блокеры удобно переводить в задачи «Бэклога» или во «Внешние зависимости».</w:t>
-      </w:r>
-    </w:p>
-    <w:p>
-      <w:pPr>
-        <w:pStyle w:val="Heading1"/>
-      </w:pPr>
-      <w:r>
-        <w:t>Груминг бэклога (Backlog Refinement) — раздел «Церемонии»</w:t>
-      </w:r>
-    </w:p>
-    <w:p>
-      <w:r>
-        <w:t>Назначение: регулярная подготовка бэклога к спринту. Элементы уточняются, декомпозируются, оцениваются и приоритизируются, чтобы к планированию они соответствовали Definition of Ready.</w:t>
-      </w:r>
-    </w:p>
-    <w:p>
-      <w:r>
-        <w:t>Таблица фиксирует дату, элемент бэклога, действие (оценка / декомпозиция / уточнение / приоритизация / отклонено), оценку в SP, готовность к спринту и ответственного. KPI: сколько разобрано, сколько готово к спринту, суммарная оценка и процент готовности.</w:t>
-      </w:r>
-    </w:p>
-    <w:p>
-      <w:pPr>
-        <w:pStyle w:val="Heading1"/>
-      </w:pPr>
-      <w:r>
-        <w:t>Демо спринта (Sprint Review) — раздел «Церемонии»</w:t>
-      </w:r>
-    </w:p>
-    <w:p>
-      <w:r>
-        <w:t>Назначение: обзор итогов спринта. Команда демонстрирует готовый инкремент заказчикам и стейкхолдерам, собирает обратную связь и решает, что принято, а что уходит на доработку.</w:t>
-      </w:r>
-    </w:p>
-    <w:p>
-      <w:r>
-        <w:t>Таблица содержит спринт, дату, что демонстрировали, докладчика, участников/заказчиков, обратную связь и итог (принято / на доработку / отклонено). KPI показывают число демо, принятых результатов и процент приёмки. Результаты влияют на приоритеты бэклога и планирование следующего спринта.</w:t>
-      </w:r>
-    </w:p>
-    <w:p>
-      <w:pPr>
-        <w:pStyle w:val="Heading1"/>
-      </w:pPr>
-      <w:r>
-        <w:t>График отпусков — раздел «Персонал»</w:t>
-      </w:r>
-    </w:p>
-    <w:p>
-      <w:r>
-        <w:t>Назначение: учёт отсутствий команды — отпуска, больничные, отгулы и командировки. Помогает планировать спринты и распределять задачи с учётом доступности людей.</w:t>
-      </w:r>
-    </w:p>
-    <w:p>
-      <w:r>
-        <w:t>Для каждой записи указываются участник, тип, даты «С» и «По», число дней, статус (запланирован / утверждён / завершён) и комментарий. KPI показывают, кто сейчас отсутствует, сколько отсутствий предстоит и суммарное число дней.</w:t>
-      </w:r>
-    </w:p>
-    <w:p>
-      <w:pPr>
-        <w:pStyle w:val="Heading1"/>
-      </w:pPr>
-      <w:r>
-        <w:t>Дни рождения — раздел «Персонал»</w:t>
-      </w:r>
-    </w:p>
-    <w:p>
-      <w:r>
-        <w:t>Назначение: список дней рождения участников команды с обратным отсчётом до ближайших дат.</w:t>
-      </w:r>
-    </w:p>
-    <w:p>
-      <w:r>
-        <w:t>Таблица содержит участника, дату рождения, роль и комментарий. KPI показывают ближайшего именинника и число дней рождения в текущем месяце; ниже — список ближайших дней рождения, отсортированный по числу дней до праздника.</w:t>
-      </w:r>
-    </w:p>
-    <w:p>
-      <w:pPr>
-        <w:pStyle w:val="Heading1"/>
-      </w:pPr>
-      <w:r>
-        <w:t>Ретроспективы: игровые практики Agile — раздел «Церемонии»</w:t>
-      </w:r>
-    </w:p>
-    <w:p>
-      <w:r>
-        <w:t>Раздел «Ретроспективы» дополнен геймификацией и лучшими практиками Agile, повышающими вовлечённость команды и превращающими ретро в цикл проверяемых улучшений:</w:t>
-      </w:r>
-    </w:p>
-    <w:p>
-      <w:pPr>
-        <w:pStyle w:val="ListBullet"/>
-      </w:pPr>
-      <w:r>
-        <w:rPr>
-          <w:b/>
-        </w:rPr>
-        <w:t xml:space="preserve">Форматы ретро: </w:t>
-      </w:r>
-      <w:r>
-        <w:t>выбор методики (Start/Stop/Continue, Mad/Sad/Glad, 4L, Sailboat, Starfish, DAKI) для каждого пункта.</w:t>
-      </w:r>
-    </w:p>
-    <w:p>
-      <w:pPr>
-        <w:pStyle w:val="ListBullet"/>
-      </w:pPr>
-      <w:r>
-        <w:rPr>
-          <w:b/>
-        </w:rPr>
-        <w:t xml:space="preserve">Dot-voting (голоса): </w:t>
-      </w:r>
-      <w:r>
-        <w:t>голосование за пункты, чтобы выбрать 2–3 темы для action items (сортировка по колонке «Голоса»).</w:t>
-      </w:r>
-    </w:p>
-    <w:p>
-      <w:pPr>
-        <w:pStyle w:val="ListBullet"/>
-      </w:pPr>
-      <w:r>
-        <w:rPr>
-          <w:b/>
-        </w:rPr>
-        <w:t xml:space="preserve">Стрик по action items: </w:t>
-      </w:r>
-      <w:r>
-        <w:t>счётчик спринтов подряд со 100% закрытых action items — как достижение команды.</w:t>
-      </w:r>
-    </w:p>
-    <w:p>
-      <w:pPr>
-        <w:pStyle w:val="ListBullet"/>
-      </w:pPr>
-      <w:r>
-        <w:rPr>
-          <w:b/>
-        </w:rPr>
-        <w:t xml:space="preserve">Настроение команды: </w:t>
-      </w:r>
-      <w:r>
-        <w:t>оценка климата спринта (1–5) с линией тренда по спринтам.</w:t>
-      </w:r>
-    </w:p>
-    <w:p>
-      <w:pPr>
-        <w:pStyle w:val="ListBullet"/>
-      </w:pPr>
-      <w:r>
-        <w:rPr>
-          <w:b/>
-        </w:rPr>
-        <w:t xml:space="preserve">Kudos (благодарности): </w:t>
-      </w:r>
-      <w:r>
-        <w:t>публичное признание вклада коллег.</w:t>
-      </w:r>
-    </w:p>
-    <w:p>
-      <w:pPr>
-        <w:pStyle w:val="ListBullet"/>
-      </w:pPr>
-      <w:r>
-        <w:rPr>
-          <w:b/>
-        </w:rPr>
-        <w:t xml:space="preserve">Эксперименты: </w:t>
-      </w:r>
-      <w:r>
-        <w:t>улучшения как проверяемые гипотезы: «считаем, что… → сделаем… → измерим по…» с результатом и статусом.</w:t>
-      </w:r>
-    </w:p>
-    <w:p>
-      <w:pPr>
-        <w:pStyle w:val="ListBullet"/>
-      </w:pPr>
-      <w:r>
-        <w:rPr>
-          <w:b/>
-        </w:rPr>
-        <w:t xml:space="preserve">Team Radar: </w:t>
-      </w:r>
-      <w:r>
-        <w:t>радар-диаграмма самооценки команды по осям (коммуникация, качество, процесс, инструменты, нагрузка) — текущий и прошлый спринт.</w:t>
-      </w:r>
-    </w:p>
-    <w:p>
-      <w:pPr>
-        <w:pStyle w:val="Heading1"/>
-      </w:pPr>
-      <w:r>
-        <w:t>Отчёт-презентация по спринту (PPTX)</w:t>
-      </w:r>
-    </w:p>
-    <w:p>
-      <w:r>
-        <w:t>Кнопка «📊 Отчёт» в шапке формирует отчёт-презентацию по текущему спринту в формате PowerPoint (.pptx): титульный слайд с целью спринта, слайд ключевых метрик (velocity, health-index, Time to Market, готовность DoD, баги/DRE, прогноз, бюджет) и слайды с графиками — ёмкость/план/velocity, процент выполнения, баги, Time to Market, настроение команды, MoSCoW и Team Radar. Графики берутся из актуальных данных приложения. Генерация выполняется в браузере; для загрузки модуля требуется доступ в интернет.</w:t>
-      </w:r>
-    </w:p>
-    <w:p>
-      <w:r>
-        <w:t>Обновление: при формировании отчёта можно выбрать спринт — конкретный (тогда добавляются его метрики и список задач) или «Весь проект» (сводный отчёт по всем спринтам).</w:t>
-      </w:r>
-    </w:p>
-    <w:p>
-      <w:r>
-        <w:t>Обновление груминга: задачи можно выбирать напрямую из «Бэклога» — над таблицей выберите задачу и нажмите «+ В груминг». Название, оценка и исполнитель подтягиваются автоматически, колонка «Задача» связывает запись с бэклогом, а уже разобранные задачи исключаются из списка.</w:t>
-      </w:r>
-    </w:p>
-    <w:p>
-      <w:r>
-        <w:t>Обновление: связь с «Бэклогом» добавлена также в разделы RICE и MoSCoW — задачи выбираются напрямую из бэклога (кнопки «+ В RICE» / «+ В MoSCoW») с автозаполнением и колонкой-ссылкой «Задача»; уже добавленные задачи исключаются из списка.</w:t>
-      </w:r>
-    </w:p>
-    <w:p>
-      <w:pPr>
-        <w:pStyle w:val="Heading1"/>
-      </w:pPr>
-      <w:r>
-        <w:t>Автоматизация планирования (v1.19.0)</w:t>
-      </w:r>
-    </w:p>
-    <w:p>
-      <w:r>
-        <w:t>Приложение берёт на себя рутинные операции планирования — от наполнения спринта до контроля качества данных. Все автоматизации работают по существующим данным проекта, офлайн, и доступны редактору и администратору:</w:t>
-      </w:r>
-    </w:p>
-    <w:p>
-      <w:pPr>
-        <w:pStyle w:val="ListBullet"/>
-      </w:pPr>
-      <w:r>
-        <w:rPr>
-          <w:b/>
-        </w:rPr>
-        <w:t xml:space="preserve">Приоритизация бэклога: </w:t>
-      </w:r>
-      <w:r>
-        <w:t>сортировка по совокупному приоритету — сначала оценка RICE, затем класс MoSCoW (Must → Should → Could → Won't).</w:t>
-      </w:r>
-    </w:p>
-    <w:p>
-      <w:pPr>
-        <w:pStyle w:val="ListBullet"/>
-      </w:pPr>
-      <w:r>
-        <w:rPr>
-          <w:b/>
-        </w:rPr>
-        <w:t xml:space="preserve">Авто-набор спринта по ёмкости: </w:t>
-      </w:r>
-      <w:r>
-        <w:t>наполнение выбранного спринта задачами из бэклога в пределах ёмкости, с учётом приоритета, готовности по грумингу и зависимостей.</w:t>
-      </w:r>
-    </w:p>
-    <w:p>
-      <w:pPr>
-        <w:pStyle w:val="ListBullet"/>
-      </w:pPr>
-      <w:r>
-        <w:rPr>
-          <w:b/>
-        </w:rPr>
-        <w:t xml:space="preserve">Отпуска → ёмкость: </w:t>
-      </w:r>
-      <w:r>
-        <w:t>отпуска, больничные и отгулы автоматически уменьшают ёмкость спринта на пересечении с его сроками.</w:t>
-      </w:r>
-    </w:p>
-    <w:p>
-      <w:pPr>
-        <w:pStyle w:val="ListBullet"/>
-      </w:pPr>
-      <w:r>
-        <w:rPr>
-          <w:b/>
-        </w:rPr>
-        <w:t xml:space="preserve">Церемонии → задачи: </w:t>
-      </w:r>
-      <w:r>
-        <w:t>блокеры «Дэйли» → «Зависимости»; «на доработку» из «Демо» и action items «Ретро» → в «Бэклог» одной кнопкой, без дублей.</w:t>
-      </w:r>
-    </w:p>
-    <w:p>
-      <w:pPr>
-        <w:pStyle w:val="ListBullet"/>
-      </w:pPr>
-      <w:r>
-        <w:rPr>
-          <w:b/>
-        </w:rPr>
-        <w:t xml:space="preserve">Проверки данных: </w:t>
-      </w:r>
-      <w:r>
-        <w:t>встроенный линтер находит дубли ID, статусы без обязательных дат, задачи без оценки, осиротевшие ссылки и остатки формул от импорта — и исправляет их одной кнопкой «Исправить автоматически».</w:t>
-      </w:r>
-    </w:p>
-    <w:p>
-      <w:pPr>
-        <w:pStyle w:val="ListBullet"/>
-      </w:pPr>
-      <w:r>
-        <w:rPr>
-          <w:b/>
-        </w:rPr>
-        <w:t xml:space="preserve">Помощник-исполнитель: </w:t>
-      </w:r>
-      <w:r>
-        <w:t>чат-бот выполняет команды: «набери спринт N», «сортируй бэклог», «исправь данные», «создай задачу…», «перенеси T-05 в спринт 4».</w:t>
-      </w:r>
-    </w:p>
-    <w:p>
-      <w:pPr>
-        <w:pStyle w:val="Heading1"/>
-      </w:pPr>
-      <w:r>
-        <w:t>Автоматизация: расширение (v1.20.0)</w:t>
-      </w:r>
-    </w:p>
-    <w:p>
-      <w:r>
-        <w:t>Автоматизация планирования дополнена сквозной приоритизацией, готовностью задач, контролем зависимостей и импортом из внешних систем:</w:t>
-      </w:r>
-    </w:p>
-    <w:p>
-      <w:pPr>
-        <w:pStyle w:val="ListBullet"/>
-      </w:pPr>
-      <w:r>
-        <w:rPr>
-          <w:b/>
-        </w:rPr>
-        <w:t xml:space="preserve">Приоритет в задаче: </w:t>
-      </w:r>
-      <w:r>
-        <w:t>при сортировке бэклога приоритет из RICE/MoSCoW проставляется прямо в задачу (колонка «Приоритет»), так что ранг виден без открытия отдельных разделов.</w:t>
-      </w:r>
-    </w:p>
-    <w:p>
-      <w:pPr>
-        <w:pStyle w:val="ListBullet"/>
-      </w:pPr>
-      <w:r>
-        <w:rPr>
-          <w:b/>
-        </w:rPr>
-        <w:t xml:space="preserve">Готовность задачи (DoR): </w:t>
-      </w:r>
-      <w:r>
-        <w:t>кнопка «Синхронизировать готовность» переносит признак «Готово к спринту» из груминга в задачу (флаг DoR) и подтягивает оценку; авто-набор учитывает этот флаг.</w:t>
-      </w:r>
-    </w:p>
-    <w:p>
-      <w:pPr>
-        <w:pStyle w:val="ListBullet"/>
-      </w:pPr>
-      <w:r>
-        <w:rPr>
-          <w:b/>
-        </w:rPr>
-        <w:t xml:space="preserve">Циклы и конфликты зависимостей: </w:t>
-      </w:r>
-      <w:r>
-        <w:t>приложение находит циклические зависимости и случаи, когда задача стоит в спринте раньше своей зависимости, и предупреждает баннером на Ганте, в «Зависимостях» и в «Проверках данных».</w:t>
-      </w:r>
-    </w:p>
-    <w:p>
-      <w:pPr>
-        <w:pStyle w:val="ListBullet"/>
-      </w:pPr>
-      <w:r>
-        <w:rPr>
-          <w:b/>
-        </w:rPr>
-        <w:t xml:space="preserve">Отчёт по завершению спринта: </w:t>
-      </w:r>
-      <w:r>
-        <w:t>когда все задачи спринта готовы, на дашборде появляется предложение сформировать отчёт по этому спринту (по событию, без внешнего планировщика).</w:t>
-      </w:r>
-    </w:p>
-    <w:p>
-      <w:pPr>
-        <w:pStyle w:val="ListBullet"/>
-      </w:pPr>
-      <w:r>
-        <w:rPr>
-          <w:b/>
-        </w:rPr>
-        <w:t xml:space="preserve">Импорт из CSV / Jira: </w:t>
-      </w:r>
-      <w:r>
-        <w:t>кнопка «CSV» импортирует задачи из CSV- или Jira-выгрузки в бэклог с авто-распознаванием столбцов (Summary, Issue key, Story Points, Assignee, Status, Sprint) и разделителя.</w:t>
-      </w:r>
-    </w:p>
-    <w:p>
-      <w:pPr>
-        <w:pStyle w:val="ListBullet"/>
-      </w:pPr>
-      <w:r>
-        <w:rPr>
-          <w:b/>
-        </w:rPr>
-        <w:t xml:space="preserve">Новые команды помощника: </w:t>
-      </w:r>
-      <w:r>
-        <w:t>«добавь в груминг все незаполненные» и «синхронизируй готовность» — в дополнение к набору спринта, сортировке, исправлению данных, созданию и переносу задач.</w:t>
-      </w:r>
-    </w:p>
-    <w:p>
-      <w:pPr>
-        <w:pStyle w:val="Heading1"/>
-      </w:pPr>
-      <w:r>
-        <w:t>Kanban-доски по направлениям и перенос OKR (v1.21.0)</w:t>
-      </w:r>
-    </w:p>
-    <w:p>
-      <w:r>
-        <w:t>Единая Kanban-доска разделена на несколько досок, переключаемых вкладками, а раздел «OKR» перенесён в группу «Планирование».</w:t>
-      </w:r>
-    </w:p>
-    <w:p>
-      <w:pPr>
-        <w:pStyle w:val="ListBullet"/>
-      </w:pPr>
-      <w:r>
-        <w:rPr>
-          <w:b/>
-        </w:rPr>
-        <w:t xml:space="preserve">Доски по направлениям: </w:t>
-      </w:r>
-      <w:r>
-        <w:t>«Все задачи», «Backend», «Frontend», «Тестировщики», «Аналитики» (фильтр по роли исполнителя) и «Релизная доска» (релизы по статусам Планируется / В работе / Готово / Задержка).</w:t>
-      </w:r>
-    </w:p>
-    <w:p>
-      <w:pPr>
-        <w:pStyle w:val="ListBullet"/>
-      </w:pPr>
-      <w:r>
-        <w:rPr>
-          <w:b/>
-        </w:rPr>
-        <w:t xml:space="preserve">Синхронизация сохранена: </w:t>
-      </w:r>
-      <w:r>
-        <w:t>перетаскивание карточки по-прежнему меняет статус и даты задачи и синхронно обновляет «Бэклог», «Дорожную карту», Гант и аналитику; фильтр по спринту работает на досках задач.</w:t>
-      </w:r>
-    </w:p>
-    <w:p>
-      <w:pPr>
-        <w:pStyle w:val="ListBullet"/>
-      </w:pPr>
-      <w:r>
-        <w:rPr>
-          <w:b/>
-        </w:rPr>
-        <w:t xml:space="preserve">Управление досками (администратор): </w:t>
-      </w:r>
-      <w:r>
-        <w:t>создание новых досок (по роли, по всем задачам или релизная), переименование и удаление досок, добавление и удаление колонок-статусов; собственные промежуточные статусы отображаются на всех досках, где встречаются, а «Готово» остаётся ключевым статусом для метрик.</w:t>
-      </w:r>
-    </w:p>
-    <w:p>
-      <w:pPr>
-        <w:pStyle w:val="ListBullet"/>
-      </w:pPr>
-      <w:r>
-        <w:rPr>
-          <w:b/>
-        </w:rPr>
-        <w:t xml:space="preserve">OKR в «Планировании»: </w:t>
-      </w:r>
-      <w:r>
-        <w:t>раздел целей квартала и ключевых результатов теперь находится в группе «Планирование» рядом с дашбордом, дорожной картой и приоритизацией.</w:t>
-      </w:r>
-    </w:p>
-    <w:p>
-      <w:pPr>
-        <w:pStyle w:val="Heading1"/>
-      </w:pPr>
-      <w:r>
-        <w:t>Состав релизов на релизной доске (v1.22.0)</w:t>
-      </w:r>
-    </w:p>
-    <w:p>
-      <w:r>
-        <w:t>Релизная доска и раздел «Релизы» связаны автоматически и показывают одну и ту же картину по каждому релизу.</w:t>
-      </w:r>
-    </w:p>
-    <w:p>
-      <w:pPr>
-        <w:pStyle w:val="ListBullet"/>
-      </w:pPr>
-      <w:r>
-        <w:rPr>
-          <w:b/>
-        </w:rPr>
-        <w:t xml:space="preserve">Состав на карточке: </w:t>
-      </w:r>
-      <w:r>
-        <w:t>на карточке релиза отображаются его стори, задачи и дефекты, попадающие в диапазон спринтов релиза (sfrom–sto), с количеством по категориям.</w:t>
-      </w:r>
-    </w:p>
-    <w:p>
-      <w:pPr>
-        <w:pStyle w:val="ListBullet"/>
-      </w:pPr>
-      <w:r>
-        <w:rPr>
-          <w:b/>
-        </w:rPr>
-        <w:t xml:space="preserve">Прогресс готовности: </w:t>
-      </w:r>
-      <w:r>
-        <w:t>прогресс-бар и показатель «готово SP / всего SP» с процентом — считаются по тем же задачам.</w:t>
-      </w:r>
-    </w:p>
-    <w:p>
-      <w:pPr>
-        <w:pStyle w:val="ListBullet"/>
-      </w:pPr>
-      <w:r>
-        <w:rPr>
-          <w:b/>
-        </w:rPr>
-        <w:t xml:space="preserve">Двусторонняя связь: </w:t>
-      </w:r>
-      <w:r>
-        <w:t>статус релиза меняется перетаскиванием карточки и синхронно отражается в разделе «Релизы»; состав и прогресс пересчитываются сразу при изменении задач или диапазона спринтов.</w:t>
-      </w:r>
-    </w:p>
-    <w:p>
-      <w:pPr>
-        <w:pStyle w:val="ListBullet"/>
-      </w:pPr>
-      <w:r>
-        <w:rPr>
-          <w:b/>
-        </w:rPr>
-        <w:t xml:space="preserve">Переходы и подсказка: </w:t>
-      </w:r>
-      <w:r>
-        <w:t>клик по элементу состава открывает «Бэклог» или «Баги»; когда все задачи релиза готовы, на карточке появляется подсказка «можно закрыть релиз».</w:t>
-      </w:r>
-    </w:p>
-    <w:p>
-      <w:pPr>
-        <w:pStyle w:val="Heading1"/>
-      </w:pPr>
-      <w:r>
-        <w:t>Ручное формирование релизов и контроль диапазонов (v1.23.0)</w:t>
-      </w:r>
-    </w:p>
-    <w:p>
-      <w:r>
-        <w:t>Помимо авто-расчёта состава релиза по диапазону спринтов добавлена явная привязка задач к релизу и проверки корректности диапазонов.</w:t>
-      </w:r>
-    </w:p>
-    <w:p>
-      <w:pPr>
-        <w:pStyle w:val="ListBullet"/>
-      </w:pPr>
-      <w:r>
-        <w:rPr>
-          <w:b/>
-        </w:rPr>
-        <w:t xml:space="preserve">Поле «Релиз» у задачи: </w:t>
-      </w:r>
-      <w:r>
-        <w:t>в «Бэклоге» появился столбец «Релиз» — можно явно указать релиз задачи. Явная привязка имеет приоритет над расчётом по спринтам.</w:t>
-      </w:r>
-    </w:p>
-    <w:p>
-      <w:pPr>
-        <w:pStyle w:val="ListBullet"/>
-      </w:pPr>
-      <w:r>
-        <w:rPr>
-          <w:b/>
-        </w:rPr>
-        <w:t xml:space="preserve">Доска «Состав релизов»: </w:t>
-      </w:r>
-      <w:r>
-        <w:t>новая доска в Kanban: колонки — релизы (плюс «Без релиза»). Перетаскивание задачи в колонку релиза включает её в релиз явно; «Без релиза» возвращает авто-привязку по спринту. Явно привязанные задачи помечаются значком 📌.</w:t>
-      </w:r>
-    </w:p>
-    <w:p>
-      <w:pPr>
-        <w:pStyle w:val="ListBullet"/>
-      </w:pPr>
-      <w:r>
-        <w:rPr>
-          <w:b/>
-        </w:rPr>
-        <w:t xml:space="preserve">Создание релиза на месте: </w:t>
-      </w:r>
-      <w:r>
-        <w:t>кнопка «＋ Релиз» на доске «Состав релизов» создаёт новый релиз, который затем наполняется перетаскиванием — полностью ручное формирование без диапазона спринтов.</w:t>
-      </w:r>
-    </w:p>
-    <w:p>
-      <w:pPr>
-        <w:pStyle w:val="ListBullet"/>
-      </w:pPr>
-      <w:r>
-        <w:rPr>
-          <w:b/>
-        </w:rPr>
-        <w:t xml:space="preserve">Доски для всех ролей: </w:t>
-      </w:r>
-      <w:r>
-        <w:t>добавлены доски «DevOps» и «Дизайнеры» — теперь у каждой роли из «Команды» есть своя доска, и ни одна задача не остаётся вне доски по роли.</w:t>
-      </w:r>
-    </w:p>
-    <w:p>
-      <w:pPr>
-        <w:pStyle w:val="ListBullet"/>
-      </w:pPr>
-      <w:r>
-        <w:rPr>
-          <w:b/>
-        </w:rPr>
-        <w:t xml:space="preserve">Контроль диапазонов релизов: </w:t>
-      </w:r>
-      <w:r>
-        <w:t>в «Проверках данных» появились пересечения и пропуски диапазонов спринтов релизов, некорректный диапазон (Спр. от &gt; Спр. до) и ссылки на несуществующий релиз.</w:t>
-      </w:r>
-    </w:p>
-    <w:p>
-      <w:pPr>
-        <w:pStyle w:val="Heading1"/>
-      </w:pPr>
-      <w:r>
-        <w:t>Связка «роль в Команде → доска Kanban» (v1.24.0)</w:t>
-      </w:r>
-    </w:p>
-    <w:p>
-      <w:r>
-        <w:t>Исправлено распределение задач по доскам направлений. Ранее задача попадала на доску роли по её собственному полю «Роль», которое могло быть пустым (например, после очистки формул от старого импорта), из-за чего доски Backend/Frontend/QA и др. оставались пустыми.</w:t>
-      </w:r>
-    </w:p>
-    <w:p>
-      <w:pPr>
-        <w:pStyle w:val="ListBullet"/>
-      </w:pPr>
-      <w:r>
-        <w:rPr>
-          <w:b/>
-        </w:rPr>
-        <w:t xml:space="preserve">Роль по исполнителю: </w:t>
-      </w:r>
-      <w:r>
-        <w:t>теперь задача попадает на доску по роли своего исполнителя из раздела «Команда». Роль на карточке также показывается по исполнителю, поэтому доски заполняются корректно даже при незаполненном поле «Роль» у задачи.</w:t>
-      </w:r>
-    </w:p>
-    <w:p>
-      <w:pPr>
-        <w:pStyle w:val="ListBullet"/>
-      </w:pPr>
-      <w:r>
-        <w:rPr>
-          <w:b/>
-        </w:rPr>
-        <w:t xml:space="preserve">Приоритет источника: </w:t>
-      </w:r>
-      <w:r>
-        <w:t>если исполнитель есть в «Команде» — используется его роль; иначе применяется поле «Роль» задачи как запасной вариант.</w:t>
-      </w:r>
-    </w:p>
-    <w:p>
-      <w:pPr>
-        <w:pStyle w:val="ListBullet"/>
-      </w:pPr>
-      <w:r>
-        <w:rPr>
-          <w:b/>
-        </w:rPr>
-        <w:t xml:space="preserve">Синхронизация роли: </w:t>
-      </w:r>
-      <w:r>
-        <w:t>в «Проверках данных» добавлена сверка роли задачи с ролью её исполнителя и авто-исправление (проставляет роль исполнителя в поле «Роль» задачи).</w:t>
-      </w:r>
-    </w:p>
-    <w:p>
-      <w:pPr>
-        <w:pStyle w:val="Heading1"/>
-      </w:pPr>
-      <w:r>
-        <w:t>Доска — интерактивный бесконечный холст (v1.26.0)</w:t>
-      </w:r>
-    </w:p>
-    <w:p>
-      <w:r>
-        <w:t>Добавлен раздел «Доска» — цифровой холст для совместной визуальной работы (аналог Miro): схемы, интеллект-карты, мозговые штурмы и конспекты встреч на бесконечном полотне.</w:t>
-      </w:r>
-    </w:p>
-    <w:p>
-      <w:pPr>
-        <w:pStyle w:val="ListBullet"/>
-      </w:pPr>
-      <w:r>
-        <w:rPr>
-          <w:b/>
-        </w:rPr>
-        <w:t xml:space="preserve">Элементы: </w:t>
-      </w:r>
-      <w:r>
-        <w:t>стикеры (с тегом автора и голосованием), текст, фигуры (прямоугольник, овал, ромб), стрелки-связи, карандаш, изображения и фреймы для группировки.</w:t>
-      </w:r>
-    </w:p>
-    <w:p>
-      <w:pPr>
-        <w:pStyle w:val="ListBullet"/>
-      </w:pPr>
-      <w:r>
-        <w:rPr>
-          <w:b/>
-        </w:rPr>
-        <w:t xml:space="preserve">Бесконечный холст: </w:t>
-      </w:r>
-      <w:r>
-        <w:t>панорама и масштаб без потери качества; «По размеру» вписывает всё содержимое.</w:t>
-      </w:r>
-    </w:p>
-    <w:p>
-      <w:pPr>
-        <w:pStyle w:val="ListBullet"/>
-      </w:pPr>
-      <w:r>
-        <w:rPr>
-          <w:b/>
-        </w:rPr>
-        <w:t xml:space="preserve">Работа с элементами: </w:t>
-      </w:r>
-      <w:r>
-        <w:t>выделение (в т. ч. группой), перемещение, изменение размера, правка текста двойным кликом, палитра цветов, удаление.</w:t>
-      </w:r>
-    </w:p>
-    <w:p>
-      <w:pPr>
-        <w:pStyle w:val="ListBullet"/>
-      </w:pPr>
-      <w:r>
-        <w:rPr>
-          <w:b/>
-        </w:rPr>
-        <w:t xml:space="preserve">Фасилитация: </w:t>
-      </w:r>
-      <w:r>
-        <w:t>таймер обратного отсчёта; голосование за стикеры (👍).</w:t>
-      </w:r>
-    </w:p>
-    <w:p>
-      <w:pPr>
-        <w:pStyle w:val="ListBullet"/>
-      </w:pPr>
-      <w:r>
-        <w:rPr>
-          <w:b/>
-        </w:rPr>
-        <w:t xml:space="preserve">Автосохранение и экспорт: </w:t>
-      </w:r>
-      <w:r>
-        <w:t>изменения сохраняются автоматически и входят в общий экспорт/импорт JSON; готовую доску можно выгрузить в PNG и PDF.</w:t>
-      </w:r>
-    </w:p>
-    <w:p>
-      <w:pPr>
-        <w:pStyle w:val="Heading1"/>
-      </w:pPr>
-      <w:r>
-        <w:t>Доска: живая совместная работа, серверное хранение и интеграции (v1.27.0)</w:t>
-      </w:r>
-    </w:p>
-    <w:p>
-      <w:r>
-        <w:t>Раздел «Доска» получил возможности совместной работы уровня Miro и внешние интеграции.</w:t>
-      </w:r>
-    </w:p>
-    <w:p>
-      <w:pPr>
-        <w:pStyle w:val="ListBullet"/>
-      </w:pPr>
-      <w:r>
-        <w:rPr>
-          <w:b/>
-        </w:rPr>
-        <w:t xml:space="preserve">Живая совместная работа: </w:t>
-      </w:r>
-      <w:r>
-        <w:t>при работе с сервером изменения доски синхронизируются между всеми участниками в реальном времени по WebSocket; видны курсоры участников и индикатор присутствия «● вживую».</w:t>
-      </w:r>
-    </w:p>
-    <w:p>
-      <w:pPr>
-        <w:pStyle w:val="ListBullet"/>
-      </w:pPr>
-      <w:r>
-        <w:rPr>
-          <w:b/>
-        </w:rPr>
-        <w:t xml:space="preserve">Серверное хранение: </w:t>
-      </w:r>
-      <w:r>
-        <w:t>доска сохраняется в PostgreSQL (таблица board_doc, миграция V4) и является общей для всей команды; данные не теряются при отключении устройства.</w:t>
-      </w:r>
-    </w:p>
-    <w:p>
-      <w:pPr>
-        <w:pStyle w:val="ListBullet"/>
-      </w:pPr>
-      <w:r>
-        <w:rPr>
-          <w:b/>
-        </w:rPr>
-        <w:t xml:space="preserve">Интеграция со Slack: </w:t>
-      </w:r>
-      <w:r>
-        <w:t>кнопка «Slack» на доске отправляет её сводку в канал (через Incoming Webhook или бот-токен).</w:t>
-      </w:r>
-    </w:p>
-    <w:p>
-      <w:pPr>
-        <w:pStyle w:val="ListBullet"/>
-      </w:pPr>
-      <w:r>
-        <w:rPr>
-          <w:b/>
-        </w:rPr>
-        <w:t xml:space="preserve">Интеграция с Jira: </w:t>
-      </w:r>
-      <w:r>
-        <w:t>кнопка «Jira» создаёт задачу из выделенного элемента доски (Jira Cloud REST).</w:t>
-      </w:r>
-    </w:p>
-    <w:p>
-      <w:pPr>
-        <w:pStyle w:val="ListBullet"/>
-      </w:pPr>
-      <w:r>
-        <w:rPr>
-          <w:b/>
-        </w:rPr>
-        <w:t xml:space="preserve">Настройка: </w:t>
-      </w:r>
-      <w:r>
-        <w:t>интеграции и адрес WebSocket настраиваются на сервере переменными окружения и проксированием nginx (подробности — в руководстве администратора и инструкции по развёртыванию).</w:t>
+        <w:t>Явная привязка задач к релизу перетаскиванием; поле «Релиз» у задачи — альтернатива авто-расчёту по спринтам.</w:t>
       </w:r>
     </w:p>
     <w:sectPr>
@@ -4681,7 +1051,7 @@
     <w:qFormat/>
     <w:rsid w:val="00FC693F"/>
     <w:rPr>
-      <w:rFonts w:ascii="Arial" w:hAnsi="Arial"/>
+      <w:rFonts w:ascii="Calibri" w:hAnsi="Calibri"/>
       <w:sz w:val="22"/>
     </w:rPr>
   </w:style>

--- a/Описание_Планирование_спринта_PRO.docx
+++ b/Описание_Планирование_спринта_PRO.docx
@@ -37,7 +37,7 @@
           <w:color w:val="7A8AA0"/>
           <w:sz w:val="20"/>
         </w:rPr>
-        <w:t>v1.33.0 · 16.09.2026</w:t>
+        <w:t>v1.33.1 · 16.09.2026</w:t>
       </w:r>
     </w:p>
     <w:p/>

--- a/Описание_Планирование_спринта_PRO.docx
+++ b/Описание_Планирование_спринта_PRO.docx
@@ -10,9 +10,9 @@
         <w:rPr>
           <w:b/>
           <w:color w:val="1B2A44"/>
-          <w:sz w:val="60"/>
+          <w:sz w:val="52"/>
         </w:rPr>
-        <w:t>Планирование спринтов</w:t>
+        <w:t>Управление кросс-функциональной командой</w:t>
       </w:r>
     </w:p>
     <w:p>
@@ -37,13 +37,26 @@
           <w:color w:val="7A8AA0"/>
           <w:sz w:val="20"/>
         </w:rPr>
-        <w:t>v1.33.1 · 16.09.2026</w:t>
+        <w:t>v1.34.0 · 16.09.2026</w:t>
       </w:r>
     </w:p>
     <w:p/>
     <w:p>
+      <w:pPr>
+        <w:pStyle w:val="Heading1"/>
+      </w:pPr>
       <w:r>
-        <w:t>Обзор возможностей веб-приложения «Планирование спринтов» — самостоятельного SPA (Java Spring Boot + Python FastAPI + PostgreSQL) для agile-планирования по двухнедельным спринтам. Ниже перечислены все разделы приложения с кратким описанием назначения.</w:t>
+        <w:t>Кросс-функциональная команда</w:t>
+      </w:r>
+    </w:p>
+    <w:p>
+      <w:r>
+        <w:t>Кросс-функциональная команда — это группа специалистов из разных областей (разработчиков, дизайнеров, маркетологов, аналитиков, менеджеров и других), которые объединяются для работы над одним конкретным проектом или задачей. Ключевая идея в том, чтобы собрать внутри команды всех необходимых экспертов, чтобы она могла самостоятельно пройти путь от идеи до результата, не передавая задачу последовательно из одного отдела в другой.</w:t>
+      </w:r>
+    </w:p>
+    <w:p>
+      <w:r>
+        <w:t>Обзор возможностей веб-приложения «Управление кросс-функциональной командой» — самостоятельного SPA (Java Spring Boot + Python FastAPI + PostgreSQL) для agile-планирования работы кросс-функциональной команды по двухнедельным спринтам. Ниже перечислены все разделы приложения с кратким описанием назначения.</w:t>
       </w:r>
     </w:p>
     <w:p>

--- a/Описание_Планирование_спринта_PRO.docx
+++ b/Описание_Планирование_спринта_PRO.docx
@@ -37,7 +37,7 @@
           <w:color w:val="7A8AA0"/>
           <w:sz w:val="20"/>
         </w:rPr>
-        <w:t>v1.34.0 · 16.09.2026</w:t>
+        <w:t>v1.35.0 · 16.09.2026</w:t>
       </w:r>
     </w:p>
     <w:p/>
@@ -549,6 +549,19 @@
         <w:pStyle w:val="Heading2"/>
       </w:pPr>
       <w:r>
+        <w:t>Интеграции — Atlassian</w:t>
+      </w:r>
+    </w:p>
+    <w:p>
+      <w:r>
+        <w:t>Интеграция со всеми продуктами Atlassian: Jira, Jira Service Management, Jira Product Discovery, Confluence, Compass, Bitbucket, Trello, Opsgenie, Statuspage и Bamboo. Каталог продуктов со статусом подключения и проверкой; ключи задаются на сервере переменными окружения.</w:t>
+      </w:r>
+    </w:p>
+    <w:p>
+      <w:pPr>
+        <w:pStyle w:val="Heading2"/>
+      </w:pPr>
+      <w:r>
         <w:t>Параметры</w:t>
       </w:r>
     </w:p>

--- a/Описание_Планирование_спринта_PRO.docx
+++ b/Описание_Планирование_спринта_PRO.docx
@@ -37,7 +37,7 @@
           <w:color w:val="7A8AA0"/>
           <w:sz w:val="20"/>
         </w:rPr>
-        <w:t>v1.35.0 · 16.09.2026</w:t>
+        <w:t>v1.36.0 · 16.09.2026</w:t>
       </w:r>
     </w:p>
     <w:p/>
@@ -228,7 +228,7 @@
     </w:p>
     <w:p>
       <w:r>
-        <w:t>Состав команды и доступность каждого участника — основа расчёта ёмкости каждого спринта. Роли: Backend, Frontend, QA, DevOps, Analyst, Designer.</w:t>
+        <w:t>Состав команды и доступность каждого участника — основа расчёта ёмкости каждого спринта. Роли: Backend, Frontend, QA, DevOps, Analyst, Designer, Product Owner, ИТ-Лидер. Дополнительная роль «Скрам-мастер» назначается любому участнику отдельным полем.</w:t>
       </w:r>
     </w:p>
     <w:p>

--- a/Описание_Планирование_спринта_PRO.docx
+++ b/Описание_Планирование_спринта_PRO.docx
@@ -37,7 +37,7 @@
           <w:color w:val="7A8AA0"/>
           <w:sz w:val="20"/>
         </w:rPr>
-        <w:t>v1.36.0 · 16.09.2026</w:t>
+        <w:t>v1.37.0 · 16.09.2026</w:t>
       </w:r>
     </w:p>
     <w:p/>

--- a/Описание_Планирование_спринта_PRO.docx
+++ b/Описание_Планирование_спринта_PRO.docx
@@ -37,7 +37,7 @@
           <w:color w:val="7A8AA0"/>
           <w:sz w:val="20"/>
         </w:rPr>
-        <w:t>v1.37.0 · 16.09.2026</w:t>
+        <w:t>v1.38.0 · 16.09.2026</w:t>
       </w:r>
     </w:p>
     <w:p/>

--- a/Описание_Планирование_спринта_PRO.docx
+++ b/Описание_Планирование_спринта_PRO.docx
@@ -37,7 +37,7 @@
           <w:color w:val="7A8AA0"/>
           <w:sz w:val="20"/>
         </w:rPr>
-        <w:t>v1.38.0 · 16.09.2026</w:t>
+        <w:t>v1.39.0 · 05.10.2026</w:t>
       </w:r>
     </w:p>
     <w:p/>
@@ -150,6 +150,20 @@
         <w:pStyle w:val="Heading2"/>
       </w:pPr>
       <w:r>
+        <w:t>WSJF — приоритизация (SAFe)</w:t>
+      </w:r>
+    </w:p>
+    <w:p>
+      <w:pPr/>
+      <w:r>
+        <w:t>Weighted Shortest Job First (WSJF, практика SAFe) — приоритизация по формуле WSJF = Cost of Delay / Job Size, где Cost of Delay = Business Value + Time Criticality + Risk Reduction/Opportunity Enablement. Таблица редактируется, ранг, Cost of Delay, WSJF-балл и приоритет считаются автоматически, рядом — диаграмма. Чем выше балл, тем раньше фичу берут в работу: максимальная отдача на единицу усилий. Оценки удобно давать по шкале Фибоначчи.</w:t>
+      </w:r>
+    </w:p>
+    <w:p>
+      <w:pPr>
+        <w:pStyle w:val="Heading2"/>
+      </w:pPr>
+      <w:r>
         <w:t>MoSCoW — приоритизация</w:t>
       </w:r>
     </w:p>
@@ -169,6 +183,20 @@
     <w:p>
       <w:r>
         <w:t>Цели квартала и прогресс ключевых результатов (Key Results). Раздел перенесён в «Планирование».</w:t>
+      </w:r>
+    </w:p>
+    <w:p>
+      <w:pPr>
+        <w:pStyle w:val="Heading2"/>
+      </w:pPr>
+      <w:r>
+        <w:t>Цели спринтов</w:t>
+      </w:r>
+    </w:p>
+    <w:p>
+      <w:pPr/>
+      <w:r>
+        <w:t>Sprint Goal по каждому спринту — единое обязательство команды о создаваемой ценности (а не список задач). У каждой цели есть статус (Запланирована / В работе / Достигнута / Не достигнута / Отменена), а столбец «% факт» считается автоматически как доля задач спринта в статусе «Готово». Текущая цель спринта и её статус выводятся на дашборд.</w:t>
       </w:r>
     </w:p>
     <w:p>

--- a/Описание_Планирование_спринта_PRO.docx
+++ b/Описание_Планирование_спринта_PRO.docx
@@ -37,7 +37,7 @@
           <w:color w:val="7A8AA0"/>
           <w:sz w:val="20"/>
         </w:rPr>
-        <w:t>v1.39.0 · 05.10.2026</w:t>
+        <w:t>v1.40.0 · 05.10.2026</w:t>
       </w:r>
     </w:p>
     <w:p/>
@@ -244,6 +244,20 @@
     <w:p>
       <w:r>
         <w:t>Связи с другими стримами: направление, статус с RAG-подсветкой, риск и владелец; сводка по статусам и список для эскалации.</w:t>
+      </w:r>
+    </w:p>
+    <w:p>
+      <w:pPr>
+        <w:pStyle w:val="Heading2"/>
+      </w:pPr>
+      <w:r>
+        <w:t>Программная доска (PI Planning)</w:t>
+      </w:r>
+    </w:p>
+    <w:p>
+      <w:pPr/>
+      <w:r>
+        <w:t>Программная доска (PI Planning, SAFe) — матрица «стрим × спринт», которая показывает межкомандные зависимости и вехи на горизонте программного инкремента. Стрелка ⬅ — мы зависим от стрима, ➡ — стрим зависит от нас, ◆ — веха; цвет отражает статус (получено / ожидается / заблокировано). Красные ячейки — кандидаты на эскалацию.</w:t>
       </w:r>
     </w:p>
     <w:p>
@@ -544,6 +558,20 @@
     <w:p>
       <w:r>
         <w:t>Праздники и нерабочие дни; учитываются при расчёте рабочих дней и ёмкости спринтов.</w:t>
+      </w:r>
+    </w:p>
+    <w:p>
+      <w:pPr>
+        <w:pStyle w:val="Heading2"/>
+      </w:pPr>
+      <w:r>
+        <w:t>Контроль scope (scope creep)</w:t>
+      </w:r>
+    </w:p>
+    <w:p>
+      <w:pPr/>
+      <w:r>
+        <w:t>Контроль scope (scope creep) — журнал изменений состава спринтов и релизов: добавления, переносы и удаления задач. Кнопка «Зафиксировать базовый состав» сохраняет текущее распределение задач по спринтам, «Сравнить с базовым» находит отличия и записывает их в лог. Авто-переносы незавершённых задач попадают сюда автоматически.</w:t>
       </w:r>
     </w:p>
     <w:p>

--- a/Описание_Планирование_спринта_PRO.docx
+++ b/Описание_Планирование_спринта_PRO.docx
@@ -37,7 +37,7 @@
           <w:color w:val="7A8AA0"/>
           <w:sz w:val="20"/>
         </w:rPr>
-        <w:t>v1.40.0 · 05.10.2026</w:t>
+        <w:t>v1.41.0 · 05.10.2026</w:t>
       </w:r>
     </w:p>
     <w:p/>
@@ -81,6 +81,15 @@
       </w:r>
     </w:p>
     <w:p>
+      <w:pPr/>
+      <w:r>
+        <w:rPr>
+          <w:i/>
+        </w:rPr>
+        <w:t>Новое в v1.39: карточка «Риск срыва спринта» и предупреждающий блок с причинами, текущая цель спринта.</w:t>
+      </w:r>
+    </w:p>
+    <w:p>
       <w:pPr>
         <w:pStyle w:val="Heading2"/>
       </w:pPr>
@@ -91,6 +100,15 @@
     <w:p>
       <w:r>
         <w:t>Бесконечный цифровой холст для совместной визуальной работы (аналог Miro): стикеры с автором и голосованием, текст, фигуры, стрелки-связи, карандаш, изображения и фреймы. Живая совместная работа в реальном времени, курсоры участников, экспорт в PNG/PDF.</w:t>
+      </w:r>
+    </w:p>
+    <w:p>
+      <w:pPr/>
+      <w:r>
+        <w:rPr>
+          <w:i/>
+        </w:rPr>
+        <w:t>Новое в v1.41: эмодзи-стикеры и анимация элементов (пульс, подпрыгивание, вращение, парение, мигание); авто-стрелки между фигурами — связи привязываются к фигурам и следуют за ними; быстрое построение схем без перетаскивания — кнопки «+» у выделенной фигуры создают её копию со стрелкой; ссылки на внешние ресурсы и документы с просмотром во встроенном окне.</w:t>
       </w:r>
     </w:p>
     <w:p>
@@ -107,6 +125,15 @@
       </w:r>
     </w:p>
     <w:p>
+      <w:pPr/>
+      <w:r>
+        <w:rPr>
+          <w:i/>
+        </w:rPr>
+        <w:t>Новое в v1.39: незавершённые задачи спринта можно перенести в следующий одной кнопкой («Бэклог» → «Перенести незавершённые»).</w:t>
+      </w:r>
+    </w:p>
+    <w:p>
       <w:pPr>
         <w:pStyle w:val="Heading2"/>
       </w:pPr>
@@ -117,6 +144,15 @@
     <w:p>
       <w:r>
         <w:t>Отдельные доски по направлениям (Backend, Frontend, Тестировщики, Аналитики) плюс «Все задачи» и «Релизная доска». Перетаскивание карточки меняет статус и даты; администратор создаёт доски и колонки-статусы.</w:t>
+      </w:r>
+    </w:p>
+    <w:p>
+      <w:pPr/>
+      <w:r>
+        <w:rPr>
+          <w:i/>
+        </w:rPr>
+        <w:t>Новое в v1.40: WIP-лимиты по колонкам (бейджи и предупреждение при превышении); администратор задаёт лимиты кнопкой «WIP-лимиты».</w:t>
       </w:r>
     </w:p>
     <w:p>
@@ -183,6 +219,15 @@
     <w:p>
       <w:r>
         <w:t>Цели квартала и прогресс ключевых результатов (Key Results). Раздел перенесён в «Планирование».</w:t>
+      </w:r>
+    </w:p>
+    <w:p>
+      <w:pPr/>
+      <w:r>
+        <w:rPr>
+          <w:i/>
+        </w:rPr>
+        <w:t>Новое в v1.40: прослеживаемость OKR → задачи (поле «OKR» в «Бэклоге») с покрытием целей работой.</w:t>
       </w:r>
     </w:p>
     <w:p>
@@ -308,6 +353,15 @@
       </w:r>
     </w:p>
     <w:p>
+      <w:pPr/>
+      <w:r>
+        <w:rPr>
+          <w:i/>
+        </w:rPr>
+        <w:t>Новое в v1.40: release burn-up и «уверенность релиза» (успеваем ли закрыть остаток в окне спринтов при текущей velocity).</w:t>
+      </w:r>
+    </w:p>
+    <w:p>
       <w:pPr>
         <w:pStyle w:val="Heading2"/>
       </w:pPr>
@@ -339,6 +393,15 @@
       </w:pPr>
       <w:r>
         <w:t>Аналитика</w:t>
+      </w:r>
+    </w:p>
+    <w:p>
+      <w:pPr/>
+      <w:r>
+        <w:rPr>
+          <w:i/>
+        </w:rPr>
+        <w:t>Новое в v1.40: Монте-Карло прогноз даты завершения (P50/P85), оценка flow efficiency и SLA/SLO по дефектам.</w:t>
       </w:r>
     </w:p>
     <w:p>
@@ -624,6 +687,15 @@
     <w:p>
       <w:r>
         <w:t>Базовые параметры: старт проекта, focus factor, критерии готовности (DoD).</w:t>
+      </w:r>
+    </w:p>
+    <w:p>
+      <w:pPr/>
+      <w:r>
+        <w:rPr>
+          <w:i/>
+        </w:rPr>
+        <w:t>Новое в v1.40: Definition of Ready как чеклист рядом с Definition of Done; DoR/DoD работают как «ворота» на доске.</w:t>
       </w:r>
     </w:p>
     <w:p>

--- a/Описание_Планирование_спринта_PRO.docx
+++ b/Описание_Планирование_спринта_PRO.docx
@@ -37,7 +37,7 @@
           <w:color w:val="7A8AA0"/>
           <w:sz w:val="20"/>
         </w:rPr>
-        <w:t>v1.41.0 · 05.10.2026</w:t>
+        <w:t>v1.42.0 · 05.10.2026</w:t>
       </w:r>
     </w:p>
     <w:p/>
@@ -173,6 +173,20 @@
         <w:pStyle w:val="Heading2"/>
       </w:pPr>
       <w:r>
+        <w:t>Story Map</w:t>
+      </w:r>
+    </w:p>
+    <w:p>
+      <w:pPr/>
+      <w:r>
+        <w:t>Карта пользовательских историй: активности (шаги пути) по горизонтали, релизы по вертикали. Помогает выделить MVP (верхняя полоса) и спланировать релизы «срезами» ценности.</w:t>
+      </w:r>
+    </w:p>
+    <w:p>
+      <w:pPr>
+        <w:pStyle w:val="Heading2"/>
+      </w:pPr>
+      <w:r>
         <w:t>RICE — приоритизация</w:t>
       </w:r>
     </w:p>
@@ -246,6 +260,20 @@
     </w:p>
     <w:p>
       <w:pPr>
+        <w:pStyle w:val="Heading2"/>
+      </w:pPr>
+      <w:r>
+        <w:t>Портфель</w:t>
+      </w:r>
+    </w:p>
+    <w:p>
+      <w:pPr/>
+      <w:r>
+        <w:t>Портфельный обзор нескольких проектов: статус RAG, health, velocity, бюджет и прогресс. Кнопка «Снимок текущего проекта» добавляет метрики активного проекта. Обзор здоровья портфеля для PMO.</w:t>
+      </w:r>
+    </w:p>
+    <w:p>
+      <w:pPr>
         <w:pStyle w:val="Heading1"/>
       </w:pPr>
       <w:r>
@@ -263,6 +291,20 @@
     <w:p>
       <w:r>
         <w:t>Источник данных для всех метрик: редактируемые задачи (тип, оценка, статус, спринт), приоритет (RICE/MoSCoW) и флаг готовности (DoR) прямо в задаче, поиск, сортировка, авто-набор спринта по ёмкости.</w:t>
+      </w:r>
+    </w:p>
+    <w:p>
+      <w:pPr>
+        <w:pStyle w:val="Heading2"/>
+      </w:pPr>
+      <w:r>
+        <w:t>Иерархия работ (WBS)</w:t>
+      </w:r>
+    </w:p>
+    <w:p>
+      <w:pPr/>
+      <w:r>
+        <w:t>Структура декомпозиции по полю «Родитель» у задач: Эпик → Фича → История → Задача. Оценка и выполнение суммируются снизу вверх (роллап), поэтому у эпика виден совокупный объём и прогресс.</w:t>
       </w:r>
     </w:p>
     <w:p>
@@ -323,12 +365,40 @@
         <w:pStyle w:val="Heading2"/>
       </w:pPr>
       <w:r>
+        <w:t>Матрица ответственности (RACI)</w:t>
+      </w:r>
+    </w:p>
+    <w:p>
+      <w:pPr/>
+      <w:r>
+        <w:t>Для каждой активности распределяются роли: R (исполнитель), A (ответственный — ровно один), C (консультант), I (информируется). Контроль: у каждой строки один и только один A.</w:t>
+      </w:r>
+    </w:p>
+    <w:p>
+      <w:pPr>
+        <w:pStyle w:val="Heading2"/>
+      </w:pPr>
+      <w:r>
         <w:t>Star Map — компетенции команды</w:t>
       </w:r>
     </w:p>
     <w:p>
       <w:r>
         <w:t>Карта компетенций участников по их ролям: радар-профиль каждого, матрица уровней (1–5) по направлениям с тепловой заливкой и редактируемая таблица навыков. Кнопка «Обновить компетенции по ролям» формирует набор навыков из ролей участников.</w:t>
+      </w:r>
+    </w:p>
+    <w:p>
+      <w:pPr>
+        <w:pStyle w:val="Heading2"/>
+      </w:pPr>
+      <w:r>
+        <w:t>Стейкхолдеры</w:t>
+      </w:r>
+    </w:p>
+    <w:p>
+      <w:pPr/>
+      <w:r>
+        <w:t>Реестр стейкхолдеров с матрицей «Влияние/Интерес», текущим и целевым уровнем вовлечённости (Противник…Лидер) и стратегией работы. «Разрыв вовлечённости» — список приоритетов для коммуникаций.</w:t>
       </w:r>
     </w:p>
     <w:p>
@@ -389,6 +459,20 @@
     </w:p>
     <w:p>
       <w:pPr>
+        <w:pStyle w:val="Heading2"/>
+      </w:pPr>
+      <w:r>
+        <w:t>Запросы на изменение (CCB)</w:t>
+      </w:r>
+    </w:p>
+    <w:p>
+      <w:pPr/>
+      <w:r>
+        <w:t>Формальный контроль изменений: каждый запрос (scope/срок/стоимость/качество) фиксируется с оценкой влияния и инициатором и проходит решение CCB (одобрить/отклонить/отложить). Защищает базовый план от неконтролируемого роста.</w:t>
+      </w:r>
+    </w:p>
+    <w:p>
+      <w:pPr>
         <w:pStyle w:val="Heading1"/>
       </w:pPr>
       <w:r>
@@ -435,6 +519,20 @@
         <w:pStyle w:val="Heading2"/>
       </w:pPr>
       <w:r>
+        <w:t>EVM — освоенный объём</w:t>
+      </w:r>
+    </w:p>
+    <w:p>
+      <w:pPr/>
+      <w:r>
+        <w:t>Методика освоенного объёма (Earned Value Management): PV/EV/AC, индексы CPI (стоимость) и SPI (сроки), прогнозы EAC/ETC/VAC, S-кривая и отклонение от базового плана. Даёт раннее предупреждение по срокам и бюджету.</w:t>
+      </w:r>
+    </w:p>
+    <w:p>
+      <w:pPr>
+        <w:pStyle w:val="Heading2"/>
+      </w:pPr>
+      <w:r>
         <w:t>Риски</w:t>
       </w:r>
     </w:p>
@@ -454,6 +552,20 @@
     <w:p>
       <w:r>
         <w:t>Анализ причин срыва сроков спринта в виде диаграммы «рыбий скелет».</w:t>
+      </w:r>
+    </w:p>
+    <w:p>
+      <w:pPr>
+        <w:pStyle w:val="Heading2"/>
+      </w:pPr>
+      <w:r>
+        <w:t>Журнал проблем (Issue Log)</w:t>
+      </w:r>
+    </w:p>
+    <w:p>
+      <w:pPr/>
+      <w:r>
+        <w:t>Реестр реализовавшихся проблем (в отличие от рисков — потенциальных): приоритет, владелец, срок и решение. Пара «Риски + Проблемы» — базовый инструмент контроля.</w:t>
       </w:r>
     </w:p>
     <w:p>
@@ -508,12 +620,40 @@
         <w:pStyle w:val="Heading2"/>
       </w:pPr>
       <w:r>
+        <w:t>Planning Poker</w:t>
+      </w:r>
+    </w:p>
+    <w:p>
+      <w:pPr/>
+      <w:r>
+        <w:t>Совместная оценка в Story Points: голоса участников, медиана, разброс и консенсус по шкале Фибоначчи; большой разброс — повод обсудить задачу. Согласованная оценка применяется к задаче.</w:t>
+      </w:r>
+    </w:p>
+    <w:p>
+      <w:pPr>
+        <w:pStyle w:val="Heading2"/>
+      </w:pPr>
+      <w:r>
         <w:t>Демо спринта (Sprint Review)</w:t>
       </w:r>
     </w:p>
     <w:p>
       <w:r>
         <w:t>Демонстрация инкремента заказчикам: что показывали, докладчик и участники, обратная связь и итог (принято / на доработку / отклонено).</w:t>
+      </w:r>
+    </w:p>
+    <w:p>
+      <w:pPr>
+        <w:pStyle w:val="Heading2"/>
+      </w:pPr>
+      <w:r>
+        <w:t>Импедименты</w:t>
+      </w:r>
+    </w:p>
+    <w:p>
+      <w:pPr/>
+      <w:r>
+        <w:t>Журнал препятствий со «старением» (aging), владельцем и серьёзностью; залежавшиеся (&gt; 5 дней) требуют эскалации. Пополняется из блокеров «Дэйли» одной кнопкой.</w:t>
       </w:r>
     </w:p>
     <w:p>
@@ -540,6 +680,20 @@
     <w:p>
       <w:r>
         <w:t>Настроение команды по спринтам, Kudos (благодарности), эксперименты как проверяемые гипотезы и радар-диаграмма самооценки команды (Team Radar).</w:t>
+      </w:r>
+    </w:p>
+    <w:p>
+      <w:pPr>
+        <w:pStyle w:val="Heading2"/>
+      </w:pPr>
+      <w:r>
+        <w:t>Реестр извлечённых уроков</w:t>
+      </w:r>
+    </w:p>
+    <w:p>
+      <w:pPr/>
+      <w:r>
+        <w:t>База знаний команды: ситуация, извлечённый урок и рекомендация. Пополняется из ретроспектив. В отличие от разовых action items — это долговременные правила, снижающие повторение ошибок.</w:t>
       </w:r>
     </w:p>
     <w:p>
@@ -642,6 +796,20 @@
         <w:pStyle w:val="Heading2"/>
       </w:pPr>
       <w:r>
+        <w:t>Журнал решений (ADR)</w:t>
+      </w:r>
+    </w:p>
+    <w:p>
+      <w:pPr/>
+      <w:r>
+        <w:t>Ключевые проектные и архитектурные решения: контекст, рассмотренные варианты, принятое решение, обоснование и владелец. Сохраняет «почему мы так сделали».</w:t>
+      </w:r>
+    </w:p>
+    <w:p>
+      <w:pPr>
+        <w:pStyle w:val="Heading2"/>
+      </w:pPr>
+      <w:r>
         <w:t>Проверки данных</w:t>
       </w:r>
     </w:p>
@@ -717,6 +885,20 @@
     <w:p>
       <w:r>
         <w:t>Аккордеон вопросов с поиском по категориям; редактируемая таблица наполняется администратором и редактором.</w:t>
+      </w:r>
+    </w:p>
+    <w:p>
+      <w:pPr>
+        <w:pStyle w:val="Heading2"/>
+      </w:pPr>
+      <w:r>
+        <w:t>Статус-отчёт</w:t>
+      </w:r>
+    </w:p>
+    <w:p>
+      <w:pPr/>
+      <w:r>
+        <w:t>Автоматический статус-отчёт (RAG) из текущих данных проекта: ключевые метрики, цель спринта, риски, эскалации и сделанное. Экспорт в Markdown и отправка в Slack.</w:t>
       </w:r>
     </w:p>
     <w:p>

--- a/Описание_Планирование_спринта_PRO.docx
+++ b/Описание_Планирование_спринта_PRO.docx
@@ -37,7 +37,7 @@
           <w:color w:val="7A8AA0"/>
           <w:sz w:val="20"/>
         </w:rPr>
-        <w:t>v1.42.0 · 05.10.2026</w:t>
+        <w:t>v1.43.0 · 05.10.2026</w:t>
       </w:r>
     </w:p>
     <w:p/>
@@ -392,6 +392,20 @@
         <w:pStyle w:val="Heading2"/>
       </w:pPr>
       <w:r>
+        <w:t>Bus factor / покрытие компетенций</w:t>
+      </w:r>
+    </w:p>
+    <w:p>
+      <w:pPr/>
+      <w:r>
+        <w:t>Риск ключевого человека: на основе Star Map считается, сколько людей владеют каждым навыком (уровень ≥ 3), выделяются одиночные точки отказа (SPOF) и непокрытые навыки. Для кросс-функциональной команды здоровый ориентир — покрытие каждого ключевого навыка ≥ 2 людьми.</w:t>
+      </w:r>
+    </w:p>
+    <w:p>
+      <w:pPr>
+        <w:pStyle w:val="Heading2"/>
+      </w:pPr>
+      <w:r>
         <w:t>Стейкхолдеры</w:t>
       </w:r>
     </w:p>
@@ -533,6 +547,20 @@
         <w:pStyle w:val="Heading2"/>
       </w:pPr>
       <w:r>
+        <w:t>DORA — производительность доставки</w:t>
+      </w:r>
+    </w:p>
+    <w:p>
+      <w:pPr/>
+      <w:r>
+        <w:t>Четыре ключевые метрики DevOps Research and Assessment: частота деплоев, Lead Time for Changes, Change Failure Rate и MTTR с классификацией Elite/High/Medium/Low. Данные берутся из реестра деплоев и инцидентов.</w:t>
+      </w:r>
+    </w:p>
+    <w:p>
+      <w:pPr>
+        <w:pStyle w:val="Heading2"/>
+      </w:pPr>
+      <w:r>
         <w:t>Риски</w:t>
       </w:r>
     </w:p>
@@ -566,6 +594,20 @@
       <w:pPr/>
       <w:r>
         <w:t>Реестр реализовавшихся проблем (в отличие от рисков — потенциальных): приоритет, владелец, срок и решение. Пара «Риски + Проблемы» — базовый инструмент контроля.</w:t>
+      </w:r>
+    </w:p>
+    <w:p>
+      <w:pPr>
+        <w:pStyle w:val="Heading2"/>
+      </w:pPr>
+      <w:r>
+        <w:t>Инциденты и постмортемы</w:t>
+      </w:r>
+    </w:p>
+    <w:p>
+      <w:pPr/>
+      <w:r>
+        <w:t>Реестр прод-инцидентов со временем восстановления (MTTR) и постмортемами. В отличие от «Багов» (дефекты в разработке) — это сбои в проде; вместе с деплоями питает DORA (MTTR и Change Failure Rate).</w:t>
       </w:r>
     </w:p>
     <w:p>
@@ -694,6 +736,20 @@
       <w:pPr/>
       <w:r>
         <w:t>База знаний команды: ситуация, извлечённый урок и рекомендация. Пополняется из ретроспектив. В отличие от разовых action items — это долговременные правила, снижающие повторение ошибок.</w:t>
+      </w:r>
+    </w:p>
+    <w:p>
+      <w:pPr>
+        <w:pStyle w:val="Heading2"/>
+      </w:pPr>
+      <w:r>
+        <w:t>Team Health Check</w:t>
+      </w:r>
+    </w:p>
+    <w:p>
+      <w:pPr/>
+      <w:r>
+        <w:t>Периодическая самооценка здоровья команды по модели Spotify Squad: по каждому измерению — светофор (🟢/🟡/🔴) и тренд (↑/→/↓). Показывает самочувствие команды и системные проблемы; красные зоны — темы для ретро.</w:t>
       </w:r>
     </w:p>
     <w:p>

--- a/Описание_Планирование_спринта_PRO.docx
+++ b/Описание_Планирование_спринта_PRO.docx
@@ -37,7 +37,7 @@
           <w:color w:val="7A8AA0"/>
           <w:sz w:val="20"/>
         </w:rPr>
-        <w:t>v1.43.0 · 05.10.2026</w:t>
+        <w:t>v1.44.0 · 05.10.2026</w:t>
       </w:r>
     </w:p>
     <w:p/>

--- a/Описание_Планирование_спринта_PRO.docx
+++ b/Описание_Планирование_спринта_PRO.docx
@@ -64,7 +64,7 @@
         <w:pStyle w:val="Heading1"/>
       </w:pPr>
       <w:r>
-        <w:t>Планирование</w:t>
+        <w:t>Обзор</w:t>
       </w:r>
     </w:p>
     <w:p>
@@ -94,21 +94,35 @@
         <w:pStyle w:val="Heading2"/>
       </w:pPr>
       <w:r>
-        <w:t>Доска (интерактивный холст)</w:t>
-      </w:r>
-    </w:p>
-    <w:p>
-      <w:r>
-        <w:t>Бесконечный цифровой холст для совместной визуальной работы (аналог Miro): стикеры с автором и голосованием, текст, фигуры, стрелки-связи, карандаш, изображения и фреймы. Живая совместная работа в реальном времени, курсоры участников, экспорт в PNG/PDF.</w:t>
+        <w:t>Статус-отчёт</w:t>
       </w:r>
     </w:p>
     <w:p>
       <w:pPr/>
       <w:r>
-        <w:rPr>
-          <w:i/>
-        </w:rPr>
-        <w:t>Новое в v1.41: эмодзи-стикеры и анимация элементов (пульс, подпрыгивание, вращение, парение, мигание); авто-стрелки между фигурами — связи привязываются к фигурам и следуют за ними; быстрое построение схем без перетаскивания — кнопки «+» у выделенной фигуры создают её копию со стрелкой; ссылки на внешние ресурсы и документы с просмотром во встроенном окне.</w:t>
+        <w:t>Автоматический статус-отчёт (RAG) из текущих данных проекта: ключевые метрики, цель спринта, риски, эскалации и сделанное. Экспорт в Markdown и отправка в Slack.</w:t>
+      </w:r>
+    </w:p>
+    <w:p>
+      <w:pPr>
+        <w:pStyle w:val="Heading2"/>
+      </w:pPr>
+      <w:r>
+        <w:t>Портфель</w:t>
+      </w:r>
+    </w:p>
+    <w:p>
+      <w:pPr/>
+      <w:r>
+        <w:t>Портфельный обзор нескольких проектов: статус RAG, health, velocity, бюджет и прогресс. Кнопка «Снимок текущего проекта» добавляет метрики активного проекта. Обзор здоровья портфеля для PMO.</w:t>
+      </w:r>
+    </w:p>
+    <w:p>
+      <w:pPr>
+        <w:pStyle w:val="Heading1"/>
+      </w:pPr>
+      <w:r>
+        <w:t>Планирование</w:t>
       </w:r>
     </w:p>
     <w:p>
@@ -138,6 +152,33 @@
         <w:pStyle w:val="Heading2"/>
       </w:pPr>
       <w:r>
+        <w:t>Кварталы</w:t>
+      </w:r>
+    </w:p>
+    <w:p>
+      <w:r>
+        <w:t>Агрегация по календарным кварталам: ёмкость, план, velocity, загрузка и процент выполнения, а также квартальный roadmap со спринтами на шкале дат.</w:t>
+      </w:r>
+    </w:p>
+    <w:p>
+      <w:pPr>
+        <w:pStyle w:val="Heading2"/>
+      </w:pPr>
+      <w:r>
+        <w:t>Цели спринтов</w:t>
+      </w:r>
+    </w:p>
+    <w:p>
+      <w:pPr/>
+      <w:r>
+        <w:t>Sprint Goal по каждому спринту — единое обязательство команды о создаваемой ценности (а не список задач). У каждой цели есть статус (Запланирована / В работе / Достигнута / Не достигнута / Отменена), а столбец «% факт» считается автоматически как доля задач спринта в статусе «Готово». Текущая цель спринта и её статус выводятся на дашборд.</w:t>
+      </w:r>
+    </w:p>
+    <w:p>
+      <w:pPr>
+        <w:pStyle w:val="Heading2"/>
+      </w:pPr>
+      <w:r>
         <w:t>Kanban-доска</w:t>
       </w:r>
     </w:p>
@@ -160,12 +201,78 @@
         <w:pStyle w:val="Heading2"/>
       </w:pPr>
       <w:r>
-        <w:t>Кварталы</w:t>
+        <w:t>Доска (интерактивный холст)</w:t>
       </w:r>
     </w:p>
     <w:p>
       <w:r>
-        <w:t>Агрегация по календарным кварталам: ёмкость, план, velocity, загрузка и процент выполнения, а также квартальный roadmap со спринтами на шкале дат.</w:t>
+        <w:t>Бесконечный цифровой холст для совместной визуальной работы (аналог Miro): стикеры с автором и голосованием, текст, фигуры, стрелки-связи, карандаш, изображения и фреймы. Живая совместная работа в реальном времени, курсоры участников, экспорт в PNG/PDF.</w:t>
+      </w:r>
+    </w:p>
+    <w:p>
+      <w:pPr/>
+      <w:r>
+        <w:rPr>
+          <w:i/>
+        </w:rPr>
+        <w:t>Новое в v1.41: эмодзи-стикеры и анимация элементов (пульс, подпрыгивание, вращение, парение, мигание); авто-стрелки между фигурами — связи привязываются к фигурам и следуют за ними; быстрое построение схем без перетаскивания — кнопки «+» у выделенной фигуры создают её копию со стрелкой; ссылки на внешние ресурсы и документы с просмотром во встроенном окне.</w:t>
+      </w:r>
+    </w:p>
+    <w:p>
+      <w:pPr>
+        <w:pStyle w:val="Heading2"/>
+      </w:pPr>
+      <w:r>
+        <w:t>OKR — цели квартала</w:t>
+      </w:r>
+    </w:p>
+    <w:p>
+      <w:r>
+        <w:t>Цели квартала и прогресс ключевых результатов (Key Results). Раздел перенесён в «Планирование».</w:t>
+      </w:r>
+    </w:p>
+    <w:p>
+      <w:pPr/>
+      <w:r>
+        <w:rPr>
+          <w:i/>
+        </w:rPr>
+        <w:t>Новое в v1.40: прослеживаемость OKR → задачи (поле «OKR» в «Бэклоге») с покрытием целей работой.</w:t>
+      </w:r>
+    </w:p>
+    <w:p>
+      <w:pPr>
+        <w:pStyle w:val="Heading1"/>
+      </w:pPr>
+      <w:r>
+        <w:t>Бэклог и приоритизация</w:t>
+      </w:r>
+    </w:p>
+    <w:p>
+      <w:pPr>
+        <w:pStyle w:val="Heading2"/>
+      </w:pPr>
+      <w:r>
+        <w:t>Бэклог</w:t>
+      </w:r>
+    </w:p>
+    <w:p>
+      <w:r>
+        <w:t>Источник данных для всех метрик: редактируемые задачи (тип, оценка, статус, спринт), приоритет (RICE/MoSCoW) и флаг готовности (DoR) прямо в задаче, поиск, сортировка, авто-набор спринта по ёмкости.</w:t>
+      </w:r>
+    </w:p>
+    <w:p>
+      <w:pPr>
+        <w:pStyle w:val="Heading2"/>
+      </w:pPr>
+      <w:r>
+        <w:t>Иерархия работ (WBS)</w:t>
+      </w:r>
+    </w:p>
+    <w:p>
+      <w:pPr/>
+      <w:r>
+        <w:t>Структура декомпозиции по полю «Родитель» у задач: Эпик → Фича → История → Задача. Оценка и выполнение суммируются снизу вверх (роллап), поэтому у эпика виден совокупный объём и прогресс.</w:t>
       </w:r>
     </w:p>
     <w:p>
@@ -224,87 +331,10 @@
     </w:p>
     <w:p>
       <w:pPr>
-        <w:pStyle w:val="Heading2"/>
-      </w:pPr>
-      <w:r>
-        <w:t>OKR — цели квартала</w:t>
-      </w:r>
-    </w:p>
-    <w:p>
-      <w:r>
-        <w:t>Цели квартала и прогресс ключевых результатов (Key Results). Раздел перенесён в «Планирование».</w:t>
-      </w:r>
-    </w:p>
-    <w:p>
-      <w:pPr/>
-      <w:r>
-        <w:rPr>
-          <w:i/>
-        </w:rPr>
-        <w:t>Новое в v1.40: прослеживаемость OKR → задачи (поле «OKR» в «Бэклоге») с покрытием целей работой.</w:t>
-      </w:r>
-    </w:p>
-    <w:p>
-      <w:pPr>
-        <w:pStyle w:val="Heading2"/>
-      </w:pPr>
-      <w:r>
-        <w:t>Цели спринтов</w:t>
-      </w:r>
-    </w:p>
-    <w:p>
-      <w:pPr/>
-      <w:r>
-        <w:t>Sprint Goal по каждому спринту — единое обязательство команды о создаваемой ценности (а не список задач). У каждой цели есть статус (Запланирована / В работе / Достигнута / Не достигнута / Отменена), а столбец «% факт» считается автоматически как доля задач спринта в статусе «Готово». Текущая цель спринта и её статус выводятся на дашборд.</w:t>
-      </w:r>
-    </w:p>
-    <w:p>
-      <w:pPr>
-        <w:pStyle w:val="Heading2"/>
-      </w:pPr>
-      <w:r>
-        <w:t>Портфель</w:t>
-      </w:r>
-    </w:p>
-    <w:p>
-      <w:pPr/>
-      <w:r>
-        <w:t>Портфельный обзор нескольких проектов: статус RAG, health, velocity, бюджет и прогресс. Кнопка «Снимок текущего проекта» добавляет метрики активного проекта. Обзор здоровья портфеля для PMO.</w:t>
-      </w:r>
-    </w:p>
-    <w:p>
-      <w:pPr>
         <w:pStyle w:val="Heading1"/>
       </w:pPr>
       <w:r>
-        <w:t>Работа</w:t>
-      </w:r>
-    </w:p>
-    <w:p>
-      <w:pPr>
-        <w:pStyle w:val="Heading2"/>
-      </w:pPr>
-      <w:r>
-        <w:t>Бэклог</w:t>
-      </w:r>
-    </w:p>
-    <w:p>
-      <w:r>
-        <w:t>Источник данных для всех метрик: редактируемые задачи (тип, оценка, статус, спринт), приоритет (RICE/MoSCoW) и флаг готовности (DoR) прямо в задаче, поиск, сортировка, авто-набор спринта по ёмкости.</w:t>
-      </w:r>
-    </w:p>
-    <w:p>
-      <w:pPr>
-        <w:pStyle w:val="Heading2"/>
-      </w:pPr>
-      <w:r>
-        <w:t>Иерархия работ (WBS)</w:t>
-      </w:r>
-    </w:p>
-    <w:p>
-      <w:pPr/>
-      <w:r>
-        <w:t>Структура декомпозиции по полю «Родитель» у задач: Эпик → Фича → История → Задача. Оценка и выполнение суммируются снизу вверх (роллап), поэтому у эпика виден совокупный объём и прогресс.</w:t>
+        <w:t>Расписание и зависимости</w:t>
       </w:r>
     </w:p>
     <w:p>
@@ -345,6 +375,27 @@
       <w:pPr/>
       <w:r>
         <w:t>Программная доска (PI Planning, SAFe) — матрица «стрим × спринт», которая показывает межкомандные зависимости и вехи на горизонте программного инкремента. Стрелка ⬅ — мы зависим от стрима, ➡ — стрим зависит от нас, ◆ — веха; цвет отражает статус (получено / ожидается / заблокировано). Красные ячейки — кандидаты на эскалацию.</w:t>
+      </w:r>
+    </w:p>
+    <w:p>
+      <w:pPr>
+        <w:pStyle w:val="Heading2"/>
+      </w:pPr>
+      <w:r>
+        <w:t>Вехи</w:t>
+      </w:r>
+    </w:p>
+    <w:p>
+      <w:r>
+        <w:t>Контрольные точки с привязкой к спринтам и релизам и текущим статусом.</w:t>
+      </w:r>
+    </w:p>
+    <w:p>
+      <w:pPr>
+        <w:pStyle w:val="Heading1"/>
+      </w:pPr>
+      <w:r>
+        <w:t>Команда</w:t>
       </w:r>
     </w:p>
     <w:p>
@@ -417,6 +468,32 @@
     </w:p>
     <w:p>
       <w:pPr>
+        <w:pStyle w:val="Heading2"/>
+      </w:pPr>
+      <w:r>
+        <w:t>График отпусков</w:t>
+      </w:r>
+    </w:p>
+    <w:p>
+      <w:r>
+        <w:t>Отпуска, больничные, отгулы и командировки — для учёта доступности команды.</w:t>
+      </w:r>
+    </w:p>
+    <w:p>
+      <w:pPr>
+        <w:pStyle w:val="Heading2"/>
+      </w:pPr>
+      <w:r>
+        <w:t>Дни рождения</w:t>
+      </w:r>
+    </w:p>
+    <w:p>
+      <w:r>
+        <w:t>Даты рождения участников команды и ближайшие праздники с обратным отсчётом.</w:t>
+      </w:r>
+    </w:p>
+    <w:p>
+      <w:pPr>
         <w:pStyle w:val="Heading1"/>
       </w:pPr>
       <w:r>
@@ -450,12 +527,27 @@
         <w:pStyle w:val="Heading2"/>
       </w:pPr>
       <w:r>
-        <w:t>Вехи</w:t>
+        <w:t>Запросы на изменение (CCB)</w:t>
       </w:r>
     </w:p>
     <w:p>
+      <w:pPr/>
       <w:r>
-        <w:t>Контрольные точки с привязкой к спринтам и релизам и текущим статусом.</w:t>
+        <w:t>Формальный контроль изменений: каждый запрос (scope/срок/стоимость/качество) фиксируется с оценкой влияния и инициатором и проходит решение CCB (одобрить/отклонить/отложить). Защищает базовый план от неконтролируемого роста.</w:t>
+      </w:r>
+    </w:p>
+    <w:p>
+      <w:pPr>
+        <w:pStyle w:val="Heading2"/>
+      </w:pPr>
+      <w:r>
+        <w:t>Контроль scope (scope creep)</w:t>
+      </w:r>
+    </w:p>
+    <w:p>
+      <w:pPr/>
+      <w:r>
+        <w:t>Контроль scope (scope creep) — журнал изменений состава спринтов и релизов: добавления, переносы и удаления задач. Кнопка «Зафиксировать базовый состав» сохраняет текущее распределение задач по спринтам, «Сравнить с базовым» находит отличия и записывает их в лог. Авто-переносы незавершённых задач попадают сюда автоматически.</w:t>
       </w:r>
     </w:p>
     <w:p>
@@ -473,21 +565,15 @@
     </w:p>
     <w:p>
       <w:pPr>
-        <w:pStyle w:val="Heading2"/>
+        <w:pStyle w:val="Heading1"/>
       </w:pPr>
       <w:r>
-        <w:t>Запросы на изменение (CCB)</w:t>
-      </w:r>
-    </w:p>
-    <w:p>
-      <w:pPr/>
-      <w:r>
-        <w:t>Формальный контроль изменений: каждый запрос (scope/срок/стоимость/качество) фиксируется с оценкой влияния и инициатором и проходит решение CCB (одобрить/отклонить/отложить). Защищает базовый план от неконтролируемого роста.</w:t>
+        <w:t>Аналитика и качество</w:t>
       </w:r>
     </w:p>
     <w:p>
       <w:pPr>
-        <w:pStyle w:val="Heading1"/>
+        <w:pStyle w:val="Heading2"/>
       </w:pPr>
       <w:r>
         <w:t>Аналитика</w:t>
@@ -500,14 +586,6 @@
           <w:i/>
         </w:rPr>
         <w:t>Новое в v1.40: Монте-Карло прогноз даты завершения (P50/P85), оценка flow efficiency и SLA/SLO по дефектам.</w:t>
-      </w:r>
-    </w:p>
-    <w:p>
-      <w:pPr>
-        <w:pStyle w:val="Heading2"/>
-      </w:pPr>
-      <w:r>
-        <w:t>Аналитика</w:t>
       </w:r>
     </w:p>
     <w:p>
@@ -689,20 +767,6 @@
         <w:pStyle w:val="Heading2"/>
       </w:pPr>
       <w:r>
-        <w:t>Импедименты</w:t>
-      </w:r>
-    </w:p>
-    <w:p>
-      <w:pPr/>
-      <w:r>
-        <w:t>Журнал препятствий со «старением» (aging), владельцем и серьёзностью; залежавшиеся (&gt; 5 дней) требуют эскалации. Пополняется из блокеров «Дэйли» одной кнопкой.</w:t>
-      </w:r>
-    </w:p>
-    <w:p>
-      <w:pPr>
-        <w:pStyle w:val="Heading2"/>
-      </w:pPr>
-      <w:r>
         <w:t>Ретроспективы</w:t>
       </w:r>
     </w:p>
@@ -726,16 +790,10 @@
     </w:p>
     <w:p>
       <w:pPr>
-        <w:pStyle w:val="Heading2"/>
+        <w:pStyle w:val="Heading1"/>
       </w:pPr>
       <w:r>
-        <w:t>Реестр извлечённых уроков</w:t>
-      </w:r>
-    </w:p>
-    <w:p>
-      <w:pPr/>
-      <w:r>
-        <w:t>База знаний команды: ситуация, извлечённый урок и рекомендация. Пополняется из ретроспектив. В отличие от разовых action items — это долговременные правила, снижающие повторение ошибок.</w:t>
+        <w:t>Здоровье и улучшения</w:t>
       </w:r>
     </w:p>
     <w:p>
@@ -757,6 +815,48 @@
         <w:pStyle w:val="Heading2"/>
       </w:pPr>
       <w:r>
+        <w:t>Импедименты</w:t>
+      </w:r>
+    </w:p>
+    <w:p>
+      <w:pPr/>
+      <w:r>
+        <w:t>Журнал препятствий со «старением» (aging), владельцем и серьёзностью; залежавшиеся (&gt; 5 дней) требуют эскалации. Пополняется из блокеров «Дэйли» одной кнопкой.</w:t>
+      </w:r>
+    </w:p>
+    <w:p>
+      <w:pPr>
+        <w:pStyle w:val="Heading2"/>
+      </w:pPr>
+      <w:r>
+        <w:t>Реестр извлечённых уроков</w:t>
+      </w:r>
+    </w:p>
+    <w:p>
+      <w:pPr/>
+      <w:r>
+        <w:t>База знаний команды: ситуация, извлечённый урок и рекомендация. Пополняется из ретроспектив. В отличие от разовых action items — это долговременные правила, снижающие повторение ошибок.</w:t>
+      </w:r>
+    </w:p>
+    <w:p>
+      <w:pPr>
+        <w:pStyle w:val="Heading2"/>
+      </w:pPr>
+      <w:r>
+        <w:t>Журнал решений (ADR)</w:t>
+      </w:r>
+    </w:p>
+    <w:p>
+      <w:pPr/>
+      <w:r>
+        <w:t>Ключевые проектные и архитектурные решения: контекст, рассмотренные варианты, принятое решение, обоснование и владелец. Сохраняет «почему мы так сделали».</w:t>
+      </w:r>
+    </w:p>
+    <w:p>
+      <w:pPr>
+        <w:pStyle w:val="Heading2"/>
+      </w:pPr>
+      <w:r>
         <w:t>Уровень Agile-зрелости</w:t>
       </w:r>
     </w:p>
@@ -770,7 +870,7 @@
         <w:pStyle w:val="Heading1"/>
       </w:pPr>
       <w:r>
-        <w:t>Персонал</w:t>
+        <w:t>Система</w:t>
       </w:r>
     </w:p>
     <w:p>
@@ -778,12 +878,21 @@
         <w:pStyle w:val="Heading2"/>
       </w:pPr>
       <w:r>
-        <w:t>График отпусков</w:t>
+        <w:t>Параметры</w:t>
       </w:r>
     </w:p>
     <w:p>
       <w:r>
-        <w:t>Отпуска, больничные, отгулы и командировки — для учёта доступности команды.</w:t>
+        <w:t>Базовые параметры: старт проекта, focus factor, критерии готовности (DoD).</w:t>
+      </w:r>
+    </w:p>
+    <w:p>
+      <w:pPr/>
+      <w:r>
+        <w:rPr>
+          <w:i/>
+        </w:rPr>
+        <w:t>Новое в v1.40: Definition of Ready как чеклист рядом с Definition of Done; DoR/DoD работают как «ворота» на доске.</w:t>
       </w:r>
     </w:p>
     <w:p>
@@ -791,33 +900,12 @@
         <w:pStyle w:val="Heading2"/>
       </w:pPr>
       <w:r>
-        <w:t>Дни рождения</w:t>
+        <w:t>Интеграции — Atlassian</w:t>
       </w:r>
     </w:p>
     <w:p>
       <w:r>
-        <w:t>Даты рождения участников команды и ближайшие праздники с обратным отсчётом.</w:t>
-      </w:r>
-    </w:p>
-    <w:p>
-      <w:pPr>
-        <w:pStyle w:val="Heading1"/>
-      </w:pPr>
-      <w:r>
-        <w:t>Настройки</w:t>
-      </w:r>
-    </w:p>
-    <w:p>
-      <w:pPr>
-        <w:pStyle w:val="Heading2"/>
-      </w:pPr>
-      <w:r>
-        <w:t>Бюджет</w:t>
-      </w:r>
-    </w:p>
-    <w:p>
-      <w:r>
-        <w:t>Стоимость по ёмкости команды и накопленный расход проекта.</w:t>
+        <w:t>Интеграция со всеми продуктами Atlassian: Jira, Jira Service Management, Jira Product Discovery, Confluence, Compass, Bitbucket, Trello, Opsgenie, Statuspage и Bamboo. Каталог продуктов со статусом подключения и проверкой; ключи задаются на сервере переменными окружения.</w:t>
       </w:r>
     </w:p>
     <w:p>
@@ -838,27 +926,12 @@
         <w:pStyle w:val="Heading2"/>
       </w:pPr>
       <w:r>
-        <w:t>Контроль scope (scope creep)</w:t>
+        <w:t>Бюджет</w:t>
       </w:r>
     </w:p>
     <w:p>
-      <w:pPr/>
       <w:r>
-        <w:t>Контроль scope (scope creep) — журнал изменений состава спринтов и релизов: добавления, переносы и удаления задач. Кнопка «Зафиксировать базовый состав» сохраняет текущее распределение задач по спринтам, «Сравнить с базовым» находит отличия и записывает их в лог. Авто-переносы незавершённых задач попадают сюда автоматически.</w:t>
-      </w:r>
-    </w:p>
-    <w:p>
-      <w:pPr>
-        <w:pStyle w:val="Heading2"/>
-      </w:pPr>
-      <w:r>
-        <w:t>Журнал решений (ADR)</w:t>
-      </w:r>
-    </w:p>
-    <w:p>
-      <w:pPr/>
-      <w:r>
-        <w:t>Ключевые проектные и архитектурные решения: контекст, рассмотренные варианты, принятое решение, обоснование и владелец. Сохраняет «почему мы так сделали».</w:t>
+        <w:t>Стоимость по ёмкости команды и накопленный расход проекта.</w:t>
       </w:r>
     </w:p>
     <w:p>
@@ -892,34 +965,12 @@
         <w:pStyle w:val="Heading2"/>
       </w:pPr>
       <w:r>
-        <w:t>Интеграции — Atlassian</w:t>
+        <w:t>Журнал событий</w:t>
       </w:r>
     </w:p>
     <w:p>
       <w:r>
-        <w:t>Интеграция со всеми продуктами Atlassian: Jira, Jira Service Management, Jira Product Discovery, Confluence, Compass, Bitbucket, Trello, Opsgenie, Statuspage и Bamboo. Каталог продуктов со статусом подключения и проверкой; ключи задаются на сервере переменными окружения.</w:t>
-      </w:r>
-    </w:p>
-    <w:p>
-      <w:pPr>
-        <w:pStyle w:val="Heading2"/>
-      </w:pPr>
-      <w:r>
-        <w:t>Параметры</w:t>
-      </w:r>
-    </w:p>
-    <w:p>
-      <w:r>
-        <w:t>Базовые параметры: старт проекта, focus factor, критерии готовности (DoD).</w:t>
-      </w:r>
-    </w:p>
-    <w:p>
-      <w:pPr/>
-      <w:r>
-        <w:rPr>
-          <w:i/>
-        </w:rPr>
-        <w:t>Новое в v1.40: Definition of Ready как чеклист рядом с Definition of Done; DoR/DoD работают как «ворота» на доске.</w:t>
+        <w:t>«История изменений» (версии приложения) видна всем; полный журнал всех событий сервера — администратору (отдельная база PostgreSQL).</w:t>
       </w:r>
     </w:p>
     <w:p>
@@ -948,39 +999,12 @@
         <w:pStyle w:val="Heading2"/>
       </w:pPr>
       <w:r>
-        <w:t>Статус-отчёт</w:t>
-      </w:r>
-    </w:p>
-    <w:p>
-      <w:pPr/>
-      <w:r>
-        <w:t>Автоматический статус-отчёт (RAG) из текущих данных проекта: ключевые метрики, цель спринта, риски, эскалации и сделанное. Экспорт в Markdown и отправка в Slack.</w:t>
-      </w:r>
-    </w:p>
-    <w:p>
-      <w:pPr>
-        <w:pStyle w:val="Heading2"/>
-      </w:pPr>
-      <w:r>
         <w:t>Support</w:t>
       </w:r>
     </w:p>
     <w:p>
       <w:r>
         <w:t>Центр загрузки документов по приложению (руководство пользователя, иллюстрированное описание, презентация, видео-обзор) и каналы поддержки. Руководство администратора здесь не размещается.</w:t>
-      </w:r>
-    </w:p>
-    <w:p>
-      <w:pPr>
-        <w:pStyle w:val="Heading2"/>
-      </w:pPr>
-      <w:r>
-        <w:t>Журнал событий</w:t>
-      </w:r>
-    </w:p>
-    <w:p>
-      <w:r>
-        <w:t>«История изменений» (версии приложения) видна всем; полный журнал всех событий сервера — администратору (отдельная база PostgreSQL).</w:t>
       </w:r>
     </w:p>
     <w:p>

--- a/Описание_Планирование_спринта_PRO.docx
+++ b/Описание_Планирование_спринта_PRO.docx
@@ -37,7 +37,7 @@
           <w:color w:val="7A8AA0"/>
           <w:sz w:val="20"/>
         </w:rPr>
-        <w:t>v1.44.0 · 05.10.2026</w:t>
+        <w:t>v1.45.0 · 06.10.2026</w:t>
       </w:r>
     </w:p>
     <w:p/>
@@ -1053,6 +1053,9 @@
       <w:r>
         <w:t>Встроенный ассистент по данным проекта: velocity, health, баги, зависимости, бюджет; открывает разделы и выполняет команды, работает офлайн.</w:t>
       </w:r>
+      <w:r>
+        <w:t xml:space="preserve"> С v1.45.0 знает все разделы и функции: отвечает на вопрос о любом разделе, перечисляет их и рассказывает про новинки; база знаний самообновляется после каждого релиза.</w:t>
+      </w:r>
     </w:p>
     <w:p>
       <w:pPr>
@@ -1094,6 +1097,8 @@
       </w:r>
     </w:p>
     <w:sectPr>
+      <w:headerReference w:type="default" r:id="rId9"/>
+      <w:footerReference w:type="default" r:id="rId10"/>
       <w:pgSz w:w="12240" w:h="15840"/>
       <w:pgMar w:top="1440" w:right="1800" w:bottom="1440" w:left="1800" w:header="720" w:footer="720" w:gutter="0"/>
       <w:cols w:space="720"/>
@@ -1101,6 +1106,26 @@
     </w:sectPr>
   </w:body>
 </w:document>
+</file>
+
+<file path=word/footer1.xml><?xml version="1.0" encoding="utf-8"?>
+<w:ftr xmlns:m="http://schemas.openxmlformats.org/officeDocument/2006/math" xmlns:mc="http://schemas.openxmlformats.org/markup-compatibility/2006" xmlns:mo="http://schemas.microsoft.com/office/mac/office/2008/main" xmlns:mv="urn:schemas-microsoft-com:mac:vml" xmlns:o="urn:schemas-microsoft-com:office:office" xmlns:r="http://schemas.openxmlformats.org/officeDocument/2006/relationships" xmlns:v="urn:schemas-microsoft-com:vml" xmlns:w10="urn:schemas-microsoft-com:office:word" xmlns:w14="http://schemas.microsoft.com/office/word/2010/wordml" xmlns:w="http://schemas.openxmlformats.org/wordprocessingml/2006/main" xmlns:wne="http://schemas.microsoft.com/office/word/2006/wordml" xmlns:wp14="http://schemas.microsoft.com/office/word/2010/wordprocessingDrawing" xmlns:wp="http://schemas.openxmlformats.org/drawingml/2006/wordprocessingDrawing" xmlns:wpc="http://schemas.microsoft.com/office/word/2010/wordprocessingCanvas" xmlns:wpg="http://schemas.microsoft.com/office/word/2010/wordprocessingGroup" xmlns:wpi="http://schemas.microsoft.com/office/word/2010/wordprocessingInk" xmlns:wps="http://schemas.microsoft.com/office/word/2010/wordprocessingShape" mc:Ignorable="w14 wp14">
+  <w:p>
+    <w:pPr>
+      <w:pStyle w:val="Footer"/>
+    </w:pPr>
+  </w:p>
+</w:ftr>
+</file>
+
+<file path=word/header1.xml><?xml version="1.0" encoding="utf-8"?>
+<w:hdr xmlns:m="http://schemas.openxmlformats.org/officeDocument/2006/math" xmlns:mc="http://schemas.openxmlformats.org/markup-compatibility/2006" xmlns:mo="http://schemas.microsoft.com/office/mac/office/2008/main" xmlns:mv="urn:schemas-microsoft-com:mac:vml" xmlns:o="urn:schemas-microsoft-com:office:office" xmlns:r="http://schemas.openxmlformats.org/officeDocument/2006/relationships" xmlns:v="urn:schemas-microsoft-com:vml" xmlns:w10="urn:schemas-microsoft-com:office:word" xmlns:w14="http://schemas.microsoft.com/office/word/2010/wordml" xmlns:w="http://schemas.openxmlformats.org/wordprocessingml/2006/main" xmlns:wne="http://schemas.microsoft.com/office/word/2006/wordml" xmlns:wp14="http://schemas.microsoft.com/office/word/2010/wordprocessingDrawing" xmlns:wp="http://schemas.openxmlformats.org/drawingml/2006/wordprocessingDrawing" xmlns:wpc="http://schemas.microsoft.com/office/word/2010/wordprocessingCanvas" xmlns:wpg="http://schemas.microsoft.com/office/word/2010/wordprocessingGroup" xmlns:wpi="http://schemas.microsoft.com/office/word/2010/wordprocessingInk" xmlns:wps="http://schemas.microsoft.com/office/word/2010/wordprocessingShape" mc:Ignorable="w14 wp14">
+  <w:p>
+    <w:pPr>
+      <w:pStyle w:val="Header"/>
+    </w:pPr>
+  </w:p>
+</w:hdr>
 </file>
 
 <file path=word/numbering.xml><?xml version="1.0" encoding="utf-8"?>

--- a/Описание_Планирование_спринта_PRO.docx
+++ b/Описание_Планирование_спринта_PRO.docx
@@ -37,7 +37,7 @@
           <w:color w:val="7A8AA0"/>
           <w:sz w:val="20"/>
         </w:rPr>
-        <w:t>v1.45.0 · 06.10.2026</w:t>
+        <w:t>v1.46.0 · 07.10.2026</w:t>
       </w:r>
     </w:p>
     <w:p/>
@@ -1054,7 +1054,7 @@
         <w:t>Встроенный ассистент по данным проекта: velocity, health, баги, зависимости, бюджет; открывает разделы и выполняет команды, работает офлайн.</w:t>
       </w:r>
       <w:r>
-        <w:t xml:space="preserve"> С v1.45.0 знает все разделы и функции: отвечает на вопрос о любом разделе, перечисляет их и рассказывает про новинки; база знаний самообновляется после каждого релиза.</w:t>
+        <w:t xml:space="preserve"> С v1.46.0 знает все разделы и функции: отвечает на вопрос о любом разделе, перечисляет их и рассказывает про новинки; база знаний самообновляется после каждого релиза.</w:t>
       </w:r>
     </w:p>
     <w:p>

--- a/Описание_Планирование_спринта_PRO.docx
+++ b/Описание_Планирование_спринта_PRO.docx
@@ -37,7 +37,7 @@
           <w:color w:val="7A8AA0"/>
           <w:sz w:val="20"/>
         </w:rPr>
-        <w:t>v1.46.0 · 07.10.2026</w:t>
+        <w:t>v1.47.0 · 28.10.2026</w:t>
       </w:r>
     </w:p>
     <w:p/>
@@ -1054,7 +1054,7 @@
         <w:t>Встроенный ассистент по данным проекта: velocity, health, баги, зависимости, бюджет; открывает разделы и выполняет команды, работает офлайн.</w:t>
       </w:r>
       <w:r>
-        <w:t xml:space="preserve"> С v1.46.0 знает все разделы и функции: отвечает на вопрос о любом разделе, перечисляет их и рассказывает про новинки; база знаний самообновляется после каждого релиза.</w:t>
+        <w:t xml:space="preserve"> С v1.47.0 знает все разделы и функции: отвечает на вопрос о любом разделе, перечисляет их и рассказывает про новинки; база знаний самообновляется после каждого релиза.</w:t>
       </w:r>
     </w:p>
     <w:p>

--- a/Описание_Планирование_спринта_PRO.docx
+++ b/Описание_Планирование_спринта_PRO.docx
@@ -37,7 +37,7 @@
           <w:color w:val="7A8AA0"/>
           <w:sz w:val="20"/>
         </w:rPr>
-        <w:t>v1.47.0 · 28.10.2026</w:t>
+        <w:t>v1.48.0 · 28.10.2026</w:t>
       </w:r>
     </w:p>
     <w:p/>
@@ -216,6 +216,12 @@
           <w:i/>
         </w:rPr>
         <w:t>Новое в v1.41: эмодзи-стикеры и анимация элементов (пульс, подпрыгивание, вращение, парение, мигание); авто-стрелки между фигурами — связи привязываются к фигурам и следуют за ними; быстрое построение схем без перетаскивания — кнопки «+» у выделенной фигуры создают её копию со стрелкой; ссылки на внешние ресурсы и документы с просмотром во встроенном окне.</w:t>
+      </w:r>
+    </w:p>
+    <w:p>
+      <w:pPr/>
+      <w:r>
+        <w:t>Новое в v1.48: шаблоны ритуалов одной кнопкой (ретро Start/Stop/Continue, 4L, Mad/Sad/Glad, «Кораблик», Lean Coffee, SWOT, «Влияние/Усилия», Premortem, Customer Journey Map, Lean Canvas, канбан-колонки); живые карточки задач из бэклога и виджеты-метрики; превращение стикеров в задачи, риски, импедименты, решения (ADR), action items и уроки; отмена/повтор, копирование, группировка, закрепление, выравнивание, привязка к сетке, мини-карта и поиск по доске.</w:t>
       </w:r>
     </w:p>
     <w:p>
@@ -1054,7 +1060,7 @@
         <w:t>Встроенный ассистент по данным проекта: velocity, health, баги, зависимости, бюджет; открывает разделы и выполняет команды, работает офлайн.</w:t>
       </w:r>
       <w:r>
-        <w:t xml:space="preserve"> С v1.47.0 знает все разделы и функции: отвечает на вопрос о любом разделе, перечисляет их и рассказывает про новинки; база знаний самообновляется после каждого релиза.</w:t>
+        <w:t xml:space="preserve"> С v1.48.0 знает все разделы и функции: отвечает на вопрос о любом разделе, перечисляет их и рассказывает про новинки; база знаний самообновляется после каждого релиза.</w:t>
       </w:r>
     </w:p>
     <w:p>

--- a/Описание_Планирование_спринта_PRO.docx
+++ b/Описание_Планирование_спринта_PRO.docx
@@ -37,7 +37,7 @@
           <w:color w:val="7A8AA0"/>
           <w:sz w:val="20"/>
         </w:rPr>
-        <w:t>v1.48.0 · 28.10.2026</w:t>
+        <w:t>v1.49.0 · 28.10.2026</w:t>
       </w:r>
     </w:p>
     <w:p/>
@@ -222,6 +222,12 @@
       <w:pPr/>
       <w:r>
         <w:t>Новое в v1.48: шаблоны ритуалов одной кнопкой (ретро Start/Stop/Continue, 4L, Mad/Sad/Glad, «Кораблик», Lean Coffee, SWOT, «Влияние/Усилия», Premortem, Customer Journey Map, Lean Canvas, канбан-колонки); живые карточки задач из бэклога и виджеты-метрики; превращение стикеров в задачи, риски, импедименты, решения (ADR), action items и уроки; отмена/повтор, копирование, группировка, закрепление, выравнивание, привязка к сетке, мини-карта и поиск по доске.</w:t>
+      </w:r>
+    </w:p>
+    <w:p>
+      <w:pPr/>
+      <w:r>
+        <w:t>Новое в v1.49: проведение сессий — голосование точками с лимитом голосов, скрытым режимом и раскрытием итогов (медали 🥇🥈🥉), анонимный ввод, показ по фреймам как по слайдам и режим «следовать за ведущим», комментарии к элементам с @упоминаниями; схемы — фигуры блок-схем (начало/конец, процесс, решение, ввод/вывод, документ, база данных), подписи стрелок, майнд-карта (Tab — ветка, Enter — соседняя), таблица на холсте, дорожки ответственности по ролям команды и авто-раскладка выделенного сеткой или деревом.</w:t>
       </w:r>
     </w:p>
     <w:p>
@@ -1060,7 +1066,7 @@
         <w:t>Встроенный ассистент по данным проекта: velocity, health, баги, зависимости, бюджет; открывает разделы и выполняет команды, работает офлайн.</w:t>
       </w:r>
       <w:r>
-        <w:t xml:space="preserve"> С v1.48.0 знает все разделы и функции: отвечает на вопрос о любом разделе, перечисляет их и рассказывает про новинки; база знаний самообновляется после каждого релиза.</w:t>
+        <w:t xml:space="preserve"> С v1.49.0 знает все разделы и функции: отвечает на вопрос о любом разделе, перечисляет их и рассказывает про новинки; база знаний самообновляется после каждого релиза.</w:t>
       </w:r>
     </w:p>
     <w:p>

--- a/Описание_Планирование_спринта_PRO.docx
+++ b/Описание_Планирование_спринта_PRO.docx
@@ -37,7 +37,7 @@
           <w:color w:val="7A8AA0"/>
           <w:sz w:val="20"/>
         </w:rPr>
-        <w:t>v1.49.0 · 28.10.2026</w:t>
+        <w:t>v1.50.0 · 29.10.2026</w:t>
       </w:r>
     </w:p>
     <w:p/>
@@ -60,11 +60,29 @@
       </w:r>
     </w:p>
     <w:p>
+      <w:r>
+        <w:t>Навигация. С версии 1.50 родственные разделы собраны в 15 пунктов меню с вкладками (например, «Приоритизация» — RICE, WSJF и MoSCoW), «Все разделы» открывает полное меню, а «＋ Создать» в шапке добавляет задачи, баги, риски и импедименты из любого раздела.</w:t>
+      </w:r>
+    </w:p>
+    <w:p>
       <w:pPr>
         <w:pStyle w:val="Heading1"/>
       </w:pPr>
       <w:r>
         <w:t>Обзор</w:t>
+      </w:r>
+    </w:p>
+    <w:p>
+      <w:pPr>
+        <w:pStyle w:val="Heading2"/>
+      </w:pPr>
+      <w:r>
+        <w:t>Мой день</w:t>
+      </w:r>
+    </w:p>
+    <w:p>
+      <w:r>
+        <w:t>Стартовая страница: ваши задачи текущего спринта со сменой статуса в один клик, блокеры и высокие риски, события ближайших 14 дней (конец спринта, демо, праздники, отпуска, дни рождения). Для пустого проекта здесь же — чек-лист первых шагов.</w:t>
       </w:r>
     </w:p>
     <w:p>
@@ -1032,6 +1050,19 @@
         <w:pStyle w:val="Heading2"/>
       </w:pPr>
       <w:r>
+        <w:t>«＋ Создать» и мастер «Новый проект»</w:t>
+      </w:r>
+    </w:p>
+    <w:p>
+      <w:r>
+        <w:t>Быстрое добавление задачи, бага, риска или импедимента из любого раздела. Мастер «Новый проект» (администратор) создаёт свой проект с нуля: параметры и цель, команда «Имя — роль», первые задачи; справочники сохраняются, перед заменой можно скачать копию данных (JSON).</w:t>
+      </w:r>
+    </w:p>
+    <w:p>
+      <w:pPr>
+        <w:pStyle w:val="Heading2"/>
+      </w:pPr>
+      <w:r>
         <w:t>Вход по логину и паролю</w:t>
       </w:r>
     </w:p>
@@ -1066,7 +1097,7 @@
         <w:t>Встроенный ассистент по данным проекта: velocity, health, баги, зависимости, бюджет; открывает разделы и выполняет команды, работает офлайн.</w:t>
       </w:r>
       <w:r>
-        <w:t xml:space="preserve"> С v1.49.0 знает все разделы и функции: отвечает на вопрос о любом разделе, перечисляет их и рассказывает про новинки; база знаний самообновляется после каждого релиза.</w:t>
+        <w:t xml:space="preserve"> С v1.50.0 знает все разделы и функции: отвечает на вопрос о любом разделе, перечисляет их и рассказывает про новинки; база знаний самообновляется после каждого релиза.</w:t>
       </w:r>
     </w:p>
     <w:p>
@@ -1079,7 +1110,7 @@
     </w:p>
     <w:p>
       <w:r>
-        <w:t>Кнопка «Отчёт» формирует презентацию (PPTX) по выбранному спринту или всему проекту с ключевыми метриками и всеми диаграммами приложения: аналитика (сгорание, CFD, cycle time, распределение, загрузка), дефекты, техдолг, OKR, RICE, Гант, Исикава и матрица рисков.</w:t>
+        <w:t>«Отчёт по спринту (PPTX)» в меню пользователя формирует презентацию (PPTX) по выбранному спринту или всему проекту с ключевыми метриками и всеми диаграммами приложения: аналитика (сгорание, CFD, cycle time, распределение, загрузка), дефекты, техдолг, OKR, RICE, Гант, Исикава и матрица рисков.</w:t>
       </w:r>
     </w:p>
     <w:p>

--- a/Описание_Планирование_спринта_PRO.docx
+++ b/Описание_Планирование_спринта_PRO.docx
@@ -37,7 +37,7 @@
           <w:color w:val="7A8AA0"/>
           <w:sz w:val="20"/>
         </w:rPr>
-        <w:t>v1.50.0 · 29.10.2026</w:t>
+        <w:t>v1.51.0 · 29.10.2026</w:t>
       </w:r>
     </w:p>
     <w:p/>
@@ -83,6 +83,19 @@
     <w:p>
       <w:r>
         <w:t>Стартовая страница: ваши задачи текущего спринта со сменой статуса в один клик, блокеры и высокие риски, события ближайших 14 дней (конец спринта, демо, праздники, отпуска, дни рождения). Для пустого проекта здесь же — чек-лист первых шагов.</w:t>
+      </w:r>
+    </w:p>
+    <w:p>
+      <w:pPr>
+        <w:pStyle w:val="Heading2"/>
+      </w:pPr>
+      <w:r>
+        <w:t>Мой профиль</w:t>
+      </w:r>
+    </w:p>
+    <w:p>
+      <w:r>
+        <w:t>Кто вы в команде (имя, логин, роль, привязка к участнику), ваша работа (открытые задачи по спринтам, баги, импедименты, риски, компетенции), ваше время (загрузка в спринте, отпуска, день рождения) и упоминания на доске. Здесь же тема, плотность, стартовая страница и — при работе с сервером — смена своего пароля; привязка к участнику хранится в учётной записи.</w:t>
       </w:r>
     </w:p>
     <w:p>
@@ -1097,7 +1110,7 @@
         <w:t>Встроенный ассистент по данным проекта: velocity, health, баги, зависимости, бюджет; открывает разделы и выполняет команды, работает офлайн.</w:t>
       </w:r>
       <w:r>
-        <w:t xml:space="preserve"> С v1.50.0 знает все разделы и функции: отвечает на вопрос о любом разделе, перечисляет их и рассказывает про новинки; база знаний самообновляется после каждого релиза.</w:t>
+        <w:t xml:space="preserve"> С v1.51.0 знает все разделы и функции: отвечает на вопрос о любом разделе, перечисляет их и рассказывает про новинки; база знаний самообновляется после каждого релиза.</w:t>
       </w:r>
     </w:p>
     <w:p>

--- a/Описание_Планирование_спринта_PRO.docx
+++ b/Описание_Планирование_спринта_PRO.docx
@@ -37,7 +37,7 @@
           <w:color w:val="7A8AA0"/>
           <w:sz w:val="20"/>
         </w:rPr>
-        <w:t>v1.51.0 · 29.10.2026</w:t>
+        <w:t>v1.52.0 · 29.10.2026</w:t>
       </w:r>
     </w:p>
     <w:p/>
@@ -391,6 +391,19 @@
     <w:p>
       <w:r>
         <w:t>Задачи на шкале дат по спринтам. Красная рамка — критический путь (CPM), ромбовидный маркер — внешняя зависимость от стрима; циклы и конфликты зависимостей помечаются.</w:t>
+      </w:r>
+    </w:p>
+    <w:p>
+      <w:pPr>
+        <w:pStyle w:val="Heading2"/>
+      </w:pPr>
+      <w:r>
+        <w:t>Гант по иерархии</w:t>
+      </w:r>
+    </w:p>
+    <w:p>
+      <w:r>
+        <w:t>Эпик → Фича → История → Задача по полю «Родитель» на шкале спринтов: сводные полосы родителей (от раннего начала до позднего окончания потомков) с заливкой прогресса по объёму, план по спринтам и факт по датам «начато / готово», красная рамка — просрочка; уровни раскрываются, клик по ID открывает элемент в «Бэклоге».</w:t>
       </w:r>
     </w:p>
     <w:p>
@@ -1110,7 +1123,7 @@
         <w:t>Встроенный ассистент по данным проекта: velocity, health, баги, зависимости, бюджет; открывает разделы и выполняет команды, работает офлайн.</w:t>
       </w:r>
       <w:r>
-        <w:t xml:space="preserve"> С v1.51.0 знает все разделы и функции: отвечает на вопрос о любом разделе, перечисляет их и рассказывает про новинки; база знаний самообновляется после каждого релиза.</w:t>
+        <w:t xml:space="preserve"> С v1.52.0 знает все разделы и функции: отвечает на вопрос о любом разделе, перечисляет их и рассказывает про новинки; база знаний самообновляется после каждого релиза.</w:t>
       </w:r>
     </w:p>
     <w:p>

--- a/Описание_Планирование_спринта_PRO.docx
+++ b/Описание_Планирование_спринта_PRO.docx
@@ -37,7 +37,7 @@
           <w:color w:val="7A8AA0"/>
           <w:sz w:val="20"/>
         </w:rPr>
-        <w:t>v1.52.0 · 29.10.2026</w:t>
+        <w:t>v1.53.0 · 29.10.2026</w:t>
       </w:r>
     </w:p>
     <w:p/>
@@ -404,6 +404,19 @@
     <w:p>
       <w:r>
         <w:t>Эпик → Фича → История → Задача по полю «Родитель» на шкале спринтов: сводные полосы родителей (от раннего начала до позднего окончания потомков) с заливкой прогресса по объёму, план по спринтам и факт по датам «начато / готово», красная рамка — просрочка; уровни раскрываются, клик по ID открывает элемент в «Бэклоге».</w:t>
+      </w:r>
+    </w:p>
+    <w:p>
+      <w:pPr>
+        <w:pStyle w:val="Heading2"/>
+      </w:pPr>
+      <w:r>
+        <w:t>Метки этапов</w:t>
+      </w:r>
+    </w:p>
+    <w:p>
+      <w:r>
+        <w:t>Метки этапов на «Ганте по иерархии»: бизнес-анализ (круг), системный анализ (треугольник), разработка (квадрат), ИФТ (звезда), ПСИ (ромб) и выход в Прод (ракета); контур — начало, заливка — завершение. Ставятся автоматически — по ролям задач, демо спринта и релизам (соответствие ролей — в «Параметрах») — или вручную в панели «Этапы»; у родителя собираются из потомков. Все обозначения — в легенде.</w:t>
       </w:r>
     </w:p>
     <w:p>
@@ -1123,7 +1136,7 @@
         <w:t>Встроенный ассистент по данным проекта: velocity, health, баги, зависимости, бюджет; открывает разделы и выполняет команды, работает офлайн.</w:t>
       </w:r>
       <w:r>
-        <w:t xml:space="preserve"> С v1.52.0 знает все разделы и функции: отвечает на вопрос о любом разделе, перечисляет их и рассказывает про новинки; база знаний самообновляется после каждого релиза.</w:t>
+        <w:t xml:space="preserve"> С v1.53.0 знает все разделы и функции: отвечает на вопрос о любом разделе, перечисляет их и рассказывает про новинки; база знаний самообновляется после каждого релиза.</w:t>
       </w:r>
     </w:p>
     <w:p>

--- a/Описание_Планирование_спринта_PRO.docx
+++ b/Описание_Планирование_спринта_PRO.docx
@@ -37,7 +37,7 @@
           <w:color w:val="7A8AA0"/>
           <w:sz w:val="20"/>
         </w:rPr>
-        <w:t>v1.53.0 · 29.10.2026</w:t>
+        <w:t>v1.54.0 · 29.10.2026</w:t>
       </w:r>
     </w:p>
     <w:p/>
@@ -417,6 +417,19 @@
     <w:p>
       <w:r>
         <w:t>Метки этапов на «Ганте по иерархии»: бизнес-анализ (круг), системный анализ (треугольник), разработка (квадрат), ИФТ (звезда), ПСИ (ромб) и выход в Прод (ракета); контур — начало, заливка — завершение. Ставятся автоматически — по ролям задач, демо спринта и релизам (соответствие ролей — в «Параметрах») — или вручную в панели «Этапы»; у родителя собираются из потомков. Все обозначения — в легенде.</w:t>
+      </w:r>
+    </w:p>
+    <w:p>
+      <w:pPr>
+        <w:pStyle w:val="Heading2"/>
+      </w:pPr>
+      <w:r>
+        <w:t>Зависимости на Ганте</w:t>
+      </w:r>
+    </w:p>
+    <w:p>
+      <w:r>
+        <w:t>Стрелки зависимостей «окончание → начало» на «Ганте по иерархии» между задачами, историями, фичами и эпиками: красные — конфликт сроков, акцентные — критический путь; при свёрнутых уровнях связи переносятся на видимые фичи и эпики (пунктир, ×N). У задачи может быть несколько предшественников; связи правятся в «Бэклоге» и в панели элемента, внешние зависимости показаны ◆.</w:t>
       </w:r>
     </w:p>
     <w:p>
@@ -1136,7 +1149,7 @@
         <w:t>Встроенный ассистент по данным проекта: velocity, health, баги, зависимости, бюджет; открывает разделы и выполняет команды, работает офлайн.</w:t>
       </w:r>
       <w:r>
-        <w:t xml:space="preserve"> С v1.53.0 знает все разделы и функции: отвечает на вопрос о любом разделе, перечисляет их и рассказывает про новинки; база знаний самообновляется после каждого релиза.</w:t>
+        <w:t xml:space="preserve"> С v1.54.0 знает все разделы и функции: отвечает на вопрос о любом разделе, перечисляет их и рассказывает про новинки; база знаний самообновляется после каждого релиза.</w:t>
       </w:r>
     </w:p>
     <w:p>

--- a/Описание_Планирование_спринта_PRO.docx
+++ b/Описание_Планирование_спринта_PRO.docx
@@ -37,7 +37,7 @@
           <w:color w:val="7A8AA0"/>
           <w:sz w:val="20"/>
         </w:rPr>
-        <w:t>v1.54.0 · 29.10.2026</w:t>
+        <w:t>v1.54.1 · 29.10.2026</w:t>
       </w:r>
     </w:p>
     <w:p/>
@@ -1149,7 +1149,7 @@
         <w:t>Встроенный ассистент по данным проекта: velocity, health, баги, зависимости, бюджет; открывает разделы и выполняет команды, работает офлайн.</w:t>
       </w:r>
       <w:r>
-        <w:t xml:space="preserve"> С v1.54.0 знает все разделы и функции: отвечает на вопрос о любом разделе, перечисляет их и рассказывает про новинки; база знаний самообновляется после каждого релиза.</w:t>
+        <w:t xml:space="preserve"> С v1.54.1 знает все разделы и функции: отвечает на вопрос о любом разделе, перечисляет их и рассказывает про новинки; база знаний самообновляется после каждого релиза.</w:t>
       </w:r>
     </w:p>
     <w:p>

--- a/Описание_Планирование_спринта_PRO.docx
+++ b/Описание_Планирование_спринта_PRO.docx
@@ -37,7 +37,7 @@
           <w:color w:val="7A8AA0"/>
           <w:sz w:val="20"/>
         </w:rPr>
-        <w:t>v1.54.1 · 29.10.2026</w:t>
+        <w:t>v1.55.0 · 29.10.2026</w:t>
       </w:r>
     </w:p>
     <w:p/>
@@ -430,6 +430,19 @@
     <w:p>
       <w:r>
         <w:t>Стрелки зависимостей «окончание → начало» на «Ганте по иерархии» между задачами, историями, фичами и эпиками: красные — конфликт сроков, акцентные — критический путь; при свёрнутых уровнях связи переносятся на видимые фичи и эпики (пунктир, ×N). У задачи может быть несколько предшественников; связи правятся в «Бэклоге» и в панели элемента, внешние зависимости показаны ◆.</w:t>
+      </w:r>
+    </w:p>
+    <w:p>
+      <w:pPr>
+        <w:pStyle w:val="Heading2"/>
+      </w:pPr>
+      <w:r>
+        <w:t>«Гант по иерархии»: планирование</w:t>
+      </w:r>
+    </w:p>
+    <w:p>
+      <w:r>
+        <w:t>Масштаб от недель до кварталов с прокруткой и кнопкой «К сегодня», вехи и релизы на шкале, фильтры и поиск, колонки (исполнитель, статус, спринт, даты, остаток, резерв), перетаскивание задач между спринтами, базовый план и сдвиг сроков, прогноз завершения по фактическому темпу, загрузка спринтов и экспорт в PNG, PDF и Excel.</w:t>
       </w:r>
     </w:p>
     <w:p>
@@ -1149,7 +1162,7 @@
         <w:t>Встроенный ассистент по данным проекта: velocity, health, баги, зависимости, бюджет; открывает разделы и выполняет команды, работает офлайн.</w:t>
       </w:r>
       <w:r>
-        <w:t xml:space="preserve"> С v1.54.1 знает все разделы и функции: отвечает на вопрос о любом разделе, перечисляет их и рассказывает про новинки; база знаний самообновляется после каждого релиза.</w:t>
+        <w:t xml:space="preserve"> С v1.55.0 знает все разделы и функции: отвечает на вопрос о любом разделе, перечисляет их и рассказывает про новинки; база знаний самообновляется после каждого релиза.</w:t>
       </w:r>
     </w:p>
     <w:p>

--- a/Описание_Планирование_спринта_PRO.docx
+++ b/Описание_Планирование_спринта_PRO.docx
@@ -37,7 +37,7 @@
           <w:color w:val="7A8AA0"/>
           <w:sz w:val="20"/>
         </w:rPr>
-        <w:t>v1.55.0 · 29.10.2026</w:t>
+        <w:t>v1.56.0 · 29.10.2026</w:t>
       </w:r>
     </w:p>
     <w:p/>
@@ -443,6 +443,19 @@
     <w:p>
       <w:r>
         <w:t>Масштаб от недель до кварталов с прокруткой и кнопкой «К сегодня», вехи и релизы на шкале, фильтры и поиск, колонки (исполнитель, статус, спринт, даты, остаток, резерв), перетаскивание задач между спринтами, базовый план и сдвиг сроков, прогноз завершения по фактическому темпу, загрузка спринтов и экспорт в PNG, PDF и Excel.</w:t>
+      </w:r>
+    </w:p>
+    <w:p>
+      <w:pPr>
+        <w:pStyle w:val="Heading2"/>
+      </w:pPr>
+      <w:r>
+        <w:t>«Гант по иерархии»: лёгкий вид и презентация</w:t>
+      </w:r>
+    </w:p>
+    <w:p>
+      <w:r>
+        <w:t>Режимы вида «Обзор / План / Контроль / Этапы», одна строка инструментов, показатели-фильтры строкой, легенда по кнопке, спокойная графика с акцентом на отклонениях, фокус на цепочке элемента, компактные строки и выгрузка в PowerPoint: обзор, слайд на каждый эпик и сводка «что требует внимания».</w:t>
       </w:r>
     </w:p>
     <w:p>
@@ -1162,7 +1175,7 @@
         <w:t>Встроенный ассистент по данным проекта: velocity, health, баги, зависимости, бюджет; открывает разделы и выполняет команды, работает офлайн.</w:t>
       </w:r>
       <w:r>
-        <w:t xml:space="preserve"> С v1.55.0 знает все разделы и функции: отвечает на вопрос о любом разделе, перечисляет их и рассказывает про новинки; база знаний самообновляется после каждого релиза.</w:t>
+        <w:t xml:space="preserve"> С v1.56.0 знает все разделы и функции: отвечает на вопрос о любом разделе, перечисляет их и рассказывает про новинки; база знаний самообновляется после каждого релиза.</w:t>
       </w:r>
     </w:p>
     <w:p>

--- a/Описание_Планирование_спринта_PRO.docx
+++ b/Описание_Планирование_спринта_PRO.docx
@@ -37,7 +37,7 @@
           <w:color w:val="7A8AA0"/>
           <w:sz w:val="20"/>
         </w:rPr>
-        <w:t>v1.56.0 · 29.10.2026</w:t>
+        <w:t>v1.56.1 · 29.10.2026</w:t>
       </w:r>
     </w:p>
     <w:p/>
@@ -1175,7 +1175,7 @@
         <w:t>Встроенный ассистент по данным проекта: velocity, health, баги, зависимости, бюджет; открывает разделы и выполняет команды, работает офлайн.</w:t>
       </w:r>
       <w:r>
-        <w:t xml:space="preserve"> С v1.56.0 знает все разделы и функции: отвечает на вопрос о любом разделе, перечисляет их и рассказывает про новинки; база знаний самообновляется после каждого релиза.</w:t>
+        <w:t xml:space="preserve"> С v1.56.1 знает все разделы и функции: отвечает на вопрос о любом разделе, перечисляет их и рассказывает про новинки; база знаний самообновляется после каждого релиза.</w:t>
       </w:r>
     </w:p>
     <w:p>
